--- a/발표자료_완전버전.docx
+++ b/발표자료_완전버전.docx
@@ -839,6 +839,142 @@
           <w:szCs w:val="21"/>
         </w:rPr>
         <w:t xml:space="preserve">다크모드 팔레트 보정</w:t>
+      </w:r>
+    </w:p>
+    <w:p>
+      <w:pPr>
+        <w:spacing w:after="120"/>
+      </w:pPr>
+      <w:r>
+        <w:rPr>
+          <w:rFonts w:ascii="Malgun Gothic" w:cs="Malgun Gothic" w:eastAsia="Malgun Gothic" w:hAnsi="Malgun Gothic"/>
+          <w:b/>
+          <w:bCs/>
+          <w:sz w:val="21"/>
+          <w:szCs w:val="21"/>
+        </w:rPr>
+        <w:t xml:space="preserve">⑦ AI 피드백 루프</w:t>
+      </w:r>
+      <w:r>
+        <w:rPr>
+          <w:rFonts w:ascii="Malgun Gothic" w:cs="Malgun Gothic" w:eastAsia="Malgun Gothic" w:hAnsi="Malgun Gothic"/>
+          <w:sz w:val="21"/>
+          <w:szCs w:val="21"/>
+        </w:rPr>
+        <w:t xml:space="preserve"> (1개 PR, 1개 마이그레이션)</w:t>
+      </w:r>
+    </w:p>
+    <w:p>
+      <w:pPr>
+        <w:pStyle w:val="ListParagraph"/>
+        <w:numPr>
+          <w:ilvl w:val="0"/>
+          <w:numId w:val="2"/>
+        </w:numPr>
+        <w:spacing w:after="60"/>
+      </w:pPr>
+      <w:r>
+        <w:rPr>
+          <w:rFonts w:ascii="Malgun Gothic" w:cs="Malgun Gothic" w:eastAsia="Malgun Gothic" w:hAnsi="Malgun Gothic"/>
+          <w:sz w:val="21"/>
+          <w:szCs w:val="21"/>
+        </w:rPr>
+        <w:t xml:space="preserve">습관 추천 이유·식단 칼로리 이유에 👍/👎 평가 기능 신설 (`reason_feedbacks` 테이블)</w:t>
+      </w:r>
+    </w:p>
+    <w:p>
+      <w:pPr>
+        <w:pStyle w:val="ListParagraph"/>
+        <w:numPr>
+          <w:ilvl w:val="0"/>
+          <w:numId w:val="2"/>
+        </w:numPr>
+        <w:spacing w:after="60"/>
+      </w:pPr>
+      <w:r>
+        <w:rPr>
+          <w:rFonts w:ascii="Malgun Gothic" w:cs="Malgun Gothic" w:eastAsia="Malgun Gothic" w:hAnsi="Malgun Gothic"/>
+          <w:sz w:val="21"/>
+          <w:szCs w:val="21"/>
+        </w:rPr>
+        <w:t xml:space="preserve">재평가 시 upsert, 두 기능이 서비스 계층을 공유하는 재사용 가능한 구조로 설계</w:t>
+      </w:r>
+    </w:p>
+    <w:p>
+      <w:pPr>
+        <w:spacing w:after="120"/>
+      </w:pPr>
+      <w:r>
+        <w:rPr>
+          <w:rFonts w:ascii="Malgun Gothic" w:cs="Malgun Gothic" w:eastAsia="Malgun Gothic" w:hAnsi="Malgun Gothic"/>
+          <w:b/>
+          <w:bCs/>
+          <w:sz w:val="21"/>
+          <w:szCs w:val="21"/>
+        </w:rPr>
+        <w:t xml:space="preserve">⑧ 식단·운동 기록 UX 개선</w:t>
+      </w:r>
+      <w:r>
+        <w:rPr>
+          <w:rFonts w:ascii="Malgun Gothic" w:cs="Malgun Gothic" w:eastAsia="Malgun Gothic" w:hAnsi="Malgun Gothic"/>
+          <w:sz w:val="21"/>
+          <w:szCs w:val="21"/>
+        </w:rPr>
+        <w:t xml:space="preserve"> (1개 PR, 1개 신규 엔드포인트)</w:t>
+      </w:r>
+    </w:p>
+    <w:p>
+      <w:pPr>
+        <w:pStyle w:val="ListParagraph"/>
+        <w:numPr>
+          <w:ilvl w:val="0"/>
+          <w:numId w:val="2"/>
+        </w:numPr>
+        <w:spacing w:after="60"/>
+      </w:pPr>
+      <w:r>
+        <w:rPr>
+          <w:rFonts w:ascii="Malgun Gothic" w:cs="Malgun Gothic" w:eastAsia="Malgun Gothic" w:hAnsi="Malgun Gothic"/>
+          <w:sz w:val="21"/>
+          <w:szCs w:val="21"/>
+        </w:rPr>
+        <w:t xml:space="preserve">식단: 검색 결과 여러 개가 각자 인분선택+기록버튼을 가져 복잡하던 문제 → 목록 선택 후 하나만 설정하는 흐름으로 재설계</w:t>
+      </w:r>
+    </w:p>
+    <w:p>
+      <w:pPr>
+        <w:pStyle w:val="ListParagraph"/>
+        <w:numPr>
+          <w:ilvl w:val="0"/>
+          <w:numId w:val="2"/>
+        </w:numPr>
+        <w:spacing w:after="60"/>
+      </w:pPr>
+      <w:r>
+        <w:rPr>
+          <w:rFonts w:ascii="Malgun Gothic" w:cs="Malgun Gothic" w:eastAsia="Malgun Gothic" w:hAnsi="Malgun Gothic"/>
+          <w:sz w:val="21"/>
+          <w:szCs w:val="21"/>
+        </w:rPr>
+        <w:t xml:space="preserve">운동: 세부 종목 구분 없는 고정 23개 목록이라 자유검색 대신 드롭다운으로 전환</w:t>
+      </w:r>
+    </w:p>
+    <w:p>
+      <w:pPr>
+        <w:pStyle w:val="ListParagraph"/>
+        <w:numPr>
+          <w:ilvl w:val="0"/>
+          <w:numId w:val="2"/>
+        </w:numPr>
+        <w:spacing w:after="60"/>
+      </w:pPr>
+      <w:r>
+        <w:rPr>
+          <w:rFonts w:ascii="Malgun Gothic" w:cs="Malgun Gothic" w:eastAsia="Malgun Gothic" w:hAnsi="Malgun Gothic"/>
+          <w:sz w:val="21"/>
+          <w:szCs w:val="21"/>
+        </w:rPr>
+        <w:t xml:space="preserve">운동 "기타(직접 입력)": AI가 자유 입력 운동명의 MET(대사당량) 값을 추정해 칼로리 계산</w:t>
       </w:r>
     </w:p>
     <w:p>
@@ -1930,6 +2066,213 @@
           </w:p>
         </w:tc>
       </w:tr>
+      <w:tr>
+        <w:trPr>
+          <w:tblHeader w:val="false"/>
+        </w:trPr>
+        <w:tc>
+          <w:tcPr>
+            <w:tcW w:type="dxa" w:w="3000"/>
+          </w:tcPr>
+          <w:p/>
+        </w:tc>
+        <w:tc>
+          <w:tcPr>
+            <w:tcW w:type="dxa" w:w="3000"/>
+          </w:tcPr>
+          <w:p/>
+        </w:tc>
+        <w:tc>
+          <w:tcPr>
+            <w:tcW w:type="dxa" w:w="3000"/>
+          </w:tcPr>
+          <w:p/>
+        </w:tc>
+      </w:tr>
+      <w:tr>
+        <w:trPr>
+          <w:tblHeader w:val="false"/>
+        </w:trPr>
+        <w:tc>
+          <w:tcPr>
+            <w:tcW w:type="dxa" w:w="3000"/>
+          </w:tcPr>
+          <w:p>
+            <w:r>
+              <w:rPr>
+                <w:rFonts w:ascii="Malgun Gothic" w:cs="Malgun Gothic" w:eastAsia="Malgun Gothic" w:hAnsi="Malgun Gothic"/>
+                <w:b/>
+                <w:bCs/>
+                <w:sz w:val="21"/>
+                <w:szCs w:val="21"/>
+              </w:rPr>
+              <w:t xml:space="preserve">사용자 피드백 확장</w:t>
+            </w:r>
+          </w:p>
+        </w:tc>
+        <w:tc>
+          <w:tcPr>
+            <w:tcW w:type="dxa" w:w="3000"/>
+          </w:tcPr>
+          <w:p/>
+        </w:tc>
+        <w:tc>
+          <w:tcPr>
+            <w:tcW w:type="dxa" w:w="3000"/>
+          </w:tcPr>
+          <w:p/>
+        </w:tc>
+      </w:tr>
+      <w:tr>
+        <w:trPr>
+          <w:tblHeader w:val="false"/>
+        </w:trPr>
+        <w:tc>
+          <w:tcPr>
+            <w:tcW w:type="dxa" w:w="3000"/>
+          </w:tcPr>
+          <w:p>
+            <w:r>
+              <w:rPr>
+                <w:rFonts w:ascii="Malgun Gothic" w:cs="Malgun Gothic" w:eastAsia="Malgun Gothic" w:hAnsi="Malgun Gothic"/>
+                <w:sz w:val="21"/>
+                <w:szCs w:val="21"/>
+              </w:rPr>
+              <w:t xml:space="preserve">1. AI 피드백 루프</w:t>
+            </w:r>
+          </w:p>
+        </w:tc>
+        <w:tc>
+          <w:tcPr>
+            <w:tcW w:type="dxa" w:w="3000"/>
+          </w:tcPr>
+          <w:p>
+            <w:r>
+              <w:rPr>
+                <w:rFonts w:ascii="Malgun Gothic" w:cs="Malgun Gothic" w:eastAsia="Malgun Gothic" w:hAnsi="Malgun Gothic"/>
+                <w:sz w:val="21"/>
+                <w:szCs w:val="21"/>
+              </w:rPr>
+              <w:t xml:space="preserve">습관/식단 이유에 👍/👎 평가 신설</w:t>
+            </w:r>
+          </w:p>
+        </w:tc>
+        <w:tc>
+          <w:tcPr>
+            <w:tcW w:type="dxa" w:w="3000"/>
+          </w:tcPr>
+          <w:p>
+            <w:r>
+              <w:rPr>
+                <w:rFonts w:ascii="Malgun Gothic" w:cs="Malgun Gothic" w:eastAsia="Malgun Gothic" w:hAnsi="Malgun Gothic"/>
+                <w:sz w:val="21"/>
+                <w:szCs w:val="21"/>
+              </w:rPr>
+              <w:t xml:space="preserve">PR #345</w:t>
+            </w:r>
+          </w:p>
+        </w:tc>
+      </w:tr>
+      <w:tr>
+        <w:trPr>
+          <w:tblHeader w:val="false"/>
+        </w:trPr>
+        <w:tc>
+          <w:tcPr>
+            <w:tcW w:type="dxa" w:w="3000"/>
+          </w:tcPr>
+          <w:p>
+            <w:r>
+              <w:rPr>
+                <w:rFonts w:ascii="Malgun Gothic" w:cs="Malgun Gothic" w:eastAsia="Malgun Gothic" w:hAnsi="Malgun Gothic"/>
+                <w:sz w:val="21"/>
+                <w:szCs w:val="21"/>
+              </w:rPr>
+              <w:t xml:space="preserve">2. 식단 검색 UX</w:t>
+            </w:r>
+          </w:p>
+        </w:tc>
+        <w:tc>
+          <w:tcPr>
+            <w:tcW w:type="dxa" w:w="3000"/>
+          </w:tcPr>
+          <w:p>
+            <w:r>
+              <w:rPr>
+                <w:rFonts w:ascii="Malgun Gothic" w:cs="Malgun Gothic" w:eastAsia="Malgun Gothic" w:hAnsi="Malgun Gothic"/>
+                <w:sz w:val="21"/>
+                <w:szCs w:val="21"/>
+              </w:rPr>
+              <w:t xml:space="preserve">결과 목록 → 선택 → 설정 흐름으로 재설계</w:t>
+            </w:r>
+          </w:p>
+        </w:tc>
+        <w:tc>
+          <w:tcPr>
+            <w:tcW w:type="dxa" w:w="3000"/>
+          </w:tcPr>
+          <w:p>
+            <w:r>
+              <w:rPr>
+                <w:rFonts w:ascii="Malgun Gothic" w:cs="Malgun Gothic" w:eastAsia="Malgun Gothic" w:hAnsi="Malgun Gothic"/>
+                <w:sz w:val="21"/>
+                <w:szCs w:val="21"/>
+              </w:rPr>
+              <w:t xml:space="preserve">PR #346</w:t>
+            </w:r>
+          </w:p>
+        </w:tc>
+      </w:tr>
+      <w:tr>
+        <w:trPr>
+          <w:tblHeader w:val="false"/>
+        </w:trPr>
+        <w:tc>
+          <w:tcPr>
+            <w:tcW w:type="dxa" w:w="3000"/>
+          </w:tcPr>
+          <w:p>
+            <w:r>
+              <w:rPr>
+                <w:rFonts w:ascii="Malgun Gothic" w:cs="Malgun Gothic" w:eastAsia="Malgun Gothic" w:hAnsi="Malgun Gothic"/>
+                <w:sz w:val="21"/>
+                <w:szCs w:val="21"/>
+              </w:rPr>
+              <w:t xml:space="preserve">3. 운동 기록 UX</w:t>
+            </w:r>
+          </w:p>
+        </w:tc>
+        <w:tc>
+          <w:tcPr>
+            <w:tcW w:type="dxa" w:w="3000"/>
+          </w:tcPr>
+          <w:p>
+            <w:r>
+              <w:rPr>
+                <w:rFonts w:ascii="Malgun Gothic" w:cs="Malgun Gothic" w:eastAsia="Malgun Gothic" w:hAnsi="Malgun Gothic"/>
+                <w:sz w:val="21"/>
+                <w:szCs w:val="21"/>
+              </w:rPr>
+              <w:t xml:space="preserve">드롭다운 전환 + "기타" AI MET 추정</w:t>
+            </w:r>
+          </w:p>
+        </w:tc>
+        <w:tc>
+          <w:tcPr>
+            <w:tcW w:type="dxa" w:w="3000"/>
+          </w:tcPr>
+          <w:p>
+            <w:r>
+              <w:rPr>
+                <w:rFonts w:ascii="Malgun Gothic" w:cs="Malgun Gothic" w:eastAsia="Malgun Gothic" w:hAnsi="Malgun Gothic"/>
+                <w:sz w:val="21"/>
+                <w:szCs w:val="21"/>
+              </w:rPr>
+              <w:t xml:space="preserve">PR #346</w:t>
+            </w:r>
+          </w:p>
+        </w:tc>
+      </w:tr>
     </w:tbl>
     <w:p>
       <w:pPr>
@@ -1973,7 +2316,7 @@
           <w:sz w:val="21"/>
           <w:szCs w:val="21"/>
         </w:rPr>
-        <w:t xml:space="preserve">이어지는 슬라이드는 6가지 주제로 구성됩니다:</w:t>
+        <w:t xml:space="preserve">이어지는 슬라이드는 다음 3개 파트로 구성됩니다:</w:t>
       </w:r>
     </w:p>
     <w:p>
@@ -2075,7 +2418,7 @@
           <w:sz w:val="21"/>
           <w:szCs w:val="21"/>
         </w:rPr>
-        <w:t xml:space="preserve">2. 개인화 시스템 파트 (6 슬라이드)</w:t>
+        <w:t xml:space="preserve">2. 개인화 시스템 파트 (9 슬라이드)</w:t>
       </w:r>
     </w:p>
     <w:p>
@@ -2184,6 +2527,60 @@
           <w:szCs w:val="21"/>
         </w:rPr>
         <w:t xml:space="preserve">⑥ 주간 리포트 통합 (BMI/목표/수면)</w:t>
+      </w:r>
+    </w:p>
+    <w:p>
+      <w:pPr>
+        <w:pStyle w:val="ListParagraph"/>
+        <w:numPr>
+          <w:ilvl w:val="1"/>
+          <w:numId w:val="2"/>
+        </w:numPr>
+        <w:spacing w:after="60"/>
+      </w:pPr>
+      <w:r>
+        <w:rPr>
+          <w:rFonts w:ascii="Malgun Gothic" w:cs="Malgun Gothic" w:eastAsia="Malgun Gothic" w:hAnsi="Malgun Gothic"/>
+          <w:sz w:val="21"/>
+          <w:szCs w:val="21"/>
+        </w:rPr>
+        <w:t xml:space="preserve">⑦ AI 피드백 루프 (습관/식단 이유 👍/👎)</w:t>
+      </w:r>
+    </w:p>
+    <w:p>
+      <w:pPr>
+        <w:pStyle w:val="ListParagraph"/>
+        <w:numPr>
+          <w:ilvl w:val="1"/>
+          <w:numId w:val="2"/>
+        </w:numPr>
+        <w:spacing w:after="60"/>
+      </w:pPr>
+      <w:r>
+        <w:rPr>
+          <w:rFonts w:ascii="Malgun Gothic" w:cs="Malgun Gothic" w:eastAsia="Malgun Gothic" w:hAnsi="Malgun Gothic"/>
+          <w:sz w:val="21"/>
+          <w:szCs w:val="21"/>
+        </w:rPr>
+        <w:t xml:space="preserve">⑧ 식단 검색 UX 개선 (목록 선택 → 설정)</w:t>
+      </w:r>
+    </w:p>
+    <w:p>
+      <w:pPr>
+        <w:pStyle w:val="ListParagraph"/>
+        <w:numPr>
+          <w:ilvl w:val="1"/>
+          <w:numId w:val="2"/>
+        </w:numPr>
+        <w:spacing w:after="60"/>
+      </w:pPr>
+      <w:r>
+        <w:rPr>
+          <w:rFonts w:ascii="Malgun Gothic" w:cs="Malgun Gothic" w:eastAsia="Malgun Gothic" w:hAnsi="Malgun Gothic"/>
+          <w:sz w:val="21"/>
+          <w:szCs w:val="21"/>
+        </w:rPr>
+        <w:t xml:space="preserve">⑨ 운동 기록 UX 개선 (드롭다운 + AI MET 추정)</w:t>
       </w:r>
     </w:p>
     <w:p>
@@ -2216,7 +2613,7 @@
           <w:sz w:val="21"/>
           <w:szCs w:val="21"/>
         </w:rPr>
-        <w:t xml:space="preserve">④ UI 통일화</w:t>
+        <w:t xml:space="preserve">UI 통일화</w:t>
       </w:r>
     </w:p>
     <w:p>
@@ -2234,7 +2631,25 @@
           <w:sz w:val="21"/>
           <w:szCs w:val="21"/>
         </w:rPr>
-        <w:t xml:space="preserve">⑤ 시연 시나리오</w:t>
+        <w:t xml:space="preserve">목표 개선</w:t>
+      </w:r>
+    </w:p>
+    <w:p>
+      <w:pPr>
+        <w:pStyle w:val="ListParagraph"/>
+        <w:numPr>
+          <w:ilvl w:val="1"/>
+          <w:numId w:val="2"/>
+        </w:numPr>
+        <w:spacing w:after="60"/>
+      </w:pPr>
+      <w:r>
+        <w:rPr>
+          <w:rFonts w:ascii="Malgun Gothic" w:cs="Malgun Gothic" w:eastAsia="Malgun Gothic" w:hAnsi="Malgun Gothic"/>
+          <w:sz w:val="21"/>
+          <w:szCs w:val="21"/>
+        </w:rPr>
+        <w:t xml:space="preserve">시연 시나리오</w:t>
       </w:r>
     </w:p>
     <w:p>
@@ -8961,6 +9376,20 @@
           <w:sz w:val="18"/>
           <w:szCs w:val="18"/>
         </w:rPr>
+        <w:t xml:space="preserve"> </w:t>
+      </w:r>
+    </w:p>
+    <w:p>
+      <w:pPr>
+        <w:shd w:fill="F0F0F0" w:color="auto" w:val="clear"/>
+        <w:spacing w:after="0"/>
+      </w:pPr>
+      <w:r>
+        <w:rPr>
+          <w:rFonts w:ascii="Consolas" w:cs="Consolas" w:eastAsia="Consolas" w:hAnsi="Consolas"/>
+          <w:sz w:val="18"/>
+          <w:szCs w:val="18"/>
+        </w:rPr>
         <w:t xml:space="preserve"># 예: 당뇨 + "산책 20분" → "당뇨병 혈당 조절에 효과적인 유산소 운동입니다"</w:t>
       </w:r>
     </w:p>
@@ -10097,7 +10526,7 @@
           <w:sz w:val="21"/>
           <w:szCs w:val="21"/>
         </w:rPr>
-        <w:t xml:space="preserve">슬라이드 19 — B⑦ UI 통일화</w:t>
+        <w:t xml:space="preserve">슬라이드 19 — B⑦ 개인화: AI 피드백 루프 (👍/👎)</w:t>
       </w:r>
     </w:p>
     <w:p>
@@ -10112,7 +10541,30 @@
           <w:sz w:val="21"/>
           <w:szCs w:val="21"/>
         </w:rPr>
-        <w:t xml:space="preserve">문제 → 해결: 전체 화면의 아이콘/버튼 스타일이 제각각 → 표준화 (PR #305)</w:t>
+        <w:t xml:space="preserve">문제 → 해결: AI/규칙 기반으로 생성되는 습관 추천 이유, 식단 칼로리 이유가 실제로 도움이 되는지 확인할 방법이 전혀 없었음 → 평가 채널 신설</w:t>
+      </w:r>
+    </w:p>
+    <w:p>
+      <w:pPr>
+        <w:spacing w:after="120"/>
+      </w:pPr>
+      <w:r>
+        <w:rPr>
+          <w:rFonts w:ascii="Malgun Gothic" w:cs="Malgun Gothic" w:eastAsia="Malgun Gothic" w:hAnsi="Malgun Gothic"/>
+          <w:b/>
+          <w:bCs/>
+          <w:sz w:val="21"/>
+          <w:szCs w:val="21"/>
+        </w:rPr>
+        <w:t xml:space="preserve">구현</w:t>
+      </w:r>
+      <w:r>
+        <w:rPr>
+          <w:rFonts w:ascii="Malgun Gothic" w:cs="Malgun Gothic" w:eastAsia="Malgun Gothic" w:hAnsi="Malgun Gothic"/>
+          <w:sz w:val="21"/>
+          <w:szCs w:val="21"/>
+        </w:rPr>
+        <w:t xml:space="preserve">: PR #345</w:t>
       </w:r>
     </w:p>
     <w:p>
@@ -10126,35 +10578,63 @@
           <w:sz w:val="21"/>
           <w:szCs w:val="21"/>
         </w:rPr>
-        <w:t xml:space="preserve">1. 제목 아이콘 표준화 (14개 화면)</w:t>
-      </w:r>
-    </w:p>
-    <w:p>
-      <w:pPr>
-        <w:shd w:fill="F0F0F0" w:color="auto" w:val="clear"/>
-        <w:spacing w:after="0"/>
-      </w:pPr>
-      <w:r>
-        <w:rPr>
-          <w:rFonts w:ascii="Consolas" w:cs="Consolas" w:eastAsia="Consolas" w:hAnsi="Consolas"/>
-          <w:sz w:val="18"/>
-          <w:szCs w:val="18"/>
-        </w:rPr>
-        <w:t xml:space="preserve">기존: 이모지(📅💊👨‍👩‍👧) 제각각</w:t>
-      </w:r>
-    </w:p>
-    <w:p>
-      <w:pPr>
-        <w:shd w:fill="F0F0F0" w:color="auto" w:val="clear"/>
-        <w:spacing w:after="0"/>
-      </w:pPr>
-      <w:r>
-        <w:rPr>
-          <w:rFonts w:ascii="Consolas" w:cs="Consolas" w:eastAsia="Consolas" w:hAnsi="Consolas"/>
-          <w:sz w:val="18"/>
-          <w:szCs w:val="18"/>
-        </w:rPr>
-        <w:t xml:space="preserve">개선: lucide 라인아트 아이콘 통일</w:t>
+        <w:t xml:space="preserve">1. 설계: 대상마다 고유 PK가 없는 문제</w:t>
+      </w:r>
+    </w:p>
+    <w:p>
+      <w:pPr>
+        <w:shd w:fill="F0F0F0" w:color="auto" w:val="clear"/>
+        <w:spacing w:after="0"/>
+      </w:pPr>
+      <w:r>
+        <w:rPr>
+          <w:rFonts w:ascii="Consolas" w:cs="Consolas" w:eastAsia="Consolas" w:hAnsi="Consolas"/>
+          <w:sz w:val="18"/>
+          <w:szCs w:val="18"/>
+        </w:rPr>
+        <w:t xml:space="preserve">class ReasonFeedback(Base):</w:t>
+      </w:r>
+    </w:p>
+    <w:p>
+      <w:pPr>
+        <w:shd w:fill="F0F0F0" w:color="auto" w:val="clear"/>
+        <w:spacing w:after="0"/>
+      </w:pPr>
+      <w:r>
+        <w:rPr>
+          <w:rFonts w:ascii="Consolas" w:cs="Consolas" w:eastAsia="Consolas" w:hAnsi="Consolas"/>
+          <w:sz w:val="18"/>
+          <w:szCs w:val="18"/>
+        </w:rPr>
+        <w:t xml:space="preserve">    """습관 추천 이유(요청마다 새로 계산, DB row 없음)와 식단 칼로리 이유</w:t>
+      </w:r>
+    </w:p>
+    <w:p>
+      <w:pPr>
+        <w:shd w:fill="F0F0F0" w:color="auto" w:val="clear"/>
+        <w:spacing w:after="0"/>
+      </w:pPr>
+      <w:r>
+        <w:rPr>
+          <w:rFonts w:ascii="Consolas" w:cs="Consolas" w:eastAsia="Consolas" w:hAnsi="Consolas"/>
+          <w:sz w:val="18"/>
+          <w:szCs w:val="18"/>
+        </w:rPr>
+        <w:t xml:space="preserve">    ((profile_id, log_date)로만 식별)는 chat_message_feedbacks처럼 단일 FK로</w:t>
+      </w:r>
+    </w:p>
+    <w:p>
+      <w:pPr>
+        <w:shd w:fill="F0F0F0" w:color="auto" w:val="clear"/>
+        <w:spacing w:after="0"/>
+      </w:pPr>
+      <w:r>
+        <w:rPr>
+          <w:rFonts w:ascii="Consolas" w:cs="Consolas" w:eastAsia="Consolas" w:hAnsi="Consolas"/>
+          <w:sz w:val="18"/>
+          <w:szCs w:val="18"/>
+        </w:rPr>
+        <w:t xml:space="preserve">    특정할 수 없다 - (feature, target_key) 조합으로 느슨하게 대상을 식별한다."""</w:t>
       </w:r>
     </w:p>
     <w:p>
@@ -10182,133 +10662,63 @@
           <w:sz w:val="18"/>
           <w:szCs w:val="18"/>
         </w:rPr>
-        <w:t xml:space="preserve">| 화면 | 아이콘 | 화면 | 아이콘 |</w:t>
-      </w:r>
-    </w:p>
-    <w:p>
-      <w:pPr>
-        <w:shd w:fill="F0F0F0" w:color="auto" w:val="clear"/>
-        <w:spacing w:after="0"/>
-      </w:pPr>
-      <w:r>
-        <w:rPr>
-          <w:rFonts w:ascii="Consolas" w:cs="Consolas" w:eastAsia="Consolas" w:hAnsi="Consolas"/>
-          <w:sz w:val="18"/>
-          <w:szCs w:val="18"/>
-        </w:rPr>
-        <w:t xml:space="preserve">|---|---|---|---|</w:t>
-      </w:r>
-    </w:p>
-    <w:p>
-      <w:pPr>
-        <w:shd w:fill="F0F0F0" w:color="auto" w:val="clear"/>
-        <w:spacing w:after="0"/>
-      </w:pPr>
-      <w:r>
-        <w:rPr>
-          <w:rFonts w:ascii="Consolas" w:cs="Consolas" w:eastAsia="Consolas" w:hAnsi="Consolas"/>
-          <w:sz w:val="18"/>
-          <w:szCs w:val="18"/>
-        </w:rPr>
-        <w:t xml:space="preserve">| 복약스케줄 | Calendar | 개인건강정보 | HeartPulse |</w:t>
-      </w:r>
-    </w:p>
-    <w:p>
-      <w:pPr>
-        <w:shd w:fill="F0F0F0" w:color="auto" w:val="clear"/>
-        <w:spacing w:after="0"/>
-      </w:pPr>
-      <w:r>
-        <w:rPr>
-          <w:rFonts w:ascii="Consolas" w:cs="Consolas" w:eastAsia="Consolas" w:hAnsi="Consolas"/>
-          <w:sz w:val="18"/>
-          <w:szCs w:val="18"/>
-        </w:rPr>
-        <w:t xml:space="preserve">| 복약관리 | Pill | 복약시간표 | Clock |</w:t>
-      </w:r>
-    </w:p>
-    <w:p>
-      <w:pPr>
-        <w:shd w:fill="F0F0F0" w:color="auto" w:val="clear"/>
-        <w:spacing w:after="0"/>
-      </w:pPr>
-      <w:r>
-        <w:rPr>
-          <w:rFonts w:ascii="Consolas" w:cs="Consolas" w:eastAsia="Consolas" w:hAnsi="Consolas"/>
-          <w:sz w:val="18"/>
-          <w:szCs w:val="18"/>
-        </w:rPr>
-        <w:t xml:space="preserve">| 가족관리 | Users | 주간리포트 | BarChart3 |</w:t>
-      </w:r>
-    </w:p>
-    <w:p>
-      <w:pPr>
-        <w:shd w:fill="F0F0F0" w:color="auto" w:val="clear"/>
-        <w:spacing w:after="0"/>
-      </w:pPr>
-      <w:r>
-        <w:rPr>
-          <w:rFonts w:ascii="Consolas" w:cs="Consolas" w:eastAsia="Consolas" w:hAnsi="Consolas"/>
-          <w:sz w:val="18"/>
-          <w:szCs w:val="18"/>
-        </w:rPr>
-        <w:t xml:space="preserve">| 응급안내 | Siren | 트래커 | Activity |</w:t>
-      </w:r>
-    </w:p>
-    <w:p>
-      <w:pPr>
-        <w:shd w:fill="F0F0F0" w:color="auto" w:val="clear"/>
-        <w:spacing w:after="0"/>
-      </w:pPr>
-      <w:r>
-        <w:rPr>
-          <w:rFonts w:ascii="Consolas" w:cs="Consolas" w:eastAsia="Consolas" w:hAnsi="Consolas"/>
-          <w:sz w:val="18"/>
-          <w:szCs w:val="18"/>
-        </w:rPr>
-        <w:t xml:space="preserve">| 더보기 | LayoutGrid | 공지사항 | Megaphone |</w:t>
-      </w:r>
-    </w:p>
-    <w:p>
-      <w:pPr>
-        <w:shd w:fill="F0F0F0" w:color="auto" w:val="clear"/>
-        <w:spacing w:after="0"/>
-      </w:pPr>
-      <w:r>
-        <w:rPr>
-          <w:rFonts w:ascii="Consolas" w:cs="Consolas" w:eastAsia="Consolas" w:hAnsi="Consolas"/>
-          <w:sz w:val="18"/>
-          <w:szCs w:val="18"/>
-        </w:rPr>
-        <w:t xml:space="preserve">| 알림설정 | Bell | 동의화면 | ShieldCheck |</w:t>
-      </w:r>
-    </w:p>
-    <w:p>
-      <w:pPr>
-        <w:shd w:fill="F0F0F0" w:color="auto" w:val="clear"/>
-        <w:spacing w:after="0"/>
-      </w:pPr>
-      <w:r>
-        <w:rPr>
-          <w:rFonts w:ascii="Consolas" w:cs="Consolas" w:eastAsia="Consolas" w:hAnsi="Consolas"/>
-          <w:sz w:val="18"/>
-          <w:szCs w:val="18"/>
-        </w:rPr>
-        <w:t xml:space="preserve">| 생활습관정보 | Moon | 컨텐츠생성 | Sparkles |</w:t>
-      </w:r>
-    </w:p>
-    <w:p>
-      <w:pPr>
-        <w:shd w:fill="F0F0F0" w:color="auto" w:val="clear"/>
-        <w:spacing w:after="0"/>
-      </w:pPr>
-      <w:r>
-        <w:rPr>
-          <w:rFonts w:ascii="Consolas" w:cs="Consolas" w:eastAsia="Consolas" w:hAnsi="Consolas"/>
-          <w:sz w:val="18"/>
-          <w:szCs w:val="18"/>
-        </w:rPr>
-        <w:t xml:space="preserve">| 개인정보수정 | Settings | 다이어리 | NotebookPen |</w:t>
+        <w:t xml:space="preserve">    profile_id: int</w:t>
+      </w:r>
+    </w:p>
+    <w:p>
+      <w:pPr>
+        <w:shd w:fill="F0F0F0" w:color="auto" w:val="clear"/>
+        <w:spacing w:after="0"/>
+      </w:pPr>
+      <w:r>
+        <w:rPr>
+          <w:rFonts w:ascii="Consolas" w:cs="Consolas" w:eastAsia="Consolas" w:hAnsi="Consolas"/>
+          <w:sz w:val="18"/>
+          <w:szCs w:val="18"/>
+        </w:rPr>
+        <w:t xml:space="preserve">    feature: ReasonFeedbackFeature  # HABIT_REASON | DIET_KCAL_REASON</w:t>
+      </w:r>
+    </w:p>
+    <w:p>
+      <w:pPr>
+        <w:shd w:fill="F0F0F0" w:color="auto" w:val="clear"/>
+        <w:spacing w:after="0"/>
+      </w:pPr>
+      <w:r>
+        <w:rPr>
+          <w:rFonts w:ascii="Consolas" w:cs="Consolas" w:eastAsia="Consolas" w:hAnsi="Consolas"/>
+          <w:sz w:val="18"/>
+          <w:szCs w:val="18"/>
+        </w:rPr>
+        <w:t xml:space="preserve">    target_key: str  # habit_key 또는 log_date(ISO)</w:t>
+      </w:r>
+    </w:p>
+    <w:p>
+      <w:pPr>
+        <w:shd w:fill="F0F0F0" w:color="auto" w:val="clear"/>
+        <w:spacing w:after="0"/>
+      </w:pPr>
+      <w:r>
+        <w:rPr>
+          <w:rFonts w:ascii="Consolas" w:cs="Consolas" w:eastAsia="Consolas" w:hAnsi="Consolas"/>
+          <w:sz w:val="18"/>
+          <w:szCs w:val="18"/>
+        </w:rPr>
+        <w:t xml:space="preserve">    value: FeedbackValue  # UP | DOWN</w:t>
+      </w:r>
+    </w:p>
+    <w:p>
+      <w:pPr>
+        <w:shd w:fill="F0F0F0" w:color="auto" w:val="clear"/>
+        <w:spacing w:after="0"/>
+      </w:pPr>
+      <w:r>
+        <w:rPr>
+          <w:rFonts w:ascii="Consolas" w:cs="Consolas" w:eastAsia="Consolas" w:hAnsi="Consolas"/>
+          <w:sz w:val="18"/>
+          <w:szCs w:val="18"/>
+        </w:rPr>
+        <w:t xml:space="preserve">    comment: str | None</w:t>
       </w:r>
     </w:p>
     <w:p>
@@ -10336,35 +10746,7 @@
           <w:sz w:val="18"/>
           <w:szCs w:val="18"/>
         </w:rPr>
-        <w:t xml:space="preserve">PageTitle 컴포넌트:</w:t>
-      </w:r>
-    </w:p>
-    <w:p>
-      <w:pPr>
-        <w:shd w:fill="F0F0F0" w:color="auto" w:val="clear"/>
-        <w:spacing w:after="0"/>
-      </w:pPr>
-      <w:r>
-        <w:rPr>
-          <w:rFonts w:ascii="Consolas" w:cs="Consolas" w:eastAsia="Consolas" w:hAnsi="Consolas"/>
-          <w:sz w:val="18"/>
-          <w:szCs w:val="18"/>
-        </w:rPr>
-        <w:t xml:space="preserve">&lt;PageTitle icon={Calendar}&gt;복약스케줄&lt;/PageTitle&gt;</w:t>
-      </w:r>
-    </w:p>
-    <w:p>
-      <w:pPr>
-        <w:shd w:fill="F0F0F0" w:color="auto" w:val="clear"/>
-        <w:spacing w:after="0"/>
-      </w:pPr>
-      <w:r>
-        <w:rPr>
-          <w:rFonts w:ascii="Consolas" w:cs="Consolas" w:eastAsia="Consolas" w:hAnsi="Consolas"/>
-          <w:sz w:val="18"/>
-          <w:szCs w:val="18"/>
-        </w:rPr>
-        <w:t xml:space="preserve">→ 36px 원형 배경 + 아이콘 + h1 자동 적용</w:t>
+        <w:t xml:space="preserve">    # (profile_id, feature, target_key) 유니크 - 재평가 시 upsert</w:t>
       </w:r>
     </w:p>
     <w:p>
@@ -10383,77 +10765,35 @@
           <w:sz w:val="21"/>
           <w:szCs w:val="21"/>
         </w:rPr>
-        <w:t xml:space="preserve">2. 버튼 모서리 표준화</w:t>
-      </w:r>
-    </w:p>
-    <w:p>
-      <w:pPr>
-        <w:shd w:fill="F0F0F0" w:color="auto" w:val="clear"/>
-        <w:spacing w:after="0"/>
-      </w:pPr>
-      <w:r>
-        <w:rPr>
-          <w:rFonts w:ascii="Consolas" w:cs="Consolas" w:eastAsia="Consolas" w:hAnsi="Consolas"/>
-          <w:sz w:val="18"/>
-          <w:szCs w:val="18"/>
-        </w:rPr>
-        <w:t xml:space="preserve">기본: 10px</w:t>
-      </w:r>
-    </w:p>
-    <w:p>
-      <w:pPr>
-        <w:shd w:fill="F0F0F0" w:color="auto" w:val="clear"/>
-        <w:spacing w:after="0"/>
-      </w:pPr>
-      <w:r>
-        <w:rPr>
-          <w:rFonts w:ascii="Consolas" w:cs="Consolas" w:eastAsia="Consolas" w:hAnsi="Consolas"/>
-          <w:sz w:val="18"/>
-          <w:szCs w:val="18"/>
-        </w:rPr>
-        <w:t xml:space="preserve">예외:</w:t>
-      </w:r>
-    </w:p>
-    <w:p>
-      <w:pPr>
-        <w:shd w:fill="F0F0F0" w:color="auto" w:val="clear"/>
-        <w:spacing w:after="0"/>
-      </w:pPr>
-      <w:r>
-        <w:rPr>
-          <w:rFonts w:ascii="Consolas" w:cs="Consolas" w:eastAsia="Consolas" w:hAnsi="Consolas"/>
-          <w:sz w:val="18"/>
-          <w:szCs w:val="18"/>
-        </w:rPr>
-        <w:t xml:space="preserve">  • 카드형 버튼(응급안내, 더보기, 홈 바로가기): 16px</w:t>
-      </w:r>
-    </w:p>
-    <w:p>
-      <w:pPr>
-        <w:shd w:fill="F0F0F0" w:color="auto" w:val="clear"/>
-        <w:spacing w:after="0"/>
-      </w:pPr>
-      <w:r>
-        <w:rPr>
-          <w:rFonts w:ascii="Consolas" w:cs="Consolas" w:eastAsia="Consolas" w:hAnsi="Consolas"/>
-          <w:sz w:val="18"/>
-          <w:szCs w:val="18"/>
-        </w:rPr>
-        <w:t xml:space="preserve">  • 토글 필모양: 999px</w:t>
-      </w:r>
-    </w:p>
-    <w:p>
-      <w:pPr>
-        <w:shd w:fill="F0F0F0" w:color="auto" w:val="clear"/>
-        <w:spacing w:after="0"/>
-      </w:pPr>
-      <w:r>
-        <w:rPr>
-          <w:rFonts w:ascii="Consolas" w:cs="Consolas" w:eastAsia="Consolas" w:hAnsi="Consolas"/>
-          <w:sz w:val="18"/>
-          <w:szCs w:val="18"/>
-        </w:rPr>
-        <w:t xml:space="preserve">  • 원형 아이콘: 50%</w:t>
+        <w:t xml:space="preserve">2. 엔드포인트 2개 (기존 로직 재검증으로 무결성 보장)</w:t>
+      </w:r>
+    </w:p>
+    <w:p>
+      <w:pPr>
+        <w:shd w:fill="F0F0F0" w:color="auto" w:val="clear"/>
+        <w:spacing w:after="0"/>
+      </w:pPr>
+      <w:r>
+        <w:rPr>
+          <w:rFonts w:ascii="Consolas" w:cs="Consolas" w:eastAsia="Consolas" w:hAnsi="Consolas"/>
+          <w:sz w:val="18"/>
+          <w:szCs w:val="18"/>
+        </w:rPr>
+        <w:t xml:space="preserve">POST /habits/{habit_key}/reason-feedback</w:t>
+      </w:r>
+    </w:p>
+    <w:p>
+      <w:pPr>
+        <w:shd w:fill="F0F0F0" w:color="auto" w:val="clear"/>
+        <w:spacing w:after="0"/>
+      </w:pPr>
+      <w:r>
+        <w:rPr>
+          <w:rFonts w:ascii="Consolas" w:cs="Consolas" w:eastAsia="Consolas" w:hAnsi="Consolas"/>
+          <w:sz w:val="18"/>
+          <w:szCs w:val="18"/>
+        </w:rPr>
+        <w:t xml:space="preserve">  → habit_key가 "오늘의 추천 목록"에 없으면 404 (엉뚱한 값 평가 방지)</w:t>
       </w:r>
     </w:p>
     <w:p>
@@ -10481,49 +10821,68 @@
           <w:sz w:val="18"/>
           <w:szCs w:val="18"/>
         </w:rPr>
-        <w:t xml:space="preserve">작업 중 발견 &amp; 함께 고침:</w:t>
-      </w:r>
-    </w:p>
-    <w:p>
-      <w:pPr>
-        <w:shd w:fill="F0F0F0" w:color="auto" w:val="clear"/>
-        <w:spacing w:after="0"/>
-      </w:pPr>
-      <w:r>
-        <w:rPr>
-          <w:rFonts w:ascii="Consolas" w:cs="Consolas" w:eastAsia="Consolas" w:hAnsi="Consolas"/>
-          <w:sz w:val="18"/>
-          <w:szCs w:val="18"/>
-        </w:rPr>
-        <w:t xml:space="preserve">  • 제목 여백 소실: marginBottom 12 추가</w:t>
-      </w:r>
-    </w:p>
-    <w:p>
-      <w:pPr>
-        <w:shd w:fill="F0F0F0" w:color="auto" w:val="clear"/>
-        <w:spacing w:after="0"/>
-      </w:pPr>
-      <w:r>
-        <w:rPr>
-          <w:rFonts w:ascii="Consolas" w:cs="Consolas" w:eastAsia="Consolas" w:hAnsi="Consolas"/>
-          <w:sz w:val="18"/>
-          <w:szCs w:val="18"/>
-        </w:rPr>
-        <w:t xml:space="preserve">  • 팝업 패널 어긋남: 8/12px → 10px 정렬</w:t>
-      </w:r>
-    </w:p>
-    <w:p>
-      <w:pPr>
-        <w:shd w:fill="F0F0F0" w:color="auto" w:val="clear"/>
-        <w:spacing w:after="0"/>
-      </w:pPr>
-      <w:r>
-        <w:rPr>
-          <w:rFonts w:ascii="Consolas" w:cs="Consolas" w:eastAsia="Consolas" w:hAnsi="Consolas"/>
-          <w:sz w:val="18"/>
-          <w:szCs w:val="18"/>
-        </w:rPr>
-        <w:t xml:space="preserve">  • DUR 화면 팔레트: pinkTheme 토큰 통일 (다크모드 지원)</w:t>
+        <w:t xml:space="preserve">POST /diet/kcal-reason-feedback</w:t>
+      </w:r>
+    </w:p>
+    <w:p>
+      <w:pPr>
+        <w:shd w:fill="F0F0F0" w:color="auto" w:val="clear"/>
+        <w:spacing w:after="0"/>
+      </w:pPr>
+      <w:r>
+        <w:rPr>
+          <w:rFonts w:ascii="Consolas" w:cs="Consolas" w:eastAsia="Consolas" w:hAnsi="Consolas"/>
+          <w:sz w:val="18"/>
+          <w:szCs w:val="18"/>
+        </w:rPr>
+        <w:t xml:space="preserve">  → 오늘의 칼로리 이유가 아직 생성 안 됐으면 404</w:t>
+      </w:r>
+    </w:p>
+    <w:p>
+      <w:pPr>
+        <w:spacing w:after="120"/>
+      </w:pPr>
+    </w:p>
+    <w:p>
+      <w:pPr>
+        <w:pStyle w:val="Heading3"/>
+        <w:spacing w:after="120" w:before="240"/>
+      </w:pPr>
+      <w:r>
+        <w:rPr>
+          <w:rFonts w:ascii="Malgun Gothic" w:cs="Malgun Gothic" w:eastAsia="Malgun Gothic" w:hAnsi="Malgun Gothic"/>
+          <w:sz w:val="21"/>
+          <w:szCs w:val="21"/>
+        </w:rPr>
+        <w:t xml:space="preserve">3. 프론트: 공용 컴포넌트 하나로 두 기능 재사용</w:t>
+      </w:r>
+    </w:p>
+    <w:p>
+      <w:pPr>
+        <w:shd w:fill="F0F0F0" w:color="auto" w:val="clear"/>
+        <w:spacing w:after="0"/>
+      </w:pPr>
+      <w:r>
+        <w:rPr>
+          <w:rFonts w:ascii="Consolas" w:cs="Consolas" w:eastAsia="Consolas" w:hAnsi="Consolas"/>
+          <w:sz w:val="18"/>
+          <w:szCs w:val="18"/>
+        </w:rPr>
+        <w:t xml:space="preserve">&lt;ReasonFeedback onSubmit={(value) =&gt; habitApi.submitReasonFeedback(habit.key, value)} /&gt;</w:t>
+      </w:r>
+    </w:p>
+    <w:p>
+      <w:pPr>
+        <w:shd w:fill="F0F0F0" w:color="auto" w:val="clear"/>
+        <w:spacing w:after="0"/>
+      </w:pPr>
+      <w:r>
+        <w:rPr>
+          <w:rFonts w:ascii="Consolas" w:cs="Consolas" w:eastAsia="Consolas" w:hAnsi="Consolas"/>
+          <w:sz w:val="18"/>
+          <w:szCs w:val="18"/>
+        </w:rPr>
+        <w:t xml:space="preserve">&lt;ReasonFeedback onSubmit={(value) =&gt; dietApi.submitKcalReasonFeedback(value)} /&gt;</w:t>
       </w:r>
     </w:p>
     <w:p>
@@ -10543,15 +10902,43 @@
           <w:sz w:val="21"/>
           <w:szCs w:val="21"/>
         </w:rPr>
-        <w:t xml:space="preserve">테스트</w:t>
-      </w:r>
-      <w:r>
-        <w:rPr>
-          <w:rFonts w:ascii="Malgun Gothic" w:cs="Malgun Gothic" w:eastAsia="Malgun Gothic" w:hAnsi="Malgun Gothic"/>
-          <w:sz w:val="21"/>
-          <w:szCs w:val="21"/>
-        </w:rPr>
-        <w:t xml:space="preserve">: 16개 화면 DOM 실측</w:t>
+        <w:t xml:space="preserve">효과</w:t>
+      </w:r>
+    </w:p>
+    <w:p>
+      <w:pPr>
+        <w:pStyle w:val="ListParagraph"/>
+        <w:numPr>
+          <w:ilvl w:val="0"/>
+          <w:numId w:val="2"/>
+        </w:numPr>
+        <w:spacing w:after="60"/>
+      </w:pPr>
+      <w:r>
+        <w:rPr>
+          <w:rFonts w:ascii="Malgun Gothic" w:cs="Malgun Gothic" w:eastAsia="Malgun Gothic" w:hAnsi="Malgun Gothic"/>
+          <w:sz w:val="21"/>
+          <w:szCs w:val="21"/>
+        </w:rPr>
+        <w:t xml:space="preserve">습관/식단 이유 문구 아래 👍/👎 + "감사합니다!" 확인 문구</w:t>
+      </w:r>
+    </w:p>
+    <w:p>
+      <w:pPr>
+        <w:pStyle w:val="ListParagraph"/>
+        <w:numPr>
+          <w:ilvl w:val="0"/>
+          <w:numId w:val="2"/>
+        </w:numPr>
+        <w:spacing w:after="60"/>
+      </w:pPr>
+      <w:r>
+        <w:rPr>
+          <w:rFonts w:ascii="Malgun Gothic" w:cs="Malgun Gothic" w:eastAsia="Malgun Gothic" w:hAnsi="Malgun Gothic"/>
+          <w:sz w:val="21"/>
+          <w:szCs w:val="21"/>
+        </w:rPr>
+        <w:t xml:space="preserve">재평가 가능(upsert), 실패해도 화면 흐름을 막지 않음(조용히 무시)</w:t>
       </w:r>
     </w:p>
     <w:p>
@@ -10566,6 +10953,29 @@
           <w:sz w:val="21"/>
           <w:szCs w:val="21"/>
         </w:rPr>
+        <w:t xml:space="preserve">테스트</w:t>
+      </w:r>
+      <w:r>
+        <w:rPr>
+          <w:rFonts w:ascii="Malgun Gothic" w:cs="Malgun Gothic" w:eastAsia="Malgun Gothic" w:hAnsi="Malgun Gothic"/>
+          <w:sz w:val="21"/>
+          <w:szCs w:val="21"/>
+        </w:rPr>
+        <w:t xml:space="preserve">: 신규 6개(habit 3개 + diet 3개) 전부 통과</w:t>
+      </w:r>
+    </w:p>
+    <w:p>
+      <w:pPr>
+        <w:spacing w:after="120"/>
+      </w:pPr>
+      <w:r>
+        <w:rPr>
+          <w:rFonts w:ascii="Malgun Gothic" w:cs="Malgun Gothic" w:eastAsia="Malgun Gothic" w:hAnsi="Malgun Gothic"/>
+          <w:b/>
+          <w:bCs/>
+          <w:sz w:val="21"/>
+          <w:szCs w:val="21"/>
+        </w:rPr>
         <w:t xml:space="preserve">마이그레이션</w:t>
       </w:r>
       <w:r>
@@ -10574,7 +10984,7 @@
           <w:sz w:val="21"/>
           <w:szCs w:val="21"/>
         </w:rPr>
-        <w:t xml:space="preserve">: 없음</w:t>
+        <w:t xml:space="preserve">: 0062 (reason_feedbacks 테이블 신설)</w:t>
       </w:r>
     </w:p>
     <w:p>
@@ -10601,7 +11011,7 @@
           <w:sz w:val="21"/>
           <w:szCs w:val="21"/>
         </w:rPr>
-        <w:t xml:space="preserve">슬라이드 20 — 목표 개선: 횟수형 목표 구분</w:t>
+        <w:t xml:space="preserve">슬라이드 20 — B⑧ 개인화: 식단 검색 UX 개선</w:t>
       </w:r>
     </w:p>
     <w:p>
@@ -10616,43 +11026,114 @@
           <w:sz w:val="21"/>
           <w:szCs w:val="21"/>
         </w:rPr>
-        <w:t xml:space="preserve">개선</w:t>
-      </w:r>
-      <w:r>
-        <w:rPr>
-          <w:rFonts w:ascii="Malgun Gothic" w:cs="Malgun Gothic" w:eastAsia="Malgun Gothic" w:hAnsi="Malgun Gothic"/>
-          <w:sz w:val="21"/>
-          <w:szCs w:val="21"/>
-        </w:rPr>
-        <w:t xml:space="preserve">: PR #320 (T-GOAL-2)</w:t>
-      </w:r>
-    </w:p>
-    <w:p>
-      <w:pPr>
-        <w:shd w:fill="F0F0F0" w:color="auto" w:val="clear"/>
-        <w:spacing w:after="0"/>
-      </w:pPr>
-      <w:r>
-        <w:rPr>
-          <w:rFonts w:ascii="Consolas" w:cs="Consolas" w:eastAsia="Consolas" w:hAnsi="Consolas"/>
-          <w:sz w:val="18"/>
-          <w:szCs w:val="18"/>
-        </w:rPr>
-        <w:t xml:space="preserve">기존: 모든 목표가 수치형(체중, BMI 등)</w:t>
-      </w:r>
-    </w:p>
-    <w:p>
-      <w:pPr>
-        <w:shd w:fill="F0F0F0" w:color="auto" w:val="clear"/>
-        <w:spacing w:after="0"/>
-      </w:pPr>
-      <w:r>
-        <w:rPr>
-          <w:rFonts w:ascii="Consolas" w:cs="Consolas" w:eastAsia="Consolas" w:hAnsi="Consolas"/>
-          <w:sz w:val="18"/>
-          <w:szCs w:val="18"/>
-        </w:rPr>
-        <w:t xml:space="preserve">개선: NUMERIC(수치형) / FREQUENCY(횟수형) 구분</w:t>
+        <w:t xml:space="preserve">문제 → 해결: 검색 결과가 여러 개면 카드마다 인분선택+기록버튼이 다 붙어 한눈에 보기 힘들다는 실사용 피드백</w:t>
+      </w:r>
+    </w:p>
+    <w:p>
+      <w:pPr>
+        <w:spacing w:after="120"/>
+      </w:pPr>
+      <w:r>
+        <w:rPr>
+          <w:rFonts w:ascii="Malgun Gothic" w:cs="Malgun Gothic" w:eastAsia="Malgun Gothic" w:hAnsi="Malgun Gothic"/>
+          <w:b/>
+          <w:bCs/>
+          <w:sz w:val="21"/>
+          <w:szCs w:val="21"/>
+        </w:rPr>
+        <w:t xml:space="preserve">구현</w:t>
+      </w:r>
+      <w:r>
+        <w:rPr>
+          <w:rFonts w:ascii="Malgun Gothic" w:cs="Malgun Gothic" w:eastAsia="Malgun Gothic" w:hAnsi="Malgun Gothic"/>
+          <w:sz w:val="21"/>
+          <w:szCs w:val="21"/>
+        </w:rPr>
+        <w:t xml:space="preserve">: PR #346</w:t>
+      </w:r>
+    </w:p>
+    <w:p>
+      <w:pPr>
+        <w:pStyle w:val="Heading3"/>
+        <w:spacing w:after="120" w:before="240"/>
+      </w:pPr>
+      <w:r>
+        <w:rPr>
+          <w:rFonts w:ascii="Malgun Gothic" w:cs="Malgun Gothic" w:eastAsia="Malgun Gothic" w:hAnsi="Malgun Gothic"/>
+          <w:sz w:val="21"/>
+          <w:szCs w:val="21"/>
+        </w:rPr>
+        <w:t xml:space="preserve">Before → After</w:t>
+      </w:r>
+    </w:p>
+    <w:p>
+      <w:pPr>
+        <w:shd w:fill="F0F0F0" w:color="auto" w:val="clear"/>
+        <w:spacing w:after="0"/>
+      </w:pPr>
+      <w:r>
+        <w:rPr>
+          <w:rFonts w:ascii="Consolas" w:cs="Consolas" w:eastAsia="Consolas" w:hAnsi="Consolas"/>
+          <w:sz w:val="18"/>
+          <w:szCs w:val="18"/>
+        </w:rPr>
+        <w:t xml:space="preserve">Before: 검색 결과 N개 각각에</w:t>
+      </w:r>
+    </w:p>
+    <w:p>
+      <w:pPr>
+        <w:shd w:fill="F0F0F0" w:color="auto" w:val="clear"/>
+        <w:spacing w:after="0"/>
+      </w:pPr>
+      <w:r>
+        <w:rPr>
+          <w:rFonts w:ascii="Consolas" w:cs="Consolas" w:eastAsia="Consolas" w:hAnsi="Consolas"/>
+          <w:sz w:val="18"/>
+          <w:szCs w:val="18"/>
+        </w:rPr>
+        <w:t xml:space="preserve">  [흰쌀밥]   [0.5/1/1.5/2인분] [기록하기]</w:t>
+      </w:r>
+    </w:p>
+    <w:p>
+      <w:pPr>
+        <w:shd w:fill="F0F0F0" w:color="auto" w:val="clear"/>
+        <w:spacing w:after="0"/>
+      </w:pPr>
+      <w:r>
+        <w:rPr>
+          <w:rFonts w:ascii="Consolas" w:cs="Consolas" w:eastAsia="Consolas" w:hAnsi="Consolas"/>
+          <w:sz w:val="18"/>
+          <w:szCs w:val="18"/>
+        </w:rPr>
+        <w:t xml:space="preserve">  [현미밥]   [0.5/1/1.5/2인분] [기록하기]</w:t>
+      </w:r>
+    </w:p>
+    <w:p>
+      <w:pPr>
+        <w:shd w:fill="F0F0F0" w:color="auto" w:val="clear"/>
+        <w:spacing w:after="0"/>
+      </w:pPr>
+      <w:r>
+        <w:rPr>
+          <w:rFonts w:ascii="Consolas" w:cs="Consolas" w:eastAsia="Consolas" w:hAnsi="Consolas"/>
+          <w:sz w:val="18"/>
+          <w:szCs w:val="18"/>
+        </w:rPr>
+        <w:t xml:space="preserve">  [잡곡밥]   [0.5/1/1.5/2인분] [기록하기]</w:t>
+      </w:r>
+    </w:p>
+    <w:p>
+      <w:pPr>
+        <w:shd w:fill="F0F0F0" w:color="auto" w:val="clear"/>
+        <w:spacing w:after="0"/>
+      </w:pPr>
+      <w:r>
+        <w:rPr>
+          <w:rFonts w:ascii="Consolas" w:cs="Consolas" w:eastAsia="Consolas" w:hAnsi="Consolas"/>
+          <w:sz w:val="18"/>
+          <w:szCs w:val="18"/>
+        </w:rPr>
+        <w:t xml:space="preserve">  ...        → 결과가 많을수록 스크롤과 클릭 대상이 폭증</w:t>
       </w:r>
     </w:p>
     <w:p>
@@ -10680,153 +11161,223 @@
           <w:sz w:val="18"/>
           <w:szCs w:val="18"/>
         </w:rPr>
-        <w:t xml:space="preserve">FREQUENCY 예시:</w:t>
-      </w:r>
-    </w:p>
-    <w:p>
-      <w:pPr>
-        <w:shd w:fill="F0F0F0" w:color="auto" w:val="clear"/>
-        <w:spacing w:after="0"/>
-      </w:pPr>
-      <w:r>
-        <w:rPr>
-          <w:rFonts w:ascii="Consolas" w:cs="Consolas" w:eastAsia="Consolas" w:hAnsi="Consolas"/>
-          <w:sz w:val="18"/>
-          <w:szCs w:val="18"/>
-        </w:rPr>
-        <w:t xml:space="preserve">  • "일주일에 명상 4회"</w:t>
-      </w:r>
-    </w:p>
-    <w:p>
-      <w:pPr>
-        <w:shd w:fill="F0F0F0" w:color="auto" w:val="clear"/>
-        <w:spacing w:after="0"/>
-      </w:pPr>
-      <w:r>
-        <w:rPr>
-          <w:rFonts w:ascii="Consolas" w:cs="Consolas" w:eastAsia="Consolas" w:hAnsi="Consolas"/>
-          <w:sz w:val="18"/>
-          <w:szCs w:val="18"/>
-        </w:rPr>
-        <w:t xml:space="preserve">  • "월 2번 영화 보기"</w:t>
-      </w:r>
-    </w:p>
-    <w:p>
-      <w:pPr>
-        <w:shd w:fill="F0F0F0" w:color="auto" w:val="clear"/>
-        <w:spacing w:after="0"/>
-      </w:pPr>
-      <w:r>
-        <w:rPr>
-          <w:rFonts w:ascii="Consolas" w:cs="Consolas" w:eastAsia="Consolas" w:hAnsi="Consolas"/>
-          <w:sz w:val="18"/>
-          <w:szCs w:val="18"/>
-        </w:rPr>
-        <w:t xml:space="preserve">  • "주 5일 운동"</w:t>
-      </w:r>
-    </w:p>
-    <w:p>
-      <w:pPr>
-        <w:shd w:fill="F0F0F0" w:color="auto" w:val="clear"/>
-        <w:spacing w:after="0"/>
-      </w:pPr>
-      <w:r>
-        <w:rPr>
-          <w:rFonts w:ascii="Consolas" w:cs="Consolas" w:eastAsia="Consolas" w:hAnsi="Consolas"/>
-          <w:sz w:val="18"/>
-          <w:szCs w:val="18"/>
-        </w:rPr>
-        <w:t xml:space="preserve"> </w:t>
-      </w:r>
-    </w:p>
-    <w:p>
-      <w:pPr>
-        <w:shd w:fill="F0F0F0" w:color="auto" w:val="clear"/>
-        <w:spacing w:after="0"/>
-      </w:pPr>
-      <w:r>
-        <w:rPr>
-          <w:rFonts w:ascii="Consolas" w:cs="Consolas" w:eastAsia="Consolas" w:hAnsi="Consolas"/>
-          <w:sz w:val="18"/>
-          <w:szCs w:val="18"/>
-        </w:rPr>
-        <w:t xml:space="preserve">UI:</w:t>
-      </w:r>
-    </w:p>
-    <w:p>
-      <w:pPr>
-        <w:shd w:fill="F0F0F0" w:color="auto" w:val="clear"/>
-        <w:spacing w:after="0"/>
-      </w:pPr>
-      <w:r>
-        <w:rPr>
-          <w:rFonts w:ascii="Consolas" w:cs="Consolas" w:eastAsia="Consolas" w:hAnsi="Consolas"/>
-          <w:sz w:val="18"/>
-          <w:szCs w:val="18"/>
-        </w:rPr>
-        <w:t xml:space="preserve">  수치형: [기록하기] → 숫자 입력</w:t>
-      </w:r>
-    </w:p>
-    <w:p>
-      <w:pPr>
-        <w:shd w:fill="F0F0F0" w:color="auto" w:val="clear"/>
-        <w:spacing w:after="0"/>
-      </w:pPr>
-      <w:r>
-        <w:rPr>
-          <w:rFonts w:ascii="Consolas" w:cs="Consolas" w:eastAsia="Consolas" w:hAnsi="Consolas"/>
-          <w:sz w:val="18"/>
-          <w:szCs w:val="18"/>
-        </w:rPr>
-        <w:t xml:space="preserve">  횟수형: [오늘 완료] → 1회 클릭 시 +1 (당일 중복 방지)</w:t>
-      </w:r>
-    </w:p>
-    <w:p>
-      <w:pPr>
-        <w:shd w:fill="F0F0F0" w:color="auto" w:val="clear"/>
-        <w:spacing w:after="0"/>
-      </w:pPr>
-      <w:r>
-        <w:rPr>
-          <w:rFonts w:ascii="Consolas" w:cs="Consolas" w:eastAsia="Consolas" w:hAnsi="Consolas"/>
-          <w:sz w:val="18"/>
-          <w:szCs w:val="18"/>
-        </w:rPr>
-        <w:t xml:space="preserve"> </w:t>
-      </w:r>
-    </w:p>
-    <w:p>
-      <w:pPr>
-        <w:shd w:fill="F0F0F0" w:color="auto" w:val="clear"/>
-        <w:spacing w:after="0"/>
-      </w:pPr>
-      <w:r>
-        <w:rPr>
-          <w:rFonts w:ascii="Consolas" w:cs="Consolas" w:eastAsia="Consolas" w:hAnsi="Consolas"/>
-          <w:sz w:val="18"/>
-          <w:szCs w:val="18"/>
-        </w:rPr>
-        <w:t xml:space="preserve">마이그레이션: 0054 (goal_type 컬럼 추가)</w:t>
-      </w:r>
-    </w:p>
-    <w:p>
-      <w:pPr>
-        <w:shd w:fill="F0F0F0" w:color="auto" w:val="clear"/>
-        <w:spacing w:after="0"/>
-      </w:pPr>
-      <w:r>
-        <w:rPr>
-          <w:rFonts w:ascii="Consolas" w:cs="Consolas" w:eastAsia="Consolas" w:hAnsi="Consolas"/>
-          <w:sz w:val="18"/>
-          <w:szCs w:val="18"/>
-        </w:rPr>
-        <w:t xml:space="preserve">테스트: 38개 신규 + 회귀 0개</w:t>
+        <w:t xml:space="preserve">After: 결과를 간결한 목록으로 나열 → 하나 선택 → 그 아래에서만 설정</w:t>
+      </w:r>
+    </w:p>
+    <w:p>
+      <w:pPr>
+        <w:shd w:fill="F0F0F0" w:color="auto" w:val="clear"/>
+        <w:spacing w:after="0"/>
+      </w:pPr>
+      <w:r>
+        <w:rPr>
+          <w:rFonts w:ascii="Consolas" w:cs="Consolas" w:eastAsia="Consolas" w:hAnsi="Consolas"/>
+          <w:sz w:val="18"/>
+          <w:szCs w:val="18"/>
+        </w:rPr>
+        <w:t xml:space="preserve">  국밥_돼지머리   1인분 100g · 137kcal</w:t>
+      </w:r>
+    </w:p>
+    <w:p>
+      <w:pPr>
+        <w:shd w:fill="F0F0F0" w:color="auto" w:val="clear"/>
+        <w:spacing w:after="0"/>
+      </w:pPr>
+      <w:r>
+        <w:rPr>
+          <w:rFonts w:ascii="Consolas" w:cs="Consolas" w:eastAsia="Consolas" w:hAnsi="Consolas"/>
+          <w:sz w:val="18"/>
+          <w:szCs w:val="18"/>
+        </w:rPr>
+        <w:t xml:space="preserve">  국밥_순대국밥   1인분 100g · 75kcal   ← 선택</w:t>
+      </w:r>
+    </w:p>
+    <w:p>
+      <w:pPr>
+        <w:shd w:fill="F0F0F0" w:color="auto" w:val="clear"/>
+        <w:spacing w:after="0"/>
+      </w:pPr>
+      <w:r>
+        <w:rPr>
+          <w:rFonts w:ascii="Consolas" w:cs="Consolas" w:eastAsia="Consolas" w:hAnsi="Consolas"/>
+          <w:sz w:val="18"/>
+          <w:szCs w:val="18"/>
+        </w:rPr>
+        <w:t xml:space="preserve">  기장밥         1인분 100g · 166kcal</w:t>
+      </w:r>
+    </w:p>
+    <w:p>
+      <w:pPr>
+        <w:shd w:fill="F0F0F0" w:color="auto" w:val="clear"/>
+        <w:spacing w:after="0"/>
+      </w:pPr>
+      <w:r>
+        <w:rPr>
+          <w:rFonts w:ascii="Consolas" w:cs="Consolas" w:eastAsia="Consolas" w:hAnsi="Consolas"/>
+          <w:sz w:val="18"/>
+          <w:szCs w:val="18"/>
+        </w:rPr>
+        <w:t xml:space="preserve">  ┌─────────────────────────────────┐</w:t>
+      </w:r>
+    </w:p>
+    <w:p>
+      <w:pPr>
+        <w:shd w:fill="F0F0F0" w:color="auto" w:val="clear"/>
+        <w:spacing w:after="0"/>
+      </w:pPr>
+      <w:r>
+        <w:rPr>
+          <w:rFonts w:ascii="Consolas" w:cs="Consolas" w:eastAsia="Consolas" w:hAnsi="Consolas"/>
+          <w:sz w:val="18"/>
+          <w:szCs w:val="18"/>
+        </w:rPr>
+        <w:t xml:space="preserve">  │ 국밥_순대국밥  100g · 75kcal     │</w:t>
+      </w:r>
+    </w:p>
+    <w:p>
+      <w:pPr>
+        <w:shd w:fill="F0F0F0" w:color="auto" w:val="clear"/>
+        <w:spacing w:after="0"/>
+      </w:pPr>
+      <w:r>
+        <w:rPr>
+          <w:rFonts w:ascii="Consolas" w:cs="Consolas" w:eastAsia="Consolas" w:hAnsi="Consolas"/>
+          <w:sz w:val="18"/>
+          <w:szCs w:val="18"/>
+        </w:rPr>
+        <w:t xml:space="preserve">  │ [0.5][1인분][1.5][2인분][기타]  │</w:t>
+      </w:r>
+    </w:p>
+    <w:p>
+      <w:pPr>
+        <w:shd w:fill="F0F0F0" w:color="auto" w:val="clear"/>
+        <w:spacing w:after="0"/>
+      </w:pPr>
+      <w:r>
+        <w:rPr>
+          <w:rFonts w:ascii="Consolas" w:cs="Consolas" w:eastAsia="Consolas" w:hAnsi="Consolas"/>
+          <w:sz w:val="18"/>
+          <w:szCs w:val="18"/>
+        </w:rPr>
+        <w:t xml:space="preserve">  │        [기록하기]                │</w:t>
+      </w:r>
+    </w:p>
+    <w:p>
+      <w:pPr>
+        <w:shd w:fill="F0F0F0" w:color="auto" w:val="clear"/>
+        <w:spacing w:after="0"/>
+      </w:pPr>
+      <w:r>
+        <w:rPr>
+          <w:rFonts w:ascii="Consolas" w:cs="Consolas" w:eastAsia="Consolas" w:hAnsi="Consolas"/>
+          <w:sz w:val="18"/>
+          <w:szCs w:val="18"/>
+        </w:rPr>
+        <w:t xml:space="preserve">  └─────────────────────────────────┘</w:t>
       </w:r>
     </w:p>
     <w:p>
       <w:pPr>
         <w:spacing w:after="120"/>
       </w:pPr>
+    </w:p>
+    <w:p>
+      <w:pPr>
+        <w:pStyle w:val="Heading3"/>
+        <w:spacing w:after="120" w:before="240"/>
+      </w:pPr>
+      <w:r>
+        <w:rPr>
+          <w:rFonts w:ascii="Malgun Gothic" w:cs="Malgun Gothic" w:eastAsia="Malgun Gothic" w:hAnsi="Malgun Gothic"/>
+          <w:sz w:val="21"/>
+          <w:szCs w:val="21"/>
+        </w:rPr>
+        <w:t xml:space="preserve">구현 포인트</w:t>
+      </w:r>
+    </w:p>
+    <w:p>
+      <w:pPr>
+        <w:shd w:fill="F0F0F0" w:color="auto" w:val="clear"/>
+        <w:spacing w:after="0"/>
+      </w:pPr>
+      <w:r>
+        <w:rPr>
+          <w:rFonts w:ascii="Consolas" w:cs="Consolas" w:eastAsia="Consolas" w:hAnsi="Consolas"/>
+          <w:sz w:val="18"/>
+          <w:szCs w:val="18"/>
+        </w:rPr>
+        <w:t xml:space="preserve">// 이전: multipliers/customMode/customText를 food_name으로 keying(Record&lt;string, T&gt;)</w:t>
+      </w:r>
+    </w:p>
+    <w:p>
+      <w:pPr>
+        <w:shd w:fill="F0F0F0" w:color="auto" w:val="clear"/>
+        <w:spacing w:after="0"/>
+      </w:pPr>
+      <w:r>
+        <w:rPr>
+          <w:rFonts w:ascii="Consolas" w:cs="Consolas" w:eastAsia="Consolas" w:hAnsi="Consolas"/>
+          <w:sz w:val="18"/>
+          <w:szCs w:val="18"/>
+        </w:rPr>
+        <w:t xml:space="preserve">// 이후: 선택된 하나만 다루므로 단일 state로 단순화</w:t>
+      </w:r>
+    </w:p>
+    <w:p>
+      <w:pPr>
+        <w:shd w:fill="F0F0F0" w:color="auto" w:val="clear"/>
+        <w:spacing w:after="0"/>
+      </w:pPr>
+      <w:r>
+        <w:rPr>
+          <w:rFonts w:ascii="Consolas" w:cs="Consolas" w:eastAsia="Consolas" w:hAnsi="Consolas"/>
+          <w:sz w:val="18"/>
+          <w:szCs w:val="18"/>
+        </w:rPr>
+        <w:t xml:space="preserve">const [selectedIndex, setSelectedIndex] = useState&lt;number | null&gt;(null);</w:t>
+      </w:r>
+    </w:p>
+    <w:p>
+      <w:pPr>
+        <w:shd w:fill="F0F0F0" w:color="auto" w:val="clear"/>
+        <w:spacing w:after="0"/>
+      </w:pPr>
+      <w:r>
+        <w:rPr>
+          <w:rFonts w:ascii="Consolas" w:cs="Consolas" w:eastAsia="Consolas" w:hAnsi="Consolas"/>
+          <w:sz w:val="18"/>
+          <w:szCs w:val="18"/>
+        </w:rPr>
+        <w:t xml:space="preserve">const [multiplier, setMultiplier] = useState(1);</w:t>
+      </w:r>
+    </w:p>
+    <w:p>
+      <w:pPr>
+        <w:spacing w:after="120"/>
+      </w:pPr>
+    </w:p>
+    <w:p>
+      <w:pPr>
+        <w:spacing w:after="120"/>
+      </w:pPr>
+      <w:r>
+        <w:rPr>
+          <w:rFonts w:ascii="Malgun Gothic" w:cs="Malgun Gothic" w:eastAsia="Malgun Gothic" w:hAnsi="Malgun Gothic"/>
+          <w:b/>
+          <w:bCs/>
+          <w:sz w:val="21"/>
+          <w:szCs w:val="21"/>
+        </w:rPr>
+        <w:t xml:space="preserve">효과</w:t>
+      </w:r>
+      <w:r>
+        <w:rPr>
+          <w:rFonts w:ascii="Malgun Gothic" w:cs="Malgun Gothic" w:eastAsia="Malgun Gothic" w:hAnsi="Malgun Gothic"/>
+          <w:sz w:val="21"/>
+          <w:szCs w:val="21"/>
+        </w:rPr>
+        <w:t xml:space="preserve">: 결과 개수와 무관하게 클릭 대상 고정(목록 클릭 1회 + 설정), 화면 스크롤량 감소</w:t>
+      </w:r>
     </w:p>
     <w:p>
       <w:pPr>
@@ -10852,7 +11403,45 @@
           <w:sz w:val="21"/>
           <w:szCs w:val="21"/>
         </w:rPr>
-        <w:t xml:space="preserve">슬라이드 21 — 기술적 하이라이트</w:t>
+        <w:t xml:space="preserve">슬라이드 21 — B⑨ 개인화: 운동 기록 UX 개선 + AI 인식</w:t>
+      </w:r>
+    </w:p>
+    <w:p>
+      <w:pPr>
+        <w:spacing w:after="120"/>
+      </w:pPr>
+      <w:r>
+        <w:rPr>
+          <w:rFonts w:ascii="Malgun Gothic" w:cs="Malgun Gothic" w:eastAsia="Malgun Gothic" w:hAnsi="Malgun Gothic"/>
+          <w:b/>
+          <w:bCs/>
+          <w:sz w:val="21"/>
+          <w:szCs w:val="21"/>
+        </w:rPr>
+        <w:t xml:space="preserve">문제 → 해결: 웨이트/근력운동처럼 세부 종목별 입력까지 지원할 계획이 없는 고정된 23개 운동 목록인데 자유 검색 UI를 쓰고 있었음 → 드롭다운으로 전환, 목록에 없는 운동은 AI가 인식</w:t>
+      </w:r>
+    </w:p>
+    <w:p>
+      <w:pPr>
+        <w:spacing w:after="120"/>
+      </w:pPr>
+      <w:r>
+        <w:rPr>
+          <w:rFonts w:ascii="Malgun Gothic" w:cs="Malgun Gothic" w:eastAsia="Malgun Gothic" w:hAnsi="Malgun Gothic"/>
+          <w:b/>
+          <w:bCs/>
+          <w:sz w:val="21"/>
+          <w:szCs w:val="21"/>
+        </w:rPr>
+        <w:t xml:space="preserve">구현</w:t>
+      </w:r>
+      <w:r>
+        <w:rPr>
+          <w:rFonts w:ascii="Malgun Gothic" w:cs="Malgun Gothic" w:eastAsia="Malgun Gothic" w:hAnsi="Malgun Gothic"/>
+          <w:sz w:val="21"/>
+          <w:szCs w:val="21"/>
+        </w:rPr>
+        <w:t xml:space="preserve">: PR #346</w:t>
       </w:r>
     </w:p>
     <w:p>
@@ -10866,17 +11455,395 @@
           <w:sz w:val="21"/>
           <w:szCs w:val="21"/>
         </w:rPr>
-        <w:t xml:space="preserve">알림 시스템</w:t>
-      </w:r>
-    </w:p>
-    <w:p>
-      <w:pPr>
-        <w:pStyle w:val="ListParagraph"/>
-        <w:numPr>
-          <w:ilvl w:val="0"/>
-          <w:numId w:val="2"/>
-        </w:numPr>
-        <w:spacing w:after="60"/>
+        <w:t xml:space="preserve">1. 드롭다운 전환</w:t>
+      </w:r>
+    </w:p>
+    <w:p>
+      <w:pPr>
+        <w:shd w:fill="F0F0F0" w:color="auto" w:val="clear"/>
+        <w:spacing w:after="0"/>
+      </w:pPr>
+      <w:r>
+        <w:rPr>
+          <w:rFonts w:ascii="Consolas" w:cs="Consolas" w:eastAsia="Consolas" w:hAnsi="Consolas"/>
+          <w:sz w:val="18"/>
+          <w:szCs w:val="18"/>
+        </w:rPr>
+        <w:t xml:space="preserve">Before: [운동 이름 입력_______] [검색]  → 검색 결과 카드 여러 개</w:t>
+      </w:r>
+    </w:p>
+    <w:p>
+      <w:pPr>
+        <w:shd w:fill="F0F0F0" w:color="auto" w:val="clear"/>
+        <w:spacing w:after="0"/>
+      </w:pPr>
+      <w:r>
+        <w:rPr>
+          <w:rFonts w:ascii="Consolas" w:cs="Consolas" w:eastAsia="Consolas" w:hAnsi="Consolas"/>
+          <w:sz w:val="18"/>
+          <w:szCs w:val="18"/>
+        </w:rPr>
+        <w:t xml:space="preserve">After:  [운동 종류를 선택하세요 ▾]      → 고정 23개 + "기타(직접 입력)"</w:t>
+      </w:r>
+    </w:p>
+    <w:p>
+      <w:pPr>
+        <w:spacing w:after="120"/>
+      </w:pPr>
+    </w:p>
+    <w:p>
+      <w:pPr>
+        <w:shd w:fill="F0F0F0" w:color="auto" w:val="clear"/>
+        <w:spacing w:after="0"/>
+      </w:pPr>
+      <w:r>
+        <w:rPr>
+          <w:rFonts w:ascii="Consolas" w:cs="Consolas" w:eastAsia="Consolas" w:hAnsi="Consolas"/>
+          <w:sz w:val="18"/>
+          <w:szCs w:val="18"/>
+        </w:rPr>
+        <w:t xml:space="preserve">@exercise_router.get("/catalog")  # 신규: 검색 없이 전체 23개 그대로 반환</w:t>
+      </w:r>
+    </w:p>
+    <w:p>
+      <w:pPr>
+        <w:shd w:fill="F0F0F0" w:color="auto" w:val="clear"/>
+        <w:spacing w:after="0"/>
+      </w:pPr>
+      <w:r>
+        <w:rPr>
+          <w:rFonts w:ascii="Consolas" w:cs="Consolas" w:eastAsia="Consolas" w:hAnsi="Consolas"/>
+          <w:sz w:val="18"/>
+          <w:szCs w:val="18"/>
+        </w:rPr>
+        <w:t xml:space="preserve">async def get_exercise_catalog(profile): ...</w:t>
+      </w:r>
+    </w:p>
+    <w:p>
+      <w:pPr>
+        <w:spacing w:after="120"/>
+      </w:pPr>
+    </w:p>
+    <w:p>
+      <w:pPr>
+        <w:pStyle w:val="Heading3"/>
+        <w:spacing w:after="120" w:before="240"/>
+      </w:pPr>
+      <w:r>
+        <w:rPr>
+          <w:rFonts w:ascii="Malgun Gothic" w:cs="Malgun Gothic" w:eastAsia="Malgun Gothic" w:hAnsi="Malgun Gothic"/>
+          <w:sz w:val="21"/>
+          <w:szCs w:val="21"/>
+        </w:rPr>
+        <w:t xml:space="preserve">2. "기타(직접 입력)" → AI로 MET 값 인식</w:t>
+      </w:r>
+    </w:p>
+    <w:p>
+      <w:pPr>
+        <w:shd w:fill="F0F0F0" w:color="auto" w:val="clear"/>
+        <w:spacing w:after="0"/>
+      </w:pPr>
+      <w:r>
+        <w:rPr>
+          <w:rFonts w:ascii="Consolas" w:cs="Consolas" w:eastAsia="Consolas" w:hAnsi="Consolas"/>
+          <w:sz w:val="18"/>
+          <w:szCs w:val="18"/>
+        </w:rPr>
+        <w:t xml:space="preserve">운동 종류 선택: 기타(직접 입력)</w:t>
+      </w:r>
+    </w:p>
+    <w:p>
+      <w:pPr>
+        <w:shd w:fill="F0F0F0" w:color="auto" w:val="clear"/>
+        <w:spacing w:after="0"/>
+      </w:pPr>
+      <w:r>
+        <w:rPr>
+          <w:rFonts w:ascii="Consolas" w:cs="Consolas" w:eastAsia="Consolas" w:hAnsi="Consolas"/>
+          <w:sz w:val="18"/>
+          <w:szCs w:val="18"/>
+        </w:rPr>
+        <w:t xml:space="preserve">  ↓</w:t>
+      </w:r>
+    </w:p>
+    <w:p>
+      <w:pPr>
+        <w:shd w:fill="F0F0F0" w:color="auto" w:val="clear"/>
+        <w:spacing w:after="0"/>
+      </w:pPr>
+      <w:r>
+        <w:rPr>
+          <w:rFonts w:ascii="Consolas" w:cs="Consolas" w:eastAsia="Consolas" w:hAnsi="Consolas"/>
+          <w:sz w:val="18"/>
+          <w:szCs w:val="18"/>
+        </w:rPr>
+        <w:t xml:space="preserve">[운동 이름 입력_______________]</w:t>
+      </w:r>
+    </w:p>
+    <w:p>
+      <w:pPr>
+        <w:shd w:fill="F0F0F0" w:color="auto" w:val="clear"/>
+        <w:spacing w:after="0"/>
+      </w:pPr>
+      <w:r>
+        <w:rPr>
+          <w:rFonts w:ascii="Consolas" w:cs="Consolas" w:eastAsia="Consolas" w:hAnsi="Consolas"/>
+          <w:sz w:val="18"/>
+          <w:szCs w:val="18"/>
+        </w:rPr>
+        <w:t xml:space="preserve">  ↓ (클릭)</w:t>
+      </w:r>
+    </w:p>
+    <w:p>
+      <w:pPr>
+        <w:shd w:fill="F0F0F0" w:color="auto" w:val="clear"/>
+        <w:spacing w:after="0"/>
+      </w:pPr>
+      <w:r>
+        <w:rPr>
+          <w:rFonts w:ascii="Consolas" w:cs="Consolas" w:eastAsia="Consolas" w:hAnsi="Consolas"/>
+          <w:sz w:val="18"/>
+          <w:szCs w:val="18"/>
+        </w:rPr>
+        <w:t xml:space="preserve">[✨ AI로 인식하기]</w:t>
+      </w:r>
+    </w:p>
+    <w:p>
+      <w:pPr>
+        <w:shd w:fill="F0F0F0" w:color="auto" w:val="clear"/>
+        <w:spacing w:after="0"/>
+      </w:pPr>
+      <w:r>
+        <w:rPr>
+          <w:rFonts w:ascii="Consolas" w:cs="Consolas" w:eastAsia="Consolas" w:hAnsi="Consolas"/>
+          <w:sz w:val="18"/>
+          <w:szCs w:val="18"/>
+        </w:rPr>
+        <w:t xml:space="preserve">  ↓</w:t>
+      </w:r>
+    </w:p>
+    <w:p>
+      <w:pPr>
+        <w:shd w:fill="F0F0F0" w:color="auto" w:val="clear"/>
+        <w:spacing w:after="0"/>
+      </w:pPr>
+      <w:r>
+        <w:rPr>
+          <w:rFonts w:ascii="Consolas" w:cs="Consolas" w:eastAsia="Consolas" w:hAnsi="Consolas"/>
+          <w:sz w:val="18"/>
+          <w:szCs w:val="18"/>
+        </w:rPr>
+        <w:t xml:space="preserve">✨ AI 인식 결과: MET 4.0 · 예상 소모 120kcal</w:t>
+      </w:r>
+    </w:p>
+    <w:p>
+      <w:pPr>
+        <w:shd w:fill="F0F0F0" w:color="auto" w:val="clear"/>
+        <w:spacing w:after="0"/>
+      </w:pPr>
+      <w:r>
+        <w:rPr>
+          <w:rFonts w:ascii="Consolas" w:cs="Consolas" w:eastAsia="Consolas" w:hAnsi="Consolas"/>
+          <w:sz w:val="18"/>
+          <w:szCs w:val="18"/>
+        </w:rPr>
+        <w:t xml:space="preserve">[10분][20분][30분][60분]  [기록하기]</w:t>
+      </w:r>
+    </w:p>
+    <w:p>
+      <w:pPr>
+        <w:spacing w:after="120"/>
+      </w:pPr>
+    </w:p>
+    <w:p>
+      <w:pPr>
+        <w:shd w:fill="F0F0F0" w:color="auto" w:val="clear"/>
+        <w:spacing w:after="0"/>
+      </w:pPr>
+      <w:r>
+        <w:rPr>
+          <w:rFonts w:ascii="Consolas" w:cs="Consolas" w:eastAsia="Consolas" w:hAnsi="Consolas"/>
+          <w:sz w:val="18"/>
+          <w:szCs w:val="18"/>
+        </w:rPr>
+        <w:t xml:space="preserve">async def estimate_met(self, exercise_name: str) -&gt; ExerciseMetEstimateResult:</w:t>
+      </w:r>
+    </w:p>
+    <w:p>
+      <w:pPr>
+        <w:shd w:fill="F0F0F0" w:color="auto" w:val="clear"/>
+        <w:spacing w:after="0"/>
+      </w:pPr>
+      <w:r>
+        <w:rPr>
+          <w:rFonts w:ascii="Consolas" w:cs="Consolas" w:eastAsia="Consolas" w:hAnsi="Consolas"/>
+          <w:sz w:val="18"/>
+          <w:szCs w:val="18"/>
+        </w:rPr>
+        <w:t xml:space="preserve">    """AI가 Compendium of Physical Activities 기준 MET을 추정한다.</w:t>
+      </w:r>
+    </w:p>
+    <w:p>
+      <w:pPr>
+        <w:shd w:fill="F0F0F0" w:color="auto" w:val="clear"/>
+        <w:spacing w:after="0"/>
+      </w:pPr>
+      <w:r>
+        <w:rPr>
+          <w:rFonts w:ascii="Consolas" w:cs="Consolas" w:eastAsia="Consolas" w:hAnsi="Consolas"/>
+          <w:sz w:val="18"/>
+          <w:szCs w:val="18"/>
+        </w:rPr>
+        <w:t xml:space="preserve">    실패하거나 비정상적인 값(환각, 0.5~25 범위 밖)이면 항상 폴백(4.0)으로</w:t>
+      </w:r>
+    </w:p>
+    <w:p>
+      <w:pPr>
+        <w:shd w:fill="F0F0F0" w:color="auto" w:val="clear"/>
+        <w:spacing w:after="0"/>
+      </w:pPr>
+      <w:r>
+        <w:rPr>
+          <w:rFonts w:ascii="Consolas" w:cs="Consolas" w:eastAsia="Consolas" w:hAnsi="Consolas"/>
+          <w:sz w:val="18"/>
+          <w:szCs w:val="18"/>
+        </w:rPr>
+        <w:t xml:space="preserve">    대체해 절대 막히지 않는다."""</w:t>
+      </w:r>
+    </w:p>
+    <w:p>
+      <w:pPr>
+        <w:shd w:fill="F0F0F0" w:color="auto" w:val="clear"/>
+        <w:spacing w:after="0"/>
+      </w:pPr>
+      <w:r>
+        <w:rPr>
+          <w:rFonts w:ascii="Consolas" w:cs="Consolas" w:eastAsia="Consolas" w:hAnsi="Consolas"/>
+          <w:sz w:val="18"/>
+          <w:szCs w:val="18"/>
+        </w:rPr>
+        <w:t xml:space="preserve">    try:</w:t>
+      </w:r>
+    </w:p>
+    <w:p>
+      <w:pPr>
+        <w:shd w:fill="F0F0F0" w:color="auto" w:val="clear"/>
+        <w:spacing w:after="0"/>
+      </w:pPr>
+      <w:r>
+        <w:rPr>
+          <w:rFonts w:ascii="Consolas" w:cs="Consolas" w:eastAsia="Consolas" w:hAnsi="Consolas"/>
+          <w:sz w:val="18"/>
+          <w:szCs w:val="18"/>
+        </w:rPr>
+        <w:t xml:space="preserve">        result = await self._gateway.call_structured(...)</w:t>
+      </w:r>
+    </w:p>
+    <w:p>
+      <w:pPr>
+        <w:shd w:fill="F0F0F0" w:color="auto" w:val="clear"/>
+        <w:spacing w:after="0"/>
+      </w:pPr>
+      <w:r>
+        <w:rPr>
+          <w:rFonts w:ascii="Consolas" w:cs="Consolas" w:eastAsia="Consolas" w:hAnsi="Consolas"/>
+          <w:sz w:val="18"/>
+          <w:szCs w:val="18"/>
+        </w:rPr>
+        <w:t xml:space="preserve">        met = result.met_value</w:t>
+      </w:r>
+    </w:p>
+    <w:p>
+      <w:pPr>
+        <w:shd w:fill="F0F0F0" w:color="auto" w:val="clear"/>
+        <w:spacing w:after="0"/>
+      </w:pPr>
+      <w:r>
+        <w:rPr>
+          <w:rFonts w:ascii="Consolas" w:cs="Consolas" w:eastAsia="Consolas" w:hAnsi="Consolas"/>
+          <w:sz w:val="18"/>
+          <w:szCs w:val="18"/>
+        </w:rPr>
+        <w:t xml:space="preserve">        if not (0.5 &lt;= met &lt;= 25.0):</w:t>
+      </w:r>
+    </w:p>
+    <w:p>
+      <w:pPr>
+        <w:shd w:fill="F0F0F0" w:color="auto" w:val="clear"/>
+        <w:spacing w:after="0"/>
+      </w:pPr>
+      <w:r>
+        <w:rPr>
+          <w:rFonts w:ascii="Consolas" w:cs="Consolas" w:eastAsia="Consolas" w:hAnsi="Consolas"/>
+          <w:sz w:val="18"/>
+          <w:szCs w:val="18"/>
+        </w:rPr>
+        <w:t xml:space="preserve">            met = _FALLBACK_MET</w:t>
+      </w:r>
+    </w:p>
+    <w:p>
+      <w:pPr>
+        <w:shd w:fill="F0F0F0" w:color="auto" w:val="clear"/>
+        <w:spacing w:after="0"/>
+      </w:pPr>
+      <w:r>
+        <w:rPr>
+          <w:rFonts w:ascii="Consolas" w:cs="Consolas" w:eastAsia="Consolas" w:hAnsi="Consolas"/>
+          <w:sz w:val="18"/>
+          <w:szCs w:val="18"/>
+        </w:rPr>
+        <w:t xml:space="preserve">    except (AIWorkerUnavailableError, ...):</w:t>
+      </w:r>
+    </w:p>
+    <w:p>
+      <w:pPr>
+        <w:shd w:fill="F0F0F0" w:color="auto" w:val="clear"/>
+        <w:spacing w:after="0"/>
+      </w:pPr>
+      <w:r>
+        <w:rPr>
+          <w:rFonts w:ascii="Consolas" w:cs="Consolas" w:eastAsia="Consolas" w:hAnsi="Consolas"/>
+          <w:sz w:val="18"/>
+          <w:szCs w:val="18"/>
+        </w:rPr>
+        <w:t xml:space="preserve">        met = _FALLBACK_MET</w:t>
+      </w:r>
+    </w:p>
+    <w:p>
+      <w:pPr>
+        <w:shd w:fill="F0F0F0" w:color="auto" w:val="clear"/>
+        <w:spacing w:after="0"/>
+      </w:pPr>
+      <w:r>
+        <w:rPr>
+          <w:rFonts w:ascii="Consolas" w:cs="Consolas" w:eastAsia="Consolas" w:hAnsi="Consolas"/>
+          <w:sz w:val="18"/>
+          <w:szCs w:val="18"/>
+        </w:rPr>
+        <w:t xml:space="preserve">    return ExerciseMetEstimateResult(exercise_name=exercise_name, met_value=met)</w:t>
+      </w:r>
+    </w:p>
+    <w:p>
+      <w:pPr>
+        <w:spacing w:after="120"/>
+      </w:pPr>
+    </w:p>
+    <w:p>
+      <w:pPr>
+        <w:spacing w:after="120"/>
+      </w:pPr>
+      <w:r>
+        <w:rPr>
+          <w:rFonts w:ascii="Malgun Gothic" w:cs="Malgun Gothic" w:eastAsia="Malgun Gothic" w:hAnsi="Malgun Gothic"/>
+          <w:sz w:val="21"/>
+          <w:szCs w:val="21"/>
+        </w:rPr>
+        <w:t xml:space="preserve">추정된 MET은 기존 "duration 모드" 기록 로직을 그대로 재사용(백엔드 기록 로직 추가 변경 없음).</w:t>
+      </w:r>
+    </w:p>
+    <w:p>
+      <w:pPr>
+        <w:spacing w:after="120"/>
       </w:pPr>
       <w:r>
         <w:rPr>
@@ -10886,43 +11853,7 @@
           <w:sz w:val="21"/>
           <w:szCs w:val="21"/>
         </w:rPr>
-        <w:t xml:space="preserve">스마트 묶음 발송</w:t>
-      </w:r>
-    </w:p>
-    <w:p>
-      <w:pPr>
-        <w:pStyle w:val="ListParagraph"/>
-        <w:numPr>
-          <w:ilvl w:val="1"/>
-          <w:numId w:val="2"/>
-        </w:numPr>
-        <w:spacing w:after="60"/>
-      </w:pPr>
-      <w:r>
-        <w:rPr>
-          <w:rFonts w:ascii="Malgun Gothic" w:cs="Malgun Gothic" w:eastAsia="Malgun Gothic" w:hAnsi="Malgun Gothic"/>
-          <w:sz w:val="21"/>
-          <w:szCs w:val="21"/>
-        </w:rPr>
-        <w:t xml:space="preserve">같은 시각 N개 알림 → 1회 발송 (배터리 ↓, 사용자 피로 ↓)</w:t>
-      </w:r>
-    </w:p>
-    <w:p>
-      <w:pPr>
-        <w:pStyle w:val="ListParagraph"/>
-        <w:numPr>
-          <w:ilvl w:val="1"/>
-          <w:numId w:val="2"/>
-        </w:numPr>
-        <w:spacing w:after="60"/>
-      </w:pPr>
-      <w:r>
-        <w:rPr>
-          <w:rFonts w:ascii="Malgun Gothic" w:cs="Malgun Gothic" w:eastAsia="Malgun Gothic" w:hAnsi="Malgun Gothic"/>
-          <w:sz w:val="21"/>
-          <w:szCs w:val="21"/>
-        </w:rPr>
-        <w:t xml:space="preserve">push_scheduler 로직 최적화</w:t>
+        <w:t xml:space="preserve">효과</w:t>
       </w:r>
     </w:p>
     <w:p>
@@ -10933,6 +11864,37 @@
           <w:numId w:val="2"/>
         </w:numPr>
         <w:spacing w:after="60"/>
+      </w:pPr>
+      <w:r>
+        <w:rPr>
+          <w:rFonts w:ascii="Malgun Gothic" w:cs="Malgun Gothic" w:eastAsia="Malgun Gothic" w:hAnsi="Malgun Gothic"/>
+          <w:sz w:val="21"/>
+          <w:szCs w:val="21"/>
+        </w:rPr>
+        <w:t xml:space="preserve">고정 목록은 드롭다운으로 단순화, 목록에 없는 운동도 AI로 즉시 커버</w:t>
+      </w:r>
+    </w:p>
+    <w:p>
+      <w:pPr>
+        <w:pStyle w:val="ListParagraph"/>
+        <w:numPr>
+          <w:ilvl w:val="0"/>
+          <w:numId w:val="2"/>
+        </w:numPr>
+        <w:spacing w:after="60"/>
+      </w:pPr>
+      <w:r>
+        <w:rPr>
+          <w:rFonts w:ascii="Malgun Gothic" w:cs="Malgun Gothic" w:eastAsia="Malgun Gothic" w:hAnsi="Malgun Gothic"/>
+          <w:sz w:val="21"/>
+          <w:szCs w:val="21"/>
+        </w:rPr>
+        <w:t xml:space="preserve">AI 응답 실패해도 100% 가용성 보장 (폴백 설계 원칙 재사용)</w:t>
+      </w:r>
+    </w:p>
+    <w:p>
+      <w:pPr>
+        <w:spacing w:after="120"/>
       </w:pPr>
       <w:r>
         <w:rPr>
@@ -10942,53 +11904,20 @@
           <w:sz w:val="21"/>
           <w:szCs w:val="21"/>
         </w:rPr>
-        <w:t xml:space="preserve">알림함 통합 &amp; 딥링크</w:t>
-      </w:r>
-    </w:p>
-    <w:p>
-      <w:pPr>
-        <w:pStyle w:val="ListParagraph"/>
-        <w:numPr>
-          <w:ilvl w:val="1"/>
-          <w:numId w:val="2"/>
-        </w:numPr>
-        <w:spacing w:after="60"/>
-      </w:pPr>
-      <w:r>
-        <w:rPr>
-          <w:rFonts w:ascii="Malgun Gothic" w:cs="Malgun Gothic" w:eastAsia="Malgun Gothic" w:hAnsi="Malgun Gothic"/>
-          <w:sz w:val="21"/>
-          <w:szCs w:val="21"/>
-        </w:rPr>
-        <w:t xml:space="preserve">PushService 한 곳의 훅 → 모든 알림 자동 저장 (확장성 ↑)</w:t>
-      </w:r>
-    </w:p>
-    <w:p>
-      <w:pPr>
-        <w:pStyle w:val="ListParagraph"/>
-        <w:numPr>
-          <w:ilvl w:val="1"/>
-          <w:numId w:val="2"/>
-        </w:numPr>
-        <w:spacing w:after="60"/>
-      </w:pPr>
-      <w:r>
-        <w:rPr>
-          <w:rFonts w:ascii="Malgun Gothic" w:cs="Malgun Gothic" w:eastAsia="Malgun Gothic" w:hAnsi="Malgun Gothic"/>
-          <w:sz w:val="21"/>
-          <w:szCs w:val="21"/>
-        </w:rPr>
-        <w:t xml:space="preserve">link_url 매핑 → 클릭 즉시 관련 화면 이동</w:t>
-      </w:r>
-    </w:p>
-    <w:p>
-      <w:pPr>
-        <w:pStyle w:val="ListParagraph"/>
-        <w:numPr>
-          <w:ilvl w:val="0"/>
-          <w:numId w:val="2"/>
-        </w:numPr>
-        <w:spacing w:after="60"/>
+        <w:t xml:space="preserve">테스트</w:t>
+      </w:r>
+      <w:r>
+        <w:rPr>
+          <w:rFonts w:ascii="Malgun Gothic" w:cs="Malgun Gothic" w:eastAsia="Malgun Gothic" w:hAnsi="Malgun Gothic"/>
+          <w:sz w:val="21"/>
+          <w:szCs w:val="21"/>
+        </w:rPr>
+        <w:t xml:space="preserve">: 신규 6개(서비스 4개 + API 2개) 전부 통과</w:t>
+      </w:r>
+    </w:p>
+    <w:p>
+      <w:pPr>
+        <w:spacing w:after="120"/>
       </w:pPr>
       <w:r>
         <w:rPr>
@@ -10998,633 +11927,15 @@
           <w:sz w:val="21"/>
           <w:szCs w:val="21"/>
         </w:rPr>
-        <w:t xml:space="preserve">스누즈 재알림</w:t>
-      </w:r>
-    </w:p>
-    <w:p>
-      <w:pPr>
-        <w:pStyle w:val="ListParagraph"/>
-        <w:numPr>
-          <w:ilvl w:val="1"/>
-          <w:numId w:val="2"/>
-        </w:numPr>
-        <w:spacing w:after="60"/>
-      </w:pPr>
-      <w:r>
-        <w:rPr>
-          <w:rFonts w:ascii="Malgun Gothic" w:cs="Malgun Gothic" w:eastAsia="Malgun Gothic" w:hAnsi="Malgun Gothic"/>
-          <w:sz w:val="21"/>
-          <w:szCs w:val="21"/>
-        </w:rPr>
-        <w:t xml:space="preserve">1회성 snooze_reminders → 예약 후 자동 삭제 (DB 부하 ↓)</w:t>
-      </w:r>
-    </w:p>
-    <w:p>
-      <w:pPr>
-        <w:pStyle w:val="ListParagraph"/>
-        <w:numPr>
-          <w:ilvl w:val="0"/>
-          <w:numId w:val="2"/>
-        </w:numPr>
-        <w:spacing w:after="60"/>
-      </w:pPr>
-      <w:r>
-        <w:rPr>
-          <w:rFonts w:ascii="Malgun Gothic" w:cs="Malgun Gothic" w:eastAsia="Malgun Gothic" w:hAnsi="Malgun Gothic"/>
-          <w:b/>
-          <w:bCs/>
-          <w:sz w:val="21"/>
-          <w:szCs w:val="21"/>
-        </w:rPr>
-        <w:t xml:space="preserve">라이프스타일 팁 세밀 제어</w:t>
-      </w:r>
-    </w:p>
-    <w:p>
-      <w:pPr>
-        <w:pStyle w:val="ListParagraph"/>
-        <w:numPr>
-          <w:ilvl w:val="1"/>
-          <w:numId w:val="2"/>
-        </w:numPr>
-        <w:spacing w:after="60"/>
-      </w:pPr>
-      <w:r>
-        <w:rPr>
-          <w:rFonts w:ascii="Malgun Gothic" w:cs="Malgun Gothic" w:eastAsia="Malgun Gothic" w:hAnsi="Malgun Gothic"/>
-          <w:sz w:val="21"/>
-          <w:szCs w:val="21"/>
-        </w:rPr>
-        <w:t xml:space="preserve">전용 시간대 + 빈도 설정 → 사용자 피로도 관리</w:t>
-      </w:r>
-    </w:p>
-    <w:p>
-      <w:pPr>
-        <w:pStyle w:val="ListParagraph"/>
-        <w:numPr>
-          <w:ilvl w:val="0"/>
-          <w:numId w:val="2"/>
-        </w:numPr>
-        <w:spacing w:after="60"/>
-      </w:pPr>
-      <w:r>
-        <w:rPr>
-          <w:rFonts w:ascii="Malgun Gothic" w:cs="Malgun Gothic" w:eastAsia="Malgun Gothic" w:hAnsi="Malgun Gothic"/>
-          <w:b/>
-          <w:bCs/>
-          <w:sz w:val="21"/>
-          <w:szCs w:val="21"/>
-        </w:rPr>
-        <w:t xml:space="preserve">안드로이드 호환성</w:t>
-      </w:r>
-    </w:p>
-    <w:p>
-      <w:pPr>
-        <w:pStyle w:val="ListParagraph"/>
-        <w:numPr>
-          <w:ilvl w:val="1"/>
-          <w:numId w:val="2"/>
-        </w:numPr>
-        <w:spacing w:after="60"/>
-      </w:pPr>
-      <w:r>
-        <w:rPr>
-          <w:rFonts w:ascii="Malgun Gothic" w:cs="Malgun Gothic" w:eastAsia="Malgun Gothic" w:hAnsi="Malgun Gothic"/>
-          <w:sz w:val="21"/>
-          <w:szCs w:val="21"/>
-        </w:rPr>
-        <w:t xml:space="preserve">registration.showNotification() 사용 → 실제 푸시와 동일 패턴</w:t>
-      </w:r>
-    </w:p>
-    <w:p>
-      <w:pPr>
-        <w:pStyle w:val="Heading3"/>
-        <w:spacing w:after="120" w:before="240"/>
-      </w:pPr>
-      <w:r>
-        <w:rPr>
-          <w:rFonts w:ascii="Malgun Gothic" w:cs="Malgun Gothic" w:eastAsia="Malgun Gothic" w:hAnsi="Malgun Gothic"/>
-          <w:sz w:val="21"/>
-          <w:szCs w:val="21"/>
-        </w:rPr>
-        <w:t xml:space="preserve">개인화 시스템</w:t>
-      </w:r>
-    </w:p>
-    <w:p>
-      <w:pPr>
-        <w:pStyle w:val="ListParagraph"/>
-        <w:numPr>
-          <w:ilvl w:val="0"/>
-          <w:numId w:val="2"/>
-        </w:numPr>
-        <w:spacing w:after="60"/>
-      </w:pPr>
-      <w:r>
-        <w:rPr>
-          <w:rFonts w:ascii="Malgun Gothic" w:cs="Malgun Gothic" w:eastAsia="Malgun Gothic" w:hAnsi="Malgun Gothic"/>
-          <w:b/>
-          <w:bCs/>
-          <w:sz w:val="21"/>
-          <w:szCs w:val="21"/>
-        </w:rPr>
-        <w:t xml:space="preserve">캐싱 전략</w:t>
-      </w:r>
-    </w:p>
-    <w:p>
-      <w:pPr>
-        <w:pStyle w:val="ListParagraph"/>
-        <w:numPr>
-          <w:ilvl w:val="1"/>
-          <w:numId w:val="2"/>
-        </w:numPr>
-        <w:spacing w:after="60"/>
-      </w:pPr>
-      <w:r>
-        <w:rPr>
-          <w:rFonts w:ascii="Malgun Gothic" w:cs="Malgun Gothic" w:eastAsia="Malgun Gothic" w:hAnsi="Malgun Gothic"/>
-          <w:sz w:val="21"/>
-          <w:szCs w:val="21"/>
-        </w:rPr>
-        <w:t xml:space="preserve">AI 호출 (profile_id, log_date) 유니크 캐싱 → 일일 1회 호출 (비용 1/5)</w:t>
-      </w:r>
-    </w:p>
-    <w:p>
-      <w:pPr>
-        <w:pStyle w:val="ListParagraph"/>
-        <w:numPr>
-          <w:ilvl w:val="1"/>
-          <w:numId w:val="2"/>
-        </w:numPr>
-        <w:spacing w:after="60"/>
-      </w:pPr>
-      <w:r>
-        <w:rPr>
-          <w:rFonts w:ascii="Malgun Gothic" w:cs="Malgun Gothic" w:eastAsia="Malgun Gothic" w:hAnsi="Malgun Gothic"/>
-          <w:sz w:val="21"/>
-          <w:szCs w:val="21"/>
-        </w:rPr>
-        <w:t xml:space="preserve">주간 리포트도 date-based 캐싱</w:t>
-      </w:r>
-    </w:p>
-    <w:p>
-      <w:pPr>
-        <w:pStyle w:val="ListParagraph"/>
-        <w:numPr>
-          <w:ilvl w:val="0"/>
-          <w:numId w:val="2"/>
-        </w:numPr>
-        <w:spacing w:after="60"/>
-      </w:pPr>
-      <w:r>
-        <w:rPr>
-          <w:rFonts w:ascii="Malgun Gothic" w:cs="Malgun Gothic" w:eastAsia="Malgun Gothic" w:hAnsi="Malgun Gothic"/>
-          <w:b/>
-          <w:bCs/>
-          <w:sz w:val="21"/>
-          <w:szCs w:val="21"/>
-        </w:rPr>
-        <w:t xml:space="preserve">폴백 설계</w:t>
-      </w:r>
-    </w:p>
-    <w:p>
-      <w:pPr>
-        <w:pStyle w:val="ListParagraph"/>
-        <w:numPr>
-          <w:ilvl w:val="1"/>
-          <w:numId w:val="2"/>
-        </w:numPr>
-        <w:spacing w:after="60"/>
-      </w:pPr>
-      <w:r>
-        <w:rPr>
-          <w:rFonts w:ascii="Malgun Gothic" w:cs="Malgun Gothic" w:eastAsia="Malgun Gothic" w:hAnsi="Malgun Gothic"/>
-          <w:sz w:val="21"/>
-          <w:szCs w:val="21"/>
-        </w:rPr>
-        <w:t xml:space="preserve">AI 실패 시 규칙 기반 템플릿 (100% 가용성)</w:t>
-      </w:r>
-    </w:p>
-    <w:p>
-      <w:pPr>
-        <w:pStyle w:val="ListParagraph"/>
-        <w:numPr>
-          <w:ilvl w:val="1"/>
-          <w:numId w:val="2"/>
-        </w:numPr>
-        <w:spacing w:after="60"/>
-      </w:pPr>
-      <w:r>
-        <w:rPr>
-          <w:rFonts w:ascii="Malgun Gothic" w:cs="Malgun Gothic" w:eastAsia="Malgun Gothic" w:hAnsi="Malgun Gothic"/>
-          <w:sz w:val="21"/>
-          <w:szCs w:val="21"/>
-        </w:rPr>
-        <w:t xml:space="preserve">불완전한 데이터도 기본값으로 서비스</w:t>
-      </w:r>
-    </w:p>
-    <w:p>
-      <w:pPr>
-        <w:pStyle w:val="ListParagraph"/>
-        <w:numPr>
-          <w:ilvl w:val="0"/>
-          <w:numId w:val="2"/>
-        </w:numPr>
-        <w:spacing w:after="60"/>
-      </w:pPr>
-      <w:r>
-        <w:rPr>
-          <w:rFonts w:ascii="Malgun Gothic" w:cs="Malgun Gothic" w:eastAsia="Malgun Gothic" w:hAnsi="Malgun Gothic"/>
-          <w:b/>
-          <w:bCs/>
-          <w:sz w:val="21"/>
-          <w:szCs w:val="21"/>
-        </w:rPr>
-        <w:t xml:space="preserve">데이터 정합성</w:t>
-      </w:r>
-    </w:p>
-    <w:p>
-      <w:pPr>
-        <w:pStyle w:val="ListParagraph"/>
-        <w:numPr>
-          <w:ilvl w:val="1"/>
-          <w:numId w:val="2"/>
-        </w:numPr>
-        <w:spacing w:after="60"/>
-      </w:pPr>
-      <w:r>
-        <w:rPr>
-          <w:rFonts w:ascii="Malgun Gothic" w:cs="Malgun Gothic" w:eastAsia="Malgun Gothic" w:hAnsi="Malgun Gothic"/>
-          <w:sz w:val="21"/>
-          <w:szCs w:val="21"/>
-        </w:rPr>
-        <w:t xml:space="preserve">HealthProfile 별도 테이블 (PII 분리)</w:t>
-      </w:r>
-    </w:p>
-    <w:p>
-      <w:pPr>
-        <w:pStyle w:val="ListParagraph"/>
-        <w:numPr>
-          <w:ilvl w:val="1"/>
-          <w:numId w:val="2"/>
-        </w:numPr>
-        <w:spacing w:after="60"/>
-      </w:pPr>
-      <w:r>
-        <w:rPr>
-          <w:rFonts w:ascii="Malgun Gothic" w:cs="Malgun Gothic" w:eastAsia="Malgun Gothic" w:hAnsi="Malgun Gothic"/>
-          <w:sz w:val="21"/>
-          <w:szCs w:val="21"/>
-        </w:rPr>
-        <w:t xml:space="preserve">마이그레이션 4개 (0044~0048) + (0053, 0057, 0058)</w:t>
-      </w:r>
-    </w:p>
-    <w:p>
-      <w:pPr>
-        <w:pStyle w:val="ListParagraph"/>
-        <w:numPr>
-          <w:ilvl w:val="0"/>
-          <w:numId w:val="2"/>
-        </w:numPr>
-        <w:spacing w:after="60"/>
-      </w:pPr>
-      <w:r>
-        <w:rPr>
-          <w:rFonts w:ascii="Malgun Gothic" w:cs="Malgun Gothic" w:eastAsia="Malgun Gothic" w:hAnsi="Malgun Gothic"/>
-          <w:b/>
-          <w:bCs/>
-          <w:sz w:val="21"/>
-          <w:szCs w:val="21"/>
-        </w:rPr>
-        <w:t xml:space="preserve">UI 게이팅</w:t>
-      </w:r>
-    </w:p>
-    <w:p>
-      <w:pPr>
-        <w:pStyle w:val="ListParagraph"/>
-        <w:numPr>
-          <w:ilvl w:val="1"/>
-          <w:numId w:val="2"/>
-        </w:numPr>
-        <w:spacing w:after="60"/>
-      </w:pPr>
-      <w:r>
-        <w:rPr>
-          <w:rFonts w:ascii="Malgun Gothic" w:cs="Malgun Gothic" w:eastAsia="Malgun Gothic" w:hAnsi="Malgun Gothic"/>
-          <w:sz w:val="21"/>
-          <w:szCs w:val="21"/>
-        </w:rPr>
-        <w:t xml:space="preserve">식단 기록 진입 시 건강정보 체크 → 필수 입력 강제</w:t>
-      </w:r>
-    </w:p>
-    <w:p>
-      <w:pPr>
-        <w:pStyle w:val="ListParagraph"/>
-        <w:numPr>
-          <w:ilvl w:val="0"/>
-          <w:numId w:val="2"/>
-        </w:numPr>
-        <w:spacing w:after="60"/>
-      </w:pPr>
-      <w:r>
-        <w:rPr>
-          <w:rFonts w:ascii="Malgun Gothic" w:cs="Malgun Gothic" w:eastAsia="Malgun Gothic" w:hAnsi="Malgun Gothic"/>
-          <w:b/>
-          <w:bCs/>
-          <w:sz w:val="21"/>
-          <w:szCs w:val="21"/>
-        </w:rPr>
-        <w:t xml:space="preserve">목표 진행률</w:t>
-      </w:r>
-    </w:p>
-    <w:p>
-      <w:pPr>
-        <w:pStyle w:val="ListParagraph"/>
-        <w:numPr>
-          <w:ilvl w:val="1"/>
-          <w:numId w:val="2"/>
-        </w:numPr>
-        <w:spacing w:after="60"/>
-      </w:pPr>
-      <w:r>
-        <w:rPr>
-          <w:rFonts w:ascii="Malgun Gothic" w:cs="Malgun Gothic" w:eastAsia="Malgun Gothic" w:hAnsi="Malgun Gothic"/>
-          <w:sz w:val="21"/>
-          <w:szCs w:val="21"/>
-        </w:rPr>
-        <w:t xml:space="preserve">매일 수치 기록 → 7일 추이 그래프</w:t>
-      </w:r>
-    </w:p>
-    <w:p>
-      <w:pPr>
-        <w:pStyle w:val="ListParagraph"/>
-        <w:numPr>
-          <w:ilvl w:val="1"/>
-          <w:numId w:val="2"/>
-        </w:numPr>
-        <w:spacing w:after="60"/>
-      </w:pPr>
-      <w:r>
-        <w:rPr>
-          <w:rFonts w:ascii="Malgun Gothic" w:cs="Malgun Gothic" w:eastAsia="Malgun Gothic" w:hAnsi="Malgun Gothic"/>
-          <w:sz w:val="21"/>
-          <w:szCs w:val="21"/>
-        </w:rPr>
-        <w:t xml:space="preserve">주간/월간 리포트에 반영</w:t>
-      </w:r>
-    </w:p>
-    <w:p>
-      <w:pPr>
-        <w:pStyle w:val="ListParagraph"/>
-        <w:numPr>
-          <w:ilvl w:val="0"/>
-          <w:numId w:val="2"/>
-        </w:numPr>
-        <w:spacing w:after="60"/>
-      </w:pPr>
-      <w:r>
-        <w:rPr>
-          <w:rFonts w:ascii="Malgun Gothic" w:cs="Malgun Gothic" w:eastAsia="Malgun Gothic" w:hAnsi="Malgun Gothic"/>
-          <w:b/>
-          <w:bCs/>
-          <w:sz w:val="21"/>
-          <w:szCs w:val="21"/>
-        </w:rPr>
-        <w:t xml:space="preserve">습관 추천 재설계</w:t>
-      </w:r>
-    </w:p>
-    <w:p>
-      <w:pPr>
-        <w:pStyle w:val="ListParagraph"/>
-        <w:numPr>
-          <w:ilvl w:val="1"/>
-          <w:numId w:val="2"/>
-        </w:numPr>
-        <w:spacing w:after="60"/>
-      </w:pPr>
-      <w:r>
-        <w:rPr>
-          <w:rFonts w:ascii="Malgun Gothic" w:cs="Malgun Gothic" w:eastAsia="Malgun Gothic" w:hAnsi="Malgun Gothic"/>
-          <w:sz w:val="21"/>
-          <w:szCs w:val="21"/>
-        </w:rPr>
-        <w:t xml:space="preserve">질병 등록 시 기본 습관 배제, AI 맞춤 습관만 노출 (3단계 폴백 체인)</w:t>
-      </w:r>
-    </w:p>
-    <w:p>
-      <w:pPr>
-        <w:pStyle w:val="ListParagraph"/>
-        <w:numPr>
-          <w:ilvl w:val="1"/>
-          <w:numId w:val="2"/>
-        </w:numPr>
-        <w:spacing w:after="60"/>
-      </w:pPr>
-      <w:r>
-        <w:rPr>
-          <w:rFonts w:ascii="Malgun Gothic" w:cs="Malgun Gothic" w:eastAsia="Malgun Gothic" w:hAnsi="Malgun Gothic"/>
-          <w:sz w:val="21"/>
-          <w:szCs w:val="21"/>
-        </w:rPr>
-        <w:t xml:space="preserve">다중 질병 시 라벨 기준 중복 제거 + 질병당 최소 1개 보장</w:t>
-      </w:r>
-    </w:p>
-    <w:p>
-      <w:pPr>
-        <w:pStyle w:val="ListParagraph"/>
-        <w:numPr>
-          <w:ilvl w:val="1"/>
-          <w:numId w:val="2"/>
-        </w:numPr>
-        <w:spacing w:after="60"/>
-      </w:pPr>
-      <w:r>
-        <w:rPr>
-          <w:rFonts w:ascii="Malgun Gothic" w:cs="Malgun Gothic" w:eastAsia="Malgun Gothic" w:hAnsi="Malgun Gothic"/>
-          <w:sz w:val="21"/>
-          <w:szCs w:val="21"/>
-        </w:rPr>
-        <w:t xml:space="preserve">습관 × 질병 조합별 세분화된 추천 이유 자동 생성</w:t>
-      </w:r>
-    </w:p>
-    <w:p>
-      <w:pPr>
-        <w:pStyle w:val="ListParagraph"/>
-        <w:numPr>
-          <w:ilvl w:val="0"/>
-          <w:numId w:val="2"/>
-        </w:numPr>
-        <w:spacing w:after="60"/>
-      </w:pPr>
-      <w:r>
-        <w:rPr>
-          <w:rFonts w:ascii="Malgun Gothic" w:cs="Malgun Gothic" w:eastAsia="Malgun Gothic" w:hAnsi="Malgun Gothic"/>
-          <w:b/>
-          <w:bCs/>
-          <w:sz w:val="21"/>
-          <w:szCs w:val="21"/>
-        </w:rPr>
-        <w:t xml:space="preserve">다중 데이터 수집</w:t>
-      </w:r>
-    </w:p>
-    <w:p>
-      <w:pPr>
-        <w:pStyle w:val="ListParagraph"/>
-        <w:numPr>
-          <w:ilvl w:val="1"/>
-          <w:numId w:val="2"/>
-        </w:numPr>
-        <w:spacing w:after="60"/>
-      </w:pPr>
-      <w:r>
-        <w:rPr>
-          <w:rFonts w:ascii="Malgun Gothic" w:cs="Malgun Gothic" w:eastAsia="Malgun Gothic" w:hAnsi="Malgun Gothic"/>
-          <w:sz w:val="21"/>
-          <w:szCs w:val="21"/>
-        </w:rPr>
-        <w:t xml:space="preserve">식단/운동/수면/목표 + 일기까지 통합</w:t>
-      </w:r>
-    </w:p>
-    <w:p>
-      <w:pPr>
-        <w:pStyle w:val="ListParagraph"/>
-        <w:numPr>
-          <w:ilvl w:val="1"/>
-          <w:numId w:val="2"/>
-        </w:numPr>
-        <w:spacing w:after="60"/>
-      </w:pPr>
-      <w:r>
-        <w:rPr>
-          <w:rFonts w:ascii="Malgun Gothic" w:cs="Malgun Gothic" w:eastAsia="Malgun Gothic" w:hAnsi="Malgun Gothic"/>
-          <w:sz w:val="21"/>
-          <w:szCs w:val="21"/>
-        </w:rPr>
-        <w:t xml:space="preserve">각자 독립적 기록이지만 주간 리포트에 통합</w:t>
-      </w:r>
-    </w:p>
-    <w:p>
-      <w:pPr>
-        <w:pStyle w:val="Heading3"/>
-        <w:spacing w:after="120" w:before="240"/>
-      </w:pPr>
-      <w:r>
-        <w:rPr>
-          <w:rFonts w:ascii="Malgun Gothic" w:cs="Malgun Gothic" w:eastAsia="Malgun Gothic" w:hAnsi="Malgun Gothic"/>
-          <w:sz w:val="21"/>
-          <w:szCs w:val="21"/>
-        </w:rPr>
-        <w:t xml:space="preserve">전체 시스템</w:t>
-      </w:r>
-    </w:p>
-    <w:p>
-      <w:pPr>
-        <w:pStyle w:val="ListParagraph"/>
-        <w:numPr>
-          <w:ilvl w:val="0"/>
-          <w:numId w:val="2"/>
-        </w:numPr>
-        <w:spacing w:after="60"/>
-      </w:pPr>
-      <w:r>
-        <w:rPr>
-          <w:rFonts w:ascii="Malgun Gothic" w:cs="Malgun Gothic" w:eastAsia="Malgun Gothic" w:hAnsi="Malgun Gothic"/>
-          <w:b/>
-          <w:bCs/>
-          <w:sz w:val="21"/>
-          <w:szCs w:val="21"/>
-        </w:rPr>
-        <w:t xml:space="preserve">마이그레이션</w:t>
-      </w:r>
-      <w:r>
-        <w:rPr>
-          <w:rFonts w:ascii="Malgun Gothic" w:cs="Malgun Gothic" w:eastAsia="Malgun Gothic" w:hAnsi="Malgun Gothic"/>
-          <w:sz w:val="21"/>
-          <w:szCs w:val="21"/>
-        </w:rPr>
-        <w:t xml:space="preserve">: 총 15개 (무중단 배포)</w:t>
-      </w:r>
-    </w:p>
-    <w:p>
-      <w:pPr>
-        <w:pStyle w:val="ListParagraph"/>
-        <w:numPr>
-          <w:ilvl w:val="0"/>
-          <w:numId w:val="2"/>
-        </w:numPr>
-        <w:spacing w:after="60"/>
-      </w:pPr>
-      <w:r>
-        <w:rPr>
-          <w:rFonts w:ascii="Malgun Gothic" w:cs="Malgun Gothic" w:eastAsia="Malgun Gothic" w:hAnsi="Malgun Gothic"/>
-          <w:b/>
-          <w:bCs/>
-          <w:sz w:val="21"/>
-          <w:szCs w:val="21"/>
-        </w:rPr>
-        <w:t xml:space="preserve">테스트</w:t>
-      </w:r>
-      <w:r>
-        <w:rPr>
-          <w:rFonts w:ascii="Malgun Gothic" w:cs="Malgun Gothic" w:eastAsia="Malgun Gothic" w:hAnsi="Malgun Gothic"/>
-          <w:sz w:val="21"/>
-          <w:szCs w:val="21"/>
-        </w:rPr>
-        <w:t xml:space="preserve">: 20개 신규 (회귀 0개)</w:t>
-      </w:r>
-    </w:p>
-    <w:p>
-      <w:pPr>
-        <w:pStyle w:val="ListParagraph"/>
-        <w:numPr>
-          <w:ilvl w:val="0"/>
-          <w:numId w:val="2"/>
-        </w:numPr>
-        <w:spacing w:after="60"/>
-      </w:pPr>
-      <w:r>
-        <w:rPr>
-          <w:rFonts w:ascii="Malgun Gothic" w:cs="Malgun Gothic" w:eastAsia="Malgun Gothic" w:hAnsi="Malgun Gothic"/>
-          <w:b/>
-          <w:bCs/>
-          <w:sz w:val="21"/>
-          <w:szCs w:val="21"/>
-        </w:rPr>
-        <w:t xml:space="preserve">PR</w:t>
-      </w:r>
-      <w:r>
-        <w:rPr>
-          <w:rFonts w:ascii="Malgun Gothic" w:cs="Malgun Gothic" w:eastAsia="Malgun Gothic" w:hAnsi="Malgun Gothic"/>
-          <w:sz w:val="21"/>
-          <w:szCs w:val="21"/>
-        </w:rPr>
-        <w:t xml:space="preserve">: 15개 (총 4,000+ 라인 추가/수정)</w:t>
-      </w:r>
-    </w:p>
-    <w:p>
-      <w:pPr>
-        <w:pStyle w:val="ListParagraph"/>
-        <w:numPr>
-          <w:ilvl w:val="0"/>
-          <w:numId w:val="2"/>
-        </w:numPr>
-        <w:spacing w:after="60"/>
-      </w:pPr>
-      <w:r>
-        <w:rPr>
-          <w:rFonts w:ascii="Malgun Gothic" w:cs="Malgun Gothic" w:eastAsia="Malgun Gothic" w:hAnsi="Malgun Gothic"/>
-          <w:b/>
-          <w:bCs/>
-          <w:sz w:val="21"/>
-          <w:szCs w:val="21"/>
-        </w:rPr>
-        <w:t xml:space="preserve">코드 품질</w:t>
-      </w:r>
-      <w:r>
-        <w:rPr>
-          <w:rFonts w:ascii="Malgun Gothic" w:cs="Malgun Gothic" w:eastAsia="Malgun Gothic" w:hAnsi="Malgun Gothic"/>
-          <w:sz w:val="21"/>
-          <w:szCs w:val="21"/>
-        </w:rPr>
-        <w:t xml:space="preserve">: ruff/mypy/tsc/eslint 전부 통과</w:t>
+        <w:t xml:space="preserve">엔드포인트 신규</w:t>
+      </w:r>
+      <w:r>
+        <w:rPr>
+          <w:rFonts w:ascii="Malgun Gothic" w:cs="Malgun Gothic" w:eastAsia="Malgun Gothic" w:hAnsi="Malgun Gothic"/>
+          <w:sz w:val="21"/>
+          <w:szCs w:val="21"/>
+        </w:rPr>
+        <w:t xml:space="preserve">: `GET /exercise/catalog`, `POST /exercise/estimate-met`</w:t>
       </w:r>
     </w:p>
     <w:p>
@@ -11651,7 +11962,22 @@
           <w:sz w:val="21"/>
           <w:szCs w:val="21"/>
         </w:rPr>
-        <w:t xml:space="preserve">슬라이드 22 — 체감한 한계 및 다음 과제</w:t>
+        <w:t xml:space="preserve">슬라이드 22 — B⑩ UI 통일화</w:t>
+      </w:r>
+    </w:p>
+    <w:p>
+      <w:pPr>
+        <w:spacing w:after="120"/>
+      </w:pPr>
+      <w:r>
+        <w:rPr>
+          <w:rFonts w:ascii="Malgun Gothic" w:cs="Malgun Gothic" w:eastAsia="Malgun Gothic" w:hAnsi="Malgun Gothic"/>
+          <w:b/>
+          <w:bCs/>
+          <w:sz w:val="21"/>
+          <w:szCs w:val="21"/>
+        </w:rPr>
+        <w:t xml:space="preserve">문제 → 해결: 전체 화면의 아이콘/버튼 스타일이 제각각 → 표준화 (PR #305)</w:t>
       </w:r>
     </w:p>
     <w:p>
@@ -11665,17 +11991,414 @@
           <w:sz w:val="21"/>
           <w:szCs w:val="21"/>
         </w:rPr>
-        <w:t xml:space="preserve">알림 시스템</w:t>
-      </w:r>
-    </w:p>
-    <w:p>
-      <w:pPr>
-        <w:pStyle w:val="ListParagraph"/>
-        <w:numPr>
-          <w:ilvl w:val="0"/>
-          <w:numId w:val="2"/>
-        </w:numPr>
-        <w:spacing w:after="60"/>
+        <w:t xml:space="preserve">1. 제목 아이콘 표준화 (14개 화면)</w:t>
+      </w:r>
+    </w:p>
+    <w:p>
+      <w:pPr>
+        <w:shd w:fill="F0F0F0" w:color="auto" w:val="clear"/>
+        <w:spacing w:after="0"/>
+      </w:pPr>
+      <w:r>
+        <w:rPr>
+          <w:rFonts w:ascii="Consolas" w:cs="Consolas" w:eastAsia="Consolas" w:hAnsi="Consolas"/>
+          <w:sz w:val="18"/>
+          <w:szCs w:val="18"/>
+        </w:rPr>
+        <w:t xml:space="preserve">기존: 이모지(📅💊👨‍👩‍👧) 제각각</w:t>
+      </w:r>
+    </w:p>
+    <w:p>
+      <w:pPr>
+        <w:shd w:fill="F0F0F0" w:color="auto" w:val="clear"/>
+        <w:spacing w:after="0"/>
+      </w:pPr>
+      <w:r>
+        <w:rPr>
+          <w:rFonts w:ascii="Consolas" w:cs="Consolas" w:eastAsia="Consolas" w:hAnsi="Consolas"/>
+          <w:sz w:val="18"/>
+          <w:szCs w:val="18"/>
+        </w:rPr>
+        <w:t xml:space="preserve">개선: lucide 라인아트 아이콘 통일</w:t>
+      </w:r>
+    </w:p>
+    <w:p>
+      <w:pPr>
+        <w:shd w:fill="F0F0F0" w:color="auto" w:val="clear"/>
+        <w:spacing w:after="0"/>
+      </w:pPr>
+      <w:r>
+        <w:rPr>
+          <w:rFonts w:ascii="Consolas" w:cs="Consolas" w:eastAsia="Consolas" w:hAnsi="Consolas"/>
+          <w:sz w:val="18"/>
+          <w:szCs w:val="18"/>
+        </w:rPr>
+        <w:t xml:space="preserve"> </w:t>
+      </w:r>
+    </w:p>
+    <w:p>
+      <w:pPr>
+        <w:shd w:fill="F0F0F0" w:color="auto" w:val="clear"/>
+        <w:spacing w:after="0"/>
+      </w:pPr>
+      <w:r>
+        <w:rPr>
+          <w:rFonts w:ascii="Consolas" w:cs="Consolas" w:eastAsia="Consolas" w:hAnsi="Consolas"/>
+          <w:sz w:val="18"/>
+          <w:szCs w:val="18"/>
+        </w:rPr>
+        <w:t xml:space="preserve">| 화면 | 아이콘 | 화면 | 아이콘 |</w:t>
+      </w:r>
+    </w:p>
+    <w:p>
+      <w:pPr>
+        <w:shd w:fill="F0F0F0" w:color="auto" w:val="clear"/>
+        <w:spacing w:after="0"/>
+      </w:pPr>
+      <w:r>
+        <w:rPr>
+          <w:rFonts w:ascii="Consolas" w:cs="Consolas" w:eastAsia="Consolas" w:hAnsi="Consolas"/>
+          <w:sz w:val="18"/>
+          <w:szCs w:val="18"/>
+        </w:rPr>
+        <w:t xml:space="preserve">|---|---|---|---|</w:t>
+      </w:r>
+    </w:p>
+    <w:p>
+      <w:pPr>
+        <w:shd w:fill="F0F0F0" w:color="auto" w:val="clear"/>
+        <w:spacing w:after="0"/>
+      </w:pPr>
+      <w:r>
+        <w:rPr>
+          <w:rFonts w:ascii="Consolas" w:cs="Consolas" w:eastAsia="Consolas" w:hAnsi="Consolas"/>
+          <w:sz w:val="18"/>
+          <w:szCs w:val="18"/>
+        </w:rPr>
+        <w:t xml:space="preserve">| 복약스케줄 | Calendar | 개인건강정보 | HeartPulse |</w:t>
+      </w:r>
+    </w:p>
+    <w:p>
+      <w:pPr>
+        <w:shd w:fill="F0F0F0" w:color="auto" w:val="clear"/>
+        <w:spacing w:after="0"/>
+      </w:pPr>
+      <w:r>
+        <w:rPr>
+          <w:rFonts w:ascii="Consolas" w:cs="Consolas" w:eastAsia="Consolas" w:hAnsi="Consolas"/>
+          <w:sz w:val="18"/>
+          <w:szCs w:val="18"/>
+        </w:rPr>
+        <w:t xml:space="preserve">| 복약관리 | Pill | 복약시간표 | Clock |</w:t>
+      </w:r>
+    </w:p>
+    <w:p>
+      <w:pPr>
+        <w:shd w:fill="F0F0F0" w:color="auto" w:val="clear"/>
+        <w:spacing w:after="0"/>
+      </w:pPr>
+      <w:r>
+        <w:rPr>
+          <w:rFonts w:ascii="Consolas" w:cs="Consolas" w:eastAsia="Consolas" w:hAnsi="Consolas"/>
+          <w:sz w:val="18"/>
+          <w:szCs w:val="18"/>
+        </w:rPr>
+        <w:t xml:space="preserve">| 가족관리 | Users | 주간리포트 | BarChart3 |</w:t>
+      </w:r>
+    </w:p>
+    <w:p>
+      <w:pPr>
+        <w:shd w:fill="F0F0F0" w:color="auto" w:val="clear"/>
+        <w:spacing w:after="0"/>
+      </w:pPr>
+      <w:r>
+        <w:rPr>
+          <w:rFonts w:ascii="Consolas" w:cs="Consolas" w:eastAsia="Consolas" w:hAnsi="Consolas"/>
+          <w:sz w:val="18"/>
+          <w:szCs w:val="18"/>
+        </w:rPr>
+        <w:t xml:space="preserve">| 응급안내 | Siren | 트래커 | Activity |</w:t>
+      </w:r>
+    </w:p>
+    <w:p>
+      <w:pPr>
+        <w:shd w:fill="F0F0F0" w:color="auto" w:val="clear"/>
+        <w:spacing w:after="0"/>
+      </w:pPr>
+      <w:r>
+        <w:rPr>
+          <w:rFonts w:ascii="Consolas" w:cs="Consolas" w:eastAsia="Consolas" w:hAnsi="Consolas"/>
+          <w:sz w:val="18"/>
+          <w:szCs w:val="18"/>
+        </w:rPr>
+        <w:t xml:space="preserve">| 더보기 | LayoutGrid | 공지사항 | Megaphone |</w:t>
+      </w:r>
+    </w:p>
+    <w:p>
+      <w:pPr>
+        <w:shd w:fill="F0F0F0" w:color="auto" w:val="clear"/>
+        <w:spacing w:after="0"/>
+      </w:pPr>
+      <w:r>
+        <w:rPr>
+          <w:rFonts w:ascii="Consolas" w:cs="Consolas" w:eastAsia="Consolas" w:hAnsi="Consolas"/>
+          <w:sz w:val="18"/>
+          <w:szCs w:val="18"/>
+        </w:rPr>
+        <w:t xml:space="preserve">| 알림설정 | Bell | 동의화면 | ShieldCheck |</w:t>
+      </w:r>
+    </w:p>
+    <w:p>
+      <w:pPr>
+        <w:shd w:fill="F0F0F0" w:color="auto" w:val="clear"/>
+        <w:spacing w:after="0"/>
+      </w:pPr>
+      <w:r>
+        <w:rPr>
+          <w:rFonts w:ascii="Consolas" w:cs="Consolas" w:eastAsia="Consolas" w:hAnsi="Consolas"/>
+          <w:sz w:val="18"/>
+          <w:szCs w:val="18"/>
+        </w:rPr>
+        <w:t xml:space="preserve">| 생활습관정보 | Moon | 컨텐츠생성 | Sparkles |</w:t>
+      </w:r>
+    </w:p>
+    <w:p>
+      <w:pPr>
+        <w:shd w:fill="F0F0F0" w:color="auto" w:val="clear"/>
+        <w:spacing w:after="0"/>
+      </w:pPr>
+      <w:r>
+        <w:rPr>
+          <w:rFonts w:ascii="Consolas" w:cs="Consolas" w:eastAsia="Consolas" w:hAnsi="Consolas"/>
+          <w:sz w:val="18"/>
+          <w:szCs w:val="18"/>
+        </w:rPr>
+        <w:t xml:space="preserve">| 개인정보수정 | Settings | 다이어리 | NotebookPen |</w:t>
+      </w:r>
+    </w:p>
+    <w:p>
+      <w:pPr>
+        <w:shd w:fill="F0F0F0" w:color="auto" w:val="clear"/>
+        <w:spacing w:after="0"/>
+      </w:pPr>
+      <w:r>
+        <w:rPr>
+          <w:rFonts w:ascii="Consolas" w:cs="Consolas" w:eastAsia="Consolas" w:hAnsi="Consolas"/>
+          <w:sz w:val="18"/>
+          <w:szCs w:val="18"/>
+        </w:rPr>
+        <w:t xml:space="preserve"> </w:t>
+      </w:r>
+    </w:p>
+    <w:p>
+      <w:pPr>
+        <w:shd w:fill="F0F0F0" w:color="auto" w:val="clear"/>
+        <w:spacing w:after="0"/>
+      </w:pPr>
+      <w:r>
+        <w:rPr>
+          <w:rFonts w:ascii="Consolas" w:cs="Consolas" w:eastAsia="Consolas" w:hAnsi="Consolas"/>
+          <w:sz w:val="18"/>
+          <w:szCs w:val="18"/>
+        </w:rPr>
+        <w:t xml:space="preserve">PageTitle 컴포넌트:</w:t>
+      </w:r>
+    </w:p>
+    <w:p>
+      <w:pPr>
+        <w:shd w:fill="F0F0F0" w:color="auto" w:val="clear"/>
+        <w:spacing w:after="0"/>
+      </w:pPr>
+      <w:r>
+        <w:rPr>
+          <w:rFonts w:ascii="Consolas" w:cs="Consolas" w:eastAsia="Consolas" w:hAnsi="Consolas"/>
+          <w:sz w:val="18"/>
+          <w:szCs w:val="18"/>
+        </w:rPr>
+        <w:t xml:space="preserve">&lt;PageTitle icon={Calendar}&gt;복약스케줄&lt;/PageTitle&gt;</w:t>
+      </w:r>
+    </w:p>
+    <w:p>
+      <w:pPr>
+        <w:shd w:fill="F0F0F0" w:color="auto" w:val="clear"/>
+        <w:spacing w:after="0"/>
+      </w:pPr>
+      <w:r>
+        <w:rPr>
+          <w:rFonts w:ascii="Consolas" w:cs="Consolas" w:eastAsia="Consolas" w:hAnsi="Consolas"/>
+          <w:sz w:val="18"/>
+          <w:szCs w:val="18"/>
+        </w:rPr>
+        <w:t xml:space="preserve">→ 36px 원형 배경 + 아이콘 + h1 자동 적용</w:t>
+      </w:r>
+    </w:p>
+    <w:p>
+      <w:pPr>
+        <w:spacing w:after="120"/>
+      </w:pPr>
+    </w:p>
+    <w:p>
+      <w:pPr>
+        <w:pStyle w:val="Heading3"/>
+        <w:spacing w:after="120" w:before="240"/>
+      </w:pPr>
+      <w:r>
+        <w:rPr>
+          <w:rFonts w:ascii="Malgun Gothic" w:cs="Malgun Gothic" w:eastAsia="Malgun Gothic" w:hAnsi="Malgun Gothic"/>
+          <w:sz w:val="21"/>
+          <w:szCs w:val="21"/>
+        </w:rPr>
+        <w:t xml:space="preserve">2. 버튼 모서리 표준화</w:t>
+      </w:r>
+    </w:p>
+    <w:p>
+      <w:pPr>
+        <w:shd w:fill="F0F0F0" w:color="auto" w:val="clear"/>
+        <w:spacing w:after="0"/>
+      </w:pPr>
+      <w:r>
+        <w:rPr>
+          <w:rFonts w:ascii="Consolas" w:cs="Consolas" w:eastAsia="Consolas" w:hAnsi="Consolas"/>
+          <w:sz w:val="18"/>
+          <w:szCs w:val="18"/>
+        </w:rPr>
+        <w:t xml:space="preserve">기본: 10px</w:t>
+      </w:r>
+    </w:p>
+    <w:p>
+      <w:pPr>
+        <w:shd w:fill="F0F0F0" w:color="auto" w:val="clear"/>
+        <w:spacing w:after="0"/>
+      </w:pPr>
+      <w:r>
+        <w:rPr>
+          <w:rFonts w:ascii="Consolas" w:cs="Consolas" w:eastAsia="Consolas" w:hAnsi="Consolas"/>
+          <w:sz w:val="18"/>
+          <w:szCs w:val="18"/>
+        </w:rPr>
+        <w:t xml:space="preserve">예외:</w:t>
+      </w:r>
+    </w:p>
+    <w:p>
+      <w:pPr>
+        <w:shd w:fill="F0F0F0" w:color="auto" w:val="clear"/>
+        <w:spacing w:after="0"/>
+      </w:pPr>
+      <w:r>
+        <w:rPr>
+          <w:rFonts w:ascii="Consolas" w:cs="Consolas" w:eastAsia="Consolas" w:hAnsi="Consolas"/>
+          <w:sz w:val="18"/>
+          <w:szCs w:val="18"/>
+        </w:rPr>
+        <w:t xml:space="preserve">  • 카드형 버튼(응급안내, 더보기, 홈 바로가기): 16px</w:t>
+      </w:r>
+    </w:p>
+    <w:p>
+      <w:pPr>
+        <w:shd w:fill="F0F0F0" w:color="auto" w:val="clear"/>
+        <w:spacing w:after="0"/>
+      </w:pPr>
+      <w:r>
+        <w:rPr>
+          <w:rFonts w:ascii="Consolas" w:cs="Consolas" w:eastAsia="Consolas" w:hAnsi="Consolas"/>
+          <w:sz w:val="18"/>
+          <w:szCs w:val="18"/>
+        </w:rPr>
+        <w:t xml:space="preserve">  • 토글 필모양: 999px</w:t>
+      </w:r>
+    </w:p>
+    <w:p>
+      <w:pPr>
+        <w:shd w:fill="F0F0F0" w:color="auto" w:val="clear"/>
+        <w:spacing w:after="0"/>
+      </w:pPr>
+      <w:r>
+        <w:rPr>
+          <w:rFonts w:ascii="Consolas" w:cs="Consolas" w:eastAsia="Consolas" w:hAnsi="Consolas"/>
+          <w:sz w:val="18"/>
+          <w:szCs w:val="18"/>
+        </w:rPr>
+        <w:t xml:space="preserve">  • 원형 아이콘: 50%</w:t>
+      </w:r>
+    </w:p>
+    <w:p>
+      <w:pPr>
+        <w:shd w:fill="F0F0F0" w:color="auto" w:val="clear"/>
+        <w:spacing w:after="0"/>
+      </w:pPr>
+      <w:r>
+        <w:rPr>
+          <w:rFonts w:ascii="Consolas" w:cs="Consolas" w:eastAsia="Consolas" w:hAnsi="Consolas"/>
+          <w:sz w:val="18"/>
+          <w:szCs w:val="18"/>
+        </w:rPr>
+        <w:t xml:space="preserve"> </w:t>
+      </w:r>
+    </w:p>
+    <w:p>
+      <w:pPr>
+        <w:shd w:fill="F0F0F0" w:color="auto" w:val="clear"/>
+        <w:spacing w:after="0"/>
+      </w:pPr>
+      <w:r>
+        <w:rPr>
+          <w:rFonts w:ascii="Consolas" w:cs="Consolas" w:eastAsia="Consolas" w:hAnsi="Consolas"/>
+          <w:sz w:val="18"/>
+          <w:szCs w:val="18"/>
+        </w:rPr>
+        <w:t xml:space="preserve">작업 중 발견 &amp; 함께 고침:</w:t>
+      </w:r>
+    </w:p>
+    <w:p>
+      <w:pPr>
+        <w:shd w:fill="F0F0F0" w:color="auto" w:val="clear"/>
+        <w:spacing w:after="0"/>
+      </w:pPr>
+      <w:r>
+        <w:rPr>
+          <w:rFonts w:ascii="Consolas" w:cs="Consolas" w:eastAsia="Consolas" w:hAnsi="Consolas"/>
+          <w:sz w:val="18"/>
+          <w:szCs w:val="18"/>
+        </w:rPr>
+        <w:t xml:space="preserve">  • 제목 여백 소실: marginBottom 12 추가</w:t>
+      </w:r>
+    </w:p>
+    <w:p>
+      <w:pPr>
+        <w:shd w:fill="F0F0F0" w:color="auto" w:val="clear"/>
+        <w:spacing w:after="0"/>
+      </w:pPr>
+      <w:r>
+        <w:rPr>
+          <w:rFonts w:ascii="Consolas" w:cs="Consolas" w:eastAsia="Consolas" w:hAnsi="Consolas"/>
+          <w:sz w:val="18"/>
+          <w:szCs w:val="18"/>
+        </w:rPr>
+        <w:t xml:space="preserve">  • 팝업 패널 어긋남: 8/12px → 10px 정렬</w:t>
+      </w:r>
+    </w:p>
+    <w:p>
+      <w:pPr>
+        <w:shd w:fill="F0F0F0" w:color="auto" w:val="clear"/>
+        <w:spacing w:after="0"/>
+      </w:pPr>
+      <w:r>
+        <w:rPr>
+          <w:rFonts w:ascii="Consolas" w:cs="Consolas" w:eastAsia="Consolas" w:hAnsi="Consolas"/>
+          <w:sz w:val="18"/>
+          <w:szCs w:val="18"/>
+        </w:rPr>
+        <w:t xml:space="preserve">  • DUR 화면 팔레트: pinkTheme 토큰 통일 (다크모드 지원)</w:t>
+      </w:r>
+    </w:p>
+    <w:p>
+      <w:pPr>
+        <w:spacing w:after="120"/>
+      </w:pPr>
+    </w:p>
+    <w:p>
+      <w:pPr>
+        <w:spacing w:after="120"/>
       </w:pPr>
       <w:r>
         <w:rPr>
@@ -11685,25 +12408,20 @@
           <w:sz w:val="21"/>
           <w:szCs w:val="21"/>
         </w:rPr>
-        <w:t xml:space="preserve">액션 버튼 제약</w:t>
-      </w:r>
-      <w:r>
-        <w:rPr>
-          <w:rFonts w:ascii="Malgun Gothic" w:cs="Malgun Gothic" w:eastAsia="Malgun Gothic" w:hAnsi="Malgun Gothic"/>
-          <w:sz w:val="21"/>
-          <w:szCs w:val="21"/>
-        </w:rPr>
-        <w:t xml:space="preserve">: 브라우저 푸시 API 한계(액션 2개) → 스누즈는 인앱 바텀시트로 우회</w:t>
-      </w:r>
-    </w:p>
-    <w:p>
-      <w:pPr>
-        <w:pStyle w:val="ListParagraph"/>
-        <w:numPr>
-          <w:ilvl w:val="0"/>
-          <w:numId w:val="2"/>
-        </w:numPr>
-        <w:spacing w:after="60"/>
+        <w:t xml:space="preserve">테스트</w:t>
+      </w:r>
+      <w:r>
+        <w:rPr>
+          <w:rFonts w:ascii="Malgun Gothic" w:cs="Malgun Gothic" w:eastAsia="Malgun Gothic" w:hAnsi="Malgun Gothic"/>
+          <w:sz w:val="21"/>
+          <w:szCs w:val="21"/>
+        </w:rPr>
+        <w:t xml:space="preserve">: 16개 화면 DOM 실측</w:t>
+      </w:r>
+    </w:p>
+    <w:p>
+      <w:pPr>
+        <w:spacing w:after="120"/>
       </w:pPr>
       <w:r>
         <w:rPr>
@@ -11713,197 +12431,15 @@
           <w:sz w:val="21"/>
           <w:szCs w:val="21"/>
         </w:rPr>
-        <w:t xml:space="preserve">웹푸시 초기화</w:t>
-      </w:r>
-      <w:r>
-        <w:rPr>
-          <w:rFonts w:ascii="Malgun Gothic" w:cs="Malgun Gothic" w:eastAsia="Malgun Gothic" w:hAnsi="Malgun Gothic"/>
-          <w:sz w:val="21"/>
-          <w:szCs w:val="21"/>
-        </w:rPr>
-        <w:t xml:space="preserve">: 부분 사용자가 미구독 → 인앱 알림함 수동 오픈 필요</w:t>
-      </w:r>
-    </w:p>
-    <w:p>
-      <w:pPr>
-        <w:pStyle w:val="ListParagraph"/>
-        <w:numPr>
-          <w:ilvl w:val="0"/>
-          <w:numId w:val="2"/>
-        </w:numPr>
-        <w:spacing w:after="60"/>
-      </w:pPr>
-      <w:r>
-        <w:rPr>
-          <w:rFonts w:ascii="Malgun Gothic" w:cs="Malgun Gothic" w:eastAsia="Malgun Gothic" w:hAnsi="Malgun Gothic"/>
-          <w:b/>
-          <w:bCs/>
-          <w:sz w:val="21"/>
-          <w:szCs w:val="21"/>
-        </w:rPr>
-        <w:t xml:space="preserve">빈도 설정 정교성</w:t>
-      </w:r>
-      <w:r>
-        <w:rPr>
-          <w:rFonts w:ascii="Malgun Gothic" w:cs="Malgun Gothic" w:eastAsia="Malgun Gothic" w:hAnsi="Malgun Gothic"/>
-          <w:sz w:val="21"/>
-          <w:szCs w:val="21"/>
-        </w:rPr>
-        <w:t xml:space="preserve">: 현재 "N일 간격" 간단한 규칙 → 요일/시간대 조합 스케줄링 확장 여지</w:t>
-      </w:r>
-    </w:p>
-    <w:p>
-      <w:pPr>
-        <w:pStyle w:val="Heading3"/>
-        <w:spacing w:after="120" w:before="240"/>
-      </w:pPr>
-      <w:r>
-        <w:rPr>
-          <w:rFonts w:ascii="Malgun Gothic" w:cs="Malgun Gothic" w:eastAsia="Malgun Gothic" w:hAnsi="Malgun Gothic"/>
-          <w:sz w:val="21"/>
-          <w:szCs w:val="21"/>
-        </w:rPr>
-        <w:t xml:space="preserve">개인화 시스템</w:t>
-      </w:r>
-    </w:p>
-    <w:p>
-      <w:pPr>
-        <w:pStyle w:val="ListParagraph"/>
-        <w:numPr>
-          <w:ilvl w:val="0"/>
-          <w:numId w:val="2"/>
-        </w:numPr>
-        <w:spacing w:after="60"/>
-      </w:pPr>
-      <w:r>
-        <w:rPr>
-          <w:rFonts w:ascii="Malgun Gothic" w:cs="Malgun Gothic" w:eastAsia="Malgun Gothic" w:hAnsi="Malgun Gothic"/>
-          <w:b/>
-          <w:bCs/>
-          <w:sz w:val="21"/>
-          <w:szCs w:val="21"/>
-        </w:rPr>
-        <w:t xml:space="preserve">AI 응답 품질</w:t>
-      </w:r>
-      <w:r>
-        <w:rPr>
-          <w:rFonts w:ascii="Malgun Gothic" w:cs="Malgun Gothic" w:eastAsia="Malgun Gothic" w:hAnsi="Malgun Gothic"/>
-          <w:sz w:val="21"/>
-          <w:szCs w:val="21"/>
-        </w:rPr>
-        <w:t xml:space="preserve">: AI Worker가 항상 의료적으로 정확한 한 줄을 생성하지 않음 → 응답 필터링/도메인 파인튜닝 필요</w:t>
-      </w:r>
-    </w:p>
-    <w:p>
-      <w:pPr>
-        <w:pStyle w:val="ListParagraph"/>
-        <w:numPr>
-          <w:ilvl w:val="0"/>
-          <w:numId w:val="2"/>
-        </w:numPr>
-        <w:spacing w:after="60"/>
-      </w:pPr>
-      <w:r>
-        <w:rPr>
-          <w:rFonts w:ascii="Malgun Gothic" w:cs="Malgun Gothic" w:eastAsia="Malgun Gothic" w:hAnsi="Malgun Gothic"/>
-          <w:b/>
-          <w:bCs/>
-          <w:sz w:val="21"/>
-          <w:szCs w:val="21"/>
-        </w:rPr>
-        <w:t xml:space="preserve">캐시 일관성</w:t>
-      </w:r>
-      <w:r>
-        <w:rPr>
-          <w:rFonts w:ascii="Malgun Gothic" w:cs="Malgun Gothic" w:eastAsia="Malgun Gothic" w:hAnsi="Malgun Gothic"/>
-          <w:sz w:val="21"/>
-          <w:szCs w:val="21"/>
-        </w:rPr>
-        <w:t xml:space="preserve">: 일일 캐시는 그 날 안의 건강정보 변경 감지가 정확하지만, 주간 리포트 데이터는 주 단위 집계와 불일치 가능 → 집계 시점 명확화</w:t>
-      </w:r>
-    </w:p>
-    <w:p>
-      <w:pPr>
-        <w:pStyle w:val="ListParagraph"/>
-        <w:numPr>
-          <w:ilvl w:val="0"/>
-          <w:numId w:val="2"/>
-        </w:numPr>
-        <w:spacing w:after="60"/>
-      </w:pPr>
-      <w:r>
-        <w:rPr>
-          <w:rFonts w:ascii="Malgun Gothic" w:cs="Malgun Gothic" w:eastAsia="Malgun Gothic" w:hAnsi="Malgun Gothic"/>
-          <w:b/>
-          <w:bCs/>
-          <w:sz w:val="21"/>
-          <w:szCs w:val="21"/>
-        </w:rPr>
-        <w:t xml:space="preserve">AI 습관 생성 지연</w:t>
-      </w:r>
-      <w:r>
-        <w:rPr>
-          <w:rFonts w:ascii="Malgun Gothic" w:cs="Malgun Gothic" w:eastAsia="Malgun Gothic" w:hAnsi="Malgun Gothic"/>
-          <w:sz w:val="21"/>
-          <w:szCs w:val="21"/>
-        </w:rPr>
-        <w:t xml:space="preserve">: 세부 진단명이 없으면 매번 AI 호출이 필요해 응답까지 대기시간 발생 → 로딩 화면으로 체감시간은 낮췄지만 결과 캐싱은 아직 없음</w:t>
-      </w:r>
-    </w:p>
-    <w:p>
-      <w:pPr>
-        <w:pStyle w:val="ListParagraph"/>
-        <w:numPr>
-          <w:ilvl w:val="0"/>
-          <w:numId w:val="2"/>
-        </w:numPr>
-        <w:spacing w:after="60"/>
-      </w:pPr>
-      <w:r>
-        <w:rPr>
-          <w:rFonts w:ascii="Malgun Gothic" w:cs="Malgun Gothic" w:eastAsia="Malgun Gothic" w:hAnsi="Malgun Gothic"/>
-          <w:b/>
-          <w:bCs/>
-          <w:sz w:val="21"/>
-          <w:szCs w:val="21"/>
-        </w:rPr>
-        <w:t xml:space="preserve">폴백 다양성</w:t>
-      </w:r>
-      <w:r>
-        <w:rPr>
-          <w:rFonts w:ascii="Malgun Gothic" w:cs="Malgun Gothic" w:eastAsia="Malgun Gothic" w:hAnsi="Malgun Gothic"/>
-          <w:sz w:val="21"/>
-          <w:szCs w:val="21"/>
-        </w:rPr>
-        <w:t xml:space="preserve">: 세부 진단/AI 생성 모두 실패했을 때의 최종 폴백은 질병당 1개뿐 → 폴백 옵션도 3-5개로 확장 여지</w:t>
-      </w:r>
-    </w:p>
-    <w:p>
-      <w:pPr>
-        <w:pStyle w:val="ListParagraph"/>
-        <w:numPr>
-          <w:ilvl w:val="0"/>
-          <w:numId w:val="2"/>
-        </w:numPr>
-        <w:spacing w:after="60"/>
-      </w:pPr>
-      <w:r>
-        <w:rPr>
-          <w:rFonts w:ascii="Malgun Gothic" w:cs="Malgun Gothic" w:eastAsia="Malgun Gothic" w:hAnsi="Malgun Gothic"/>
-          <w:b/>
-          <w:bCs/>
-          <w:sz w:val="21"/>
-          <w:szCs w:val="21"/>
-        </w:rPr>
-        <w:t xml:space="preserve">영양학적 정확성</w:t>
-      </w:r>
-      <w:r>
-        <w:rPr>
-          <w:rFonts w:ascii="Malgun Gothic" w:cs="Malgun Gothic" w:eastAsia="Malgun Gothic" w:hAnsi="Malgun Gothic"/>
-          <w:sz w:val="21"/>
-          <w:szCs w:val="21"/>
-        </w:rPr>
-        <w:t xml:space="preserve">: Mifflin-St Jeor 공식은 근사치 → 활동계수 개인화(1.2~1.9 범위) 확장 가능</w:t>
+        <w:t xml:space="preserve">마이그레이션</w:t>
+      </w:r>
+      <w:r>
+        <w:rPr>
+          <w:rFonts w:ascii="Malgun Gothic" w:cs="Malgun Gothic" w:eastAsia="Malgun Gothic" w:hAnsi="Malgun Gothic"/>
+          <w:sz w:val="21"/>
+          <w:szCs w:val="21"/>
+        </w:rPr>
+        <w:t xml:space="preserve">: 없음</w:t>
       </w:r>
     </w:p>
     <w:p>
@@ -11930,34 +12466,7 @@
           <w:sz w:val="21"/>
           <w:szCs w:val="21"/>
         </w:rPr>
-        <w:t xml:space="preserve">슬라이드 23 — 시연 영상 (시나리오)</w:t>
-      </w:r>
-    </w:p>
-    <w:p>
-      <w:pPr>
-        <w:spacing w:after="120"/>
-      </w:pPr>
-      <w:r>
-        <w:rPr>
-          <w:rFonts w:ascii="Malgun Gothic" w:cs="Malgun Gothic" w:eastAsia="Malgun Gothic" w:hAnsi="Malgun Gothic"/>
-          <w:sz w:val="21"/>
-          <w:szCs w:val="21"/>
-        </w:rPr>
-        <w:t xml:space="preserve">*이 8가지를 6~8분 안에 순차적으로 보여줄 수 있습니다*</w:t>
-      </w:r>
-    </w:p>
-    <w:p>
-      <w:pPr>
-        <w:pStyle w:val="Heading3"/>
-        <w:spacing w:after="120" w:before="240"/>
-      </w:pPr>
-      <w:r>
-        <w:rPr>
-          <w:rFonts w:ascii="Malgun Gothic" w:cs="Malgun Gothic" w:eastAsia="Malgun Gothic" w:hAnsi="Malgun Gothic"/>
-          <w:sz w:val="21"/>
-          <w:szCs w:val="21"/>
-        </w:rPr>
-        <w:t xml:space="preserve">A. 알림 시스템 시연</w:t>
+        <w:t xml:space="preserve">슬라이드 23 — B⑪ 목표 개선: 횟수형 목표 구분</w:t>
       </w:r>
     </w:p>
     <w:p>
@@ -11972,1011 +12481,211 @@
           <w:sz w:val="21"/>
           <w:szCs w:val="21"/>
         </w:rPr>
-        <w:t xml:space="preserve">1단계: 복약 알림 &amp; 스마트 묶음</w:t>
-      </w:r>
-    </w:p>
-    <w:p>
-      <w:pPr>
-        <w:shd w:fill="F0F0F0" w:color="auto" w:val="clear"/>
-        <w:spacing w:after="0"/>
-      </w:pPr>
-      <w:r>
-        <w:rPr>
-          <w:rFonts w:ascii="Consolas" w:cs="Consolas" w:eastAsia="Consolas" w:hAnsi="Consolas"/>
-          <w:sz w:val="18"/>
-          <w:szCs w:val="18"/>
-        </w:rPr>
-        <w:t xml:space="preserve">(1) 약 등록: 타이레놀 500mg (09:00 매일)</w:t>
-      </w:r>
-    </w:p>
-    <w:p>
-      <w:pPr>
-        <w:shd w:fill="F0F0F0" w:color="auto" w:val="clear"/>
-        <w:spacing w:after="0"/>
-      </w:pPr>
-      <w:r>
-        <w:rPr>
-          <w:rFonts w:ascii="Consolas" w:cs="Consolas" w:eastAsia="Consolas" w:hAnsi="Consolas"/>
-          <w:sz w:val="18"/>
-          <w:szCs w:val="18"/>
-        </w:rPr>
-        <w:t xml:space="preserve">(2) 약 등록: 종합비타민 (09:00 매일)</w:t>
-      </w:r>
-    </w:p>
-    <w:p>
-      <w:pPr>
-        <w:shd w:fill="F0F0F0" w:color="auto" w:val="clear"/>
-        <w:spacing w:after="0"/>
-      </w:pPr>
-      <w:r>
-        <w:rPr>
-          <w:rFonts w:ascii="Consolas" w:cs="Consolas" w:eastAsia="Consolas" w:hAnsi="Consolas"/>
-          <w:sz w:val="18"/>
-          <w:szCs w:val="18"/>
-        </w:rPr>
-        <w:t xml:space="preserve">(3) 시간 경과 → 09:00 푸시 1개 수신</w:t>
-      </w:r>
-    </w:p>
-    <w:p>
-      <w:pPr>
-        <w:shd w:fill="F0F0F0" w:color="auto" w:val="clear"/>
-        <w:spacing w:after="0"/>
-      </w:pPr>
-      <w:r>
-        <w:rPr>
-          <w:rFonts w:ascii="Consolas" w:cs="Consolas" w:eastAsia="Consolas" w:hAnsi="Consolas"/>
-          <w:sz w:val="18"/>
-          <w:szCs w:val="18"/>
-        </w:rPr>
-        <w:t xml:space="preserve">    "타이레놀, 종합비타민 드실 시간이에요!"</w:t>
-      </w:r>
-    </w:p>
-    <w:p>
-      <w:pPr>
-        <w:shd w:fill="F0F0F0" w:color="auto" w:val="clear"/>
-        <w:spacing w:after="0"/>
-      </w:pPr>
-      <w:r>
-        <w:rPr>
-          <w:rFonts w:ascii="Consolas" w:cs="Consolas" w:eastAsia="Consolas" w:hAnsi="Consolas"/>
-          <w:sz w:val="18"/>
-          <w:szCs w:val="18"/>
-        </w:rPr>
-        <w:t xml:space="preserve">(4) 푸시의 [복용완료] 클릭 → 두 약 모두 기록</w:t>
-      </w:r>
-    </w:p>
-    <w:p>
-      <w:pPr>
-        <w:spacing w:after="120"/>
-      </w:pPr>
-    </w:p>
-    <w:p>
-      <w:pPr>
-        <w:spacing w:after="120"/>
-      </w:pPr>
-      <w:r>
-        <w:rPr>
-          <w:rFonts w:ascii="Malgun Gothic" w:cs="Malgun Gothic" w:eastAsia="Malgun Gothic" w:hAnsi="Malgun Gothic"/>
-          <w:b/>
-          <w:bCs/>
-          <w:sz w:val="21"/>
-          <w:szCs w:val="21"/>
-        </w:rPr>
-        <w:t xml:space="preserve">2단계: 스누즈</w:t>
-      </w:r>
-    </w:p>
-    <w:p>
-      <w:pPr>
-        <w:shd w:fill="F0F0F0" w:color="auto" w:val="clear"/>
-        <w:spacing w:after="0"/>
-      </w:pPr>
-      <w:r>
-        <w:rPr>
-          <w:rFonts w:ascii="Consolas" w:cs="Consolas" w:eastAsia="Consolas" w:hAnsi="Consolas"/>
-          <w:sz w:val="18"/>
-          <w:szCs w:val="18"/>
-        </w:rPr>
-        <w:t xml:space="preserve">(1) 알림 본문 탭 → 바텀시트 열림</w:t>
-      </w:r>
-    </w:p>
-    <w:p>
-      <w:pPr>
-        <w:shd w:fill="F0F0F0" w:color="auto" w:val="clear"/>
-        <w:spacing w:after="0"/>
-      </w:pPr>
-      <w:r>
-        <w:rPr>
-          <w:rFonts w:ascii="Consolas" w:cs="Consolas" w:eastAsia="Consolas" w:hAnsi="Consolas"/>
-          <w:sz w:val="18"/>
-          <w:szCs w:val="18"/>
-        </w:rPr>
-        <w:t xml:space="preserve">    [ 30분 후에 ]</w:t>
-      </w:r>
-    </w:p>
-    <w:p>
-      <w:pPr>
-        <w:shd w:fill="F0F0F0" w:color="auto" w:val="clear"/>
-        <w:spacing w:after="0"/>
-      </w:pPr>
-      <w:r>
-        <w:rPr>
-          <w:rFonts w:ascii="Consolas" w:cs="Consolas" w:eastAsia="Consolas" w:hAnsi="Consolas"/>
-          <w:sz w:val="18"/>
-          <w:szCs w:val="18"/>
-        </w:rPr>
-        <w:t xml:space="preserve">    [ 1시간 후에 ]</w:t>
-      </w:r>
-    </w:p>
-    <w:p>
-      <w:pPr>
-        <w:shd w:fill="F0F0F0" w:color="auto" w:val="clear"/>
-        <w:spacing w:after="0"/>
-      </w:pPr>
-      <w:r>
-        <w:rPr>
-          <w:rFonts w:ascii="Consolas" w:cs="Consolas" w:eastAsia="Consolas" w:hAnsi="Consolas"/>
-          <w:sz w:val="18"/>
-          <w:szCs w:val="18"/>
-        </w:rPr>
-        <w:t xml:space="preserve">(2) "30분 후에" 선택</w:t>
-      </w:r>
-    </w:p>
-    <w:p>
-      <w:pPr>
-        <w:shd w:fill="F0F0F0" w:color="auto" w:val="clear"/>
-        <w:spacing w:after="0"/>
-      </w:pPr>
-      <w:r>
-        <w:rPr>
-          <w:rFonts w:ascii="Consolas" w:cs="Consolas" w:eastAsia="Consolas" w:hAnsi="Consolas"/>
-          <w:sz w:val="18"/>
-          <w:szCs w:val="18"/>
-        </w:rPr>
-        <w:t xml:space="preserve">(3) 30분 후 자동 재알림 수신</w:t>
-      </w:r>
-    </w:p>
-    <w:p>
-      <w:pPr>
-        <w:spacing w:after="120"/>
-      </w:pPr>
-    </w:p>
-    <w:p>
-      <w:pPr>
-        <w:spacing w:after="120"/>
-      </w:pPr>
-      <w:r>
-        <w:rPr>
-          <w:rFonts w:ascii="Malgun Gothic" w:cs="Malgun Gothic" w:eastAsia="Malgun Gothic" w:hAnsi="Malgun Gothic"/>
-          <w:b/>
-          <w:bCs/>
-          <w:sz w:val="21"/>
-          <w:szCs w:val="21"/>
-        </w:rPr>
-        <w:t xml:space="preserve">3단계: 알림함 &amp; 딥링크</w:t>
-      </w:r>
-    </w:p>
-    <w:p>
-      <w:pPr>
-        <w:shd w:fill="F0F0F0" w:color="auto" w:val="clear"/>
-        <w:spacing w:after="0"/>
-      </w:pPr>
-      <w:r>
-        <w:rPr>
-          <w:rFonts w:ascii="Consolas" w:cs="Consolas" w:eastAsia="Consolas" w:hAnsi="Consolas"/>
-          <w:sz w:val="18"/>
-          <w:szCs w:val="18"/>
-        </w:rPr>
-        <w:t xml:space="preserve">(1) 홈 상단 🔔 버튼 클릭</w:t>
-      </w:r>
-    </w:p>
-    <w:p>
-      <w:pPr>
-        <w:shd w:fill="F0F0F0" w:color="auto" w:val="clear"/>
-        <w:spacing w:after="0"/>
-      </w:pPr>
-      <w:r>
-        <w:rPr>
-          <w:rFonts w:ascii="Consolas" w:cs="Consolas" w:eastAsia="Consolas" w:hAnsi="Consolas"/>
-          <w:sz w:val="18"/>
-          <w:szCs w:val="18"/>
-        </w:rPr>
-        <w:t xml:space="preserve">(2) 알림함 패널 열림 (최근 알림들 보기)</w:t>
-      </w:r>
-    </w:p>
-    <w:p>
-      <w:pPr>
-        <w:shd w:fill="F0F0F0" w:color="auto" w:val="clear"/>
-        <w:spacing w:after="0"/>
-      </w:pPr>
-      <w:r>
-        <w:rPr>
-          <w:rFonts w:ascii="Consolas" w:cs="Consolas" w:eastAsia="Consolas" w:hAnsi="Consolas"/>
-          <w:sz w:val="18"/>
-          <w:szCs w:val="18"/>
-        </w:rPr>
-        <w:t xml:space="preserve">(3) "타이레놀 알림" 클릭 → /alarms로 즉시 이동</w:t>
-      </w:r>
-    </w:p>
-    <w:p>
-      <w:pPr>
-        <w:shd w:fill="F0F0F0" w:color="auto" w:val="clear"/>
-        <w:spacing w:after="0"/>
-      </w:pPr>
-      <w:r>
-        <w:rPr>
-          <w:rFonts w:ascii="Consolas" w:cs="Consolas" w:eastAsia="Consolas" w:hAnsi="Consolas"/>
-          <w:sz w:val="18"/>
-          <w:szCs w:val="18"/>
-        </w:rPr>
-        <w:t xml:space="preserve">(4) "주간 리포트" 클릭 → /weekly-reports로 이동</w:t>
-      </w:r>
-    </w:p>
-    <w:p>
-      <w:pPr>
-        <w:spacing w:after="120"/>
-      </w:pPr>
-    </w:p>
-    <w:p>
-      <w:pPr>
-        <w:spacing w:after="120"/>
-      </w:pPr>
-      <w:r>
-        <w:rPr>
-          <w:rFonts w:ascii="Malgun Gothic" w:cs="Malgun Gothic" w:eastAsia="Malgun Gothic" w:hAnsi="Malgun Gothic"/>
-          <w:b/>
-          <w:bCs/>
-          <w:sz w:val="21"/>
-          <w:szCs w:val="21"/>
-        </w:rPr>
-        <w:t xml:space="preserve">4단계: 라이프스타일 팁 설정</w:t>
-      </w:r>
-    </w:p>
-    <w:p>
-      <w:pPr>
-        <w:shd w:fill="F0F0F0" w:color="auto" w:val="clear"/>
-        <w:spacing w:after="0"/>
-      </w:pPr>
-      <w:r>
-        <w:rPr>
-          <w:rFonts w:ascii="Consolas" w:cs="Consolas" w:eastAsia="Consolas" w:hAnsi="Consolas"/>
-          <w:sz w:val="18"/>
-          <w:szCs w:val="18"/>
-        </w:rPr>
-        <w:t xml:space="preserve">(1) 설정 &gt; 알림</w:t>
-      </w:r>
-    </w:p>
-    <w:p>
-      <w:pPr>
-        <w:shd w:fill="F0F0F0" w:color="auto" w:val="clear"/>
-        <w:spacing w:after="0"/>
-      </w:pPr>
-      <w:r>
-        <w:rPr>
-          <w:rFonts w:ascii="Consolas" w:cs="Consolas" w:eastAsia="Consolas" w:hAnsi="Consolas"/>
-          <w:sz w:val="18"/>
-          <w:szCs w:val="18"/>
-        </w:rPr>
-        <w:t xml:space="preserve">(2) "라이프스타일 팁 알림" 토글 ON</w:t>
-      </w:r>
-    </w:p>
-    <w:p>
-      <w:pPr>
-        <w:shd w:fill="F0F0F0" w:color="auto" w:val="clear"/>
-        <w:spacing w:after="0"/>
-      </w:pPr>
-      <w:r>
-        <w:rPr>
-          <w:rFonts w:ascii="Consolas" w:cs="Consolas" w:eastAsia="Consolas" w:hAnsi="Consolas"/>
-          <w:sz w:val="18"/>
-          <w:szCs w:val="18"/>
-        </w:rPr>
-        <w:t xml:space="preserve">(3) 시간대: 09:00~21:00 / 빈도: 3일에 한 번 선택</w:t>
-      </w:r>
-    </w:p>
-    <w:p>
-      <w:pPr>
-        <w:shd w:fill="F0F0F0" w:color="auto" w:val="clear"/>
-        <w:spacing w:after="0"/>
-      </w:pPr>
-      <w:r>
-        <w:rPr>
-          <w:rFonts w:ascii="Consolas" w:cs="Consolas" w:eastAsia="Consolas" w:hAnsi="Consolas"/>
-          <w:sz w:val="18"/>
-          <w:szCs w:val="18"/>
-        </w:rPr>
-        <w:t xml:space="preserve">(4) 저장</w:t>
-      </w:r>
-    </w:p>
-    <w:p>
-      <w:pPr>
-        <w:spacing w:after="120"/>
-      </w:pPr>
-    </w:p>
-    <w:p>
-      <w:pPr>
-        <w:pStyle w:val="Heading3"/>
-        <w:spacing w:after="120" w:before="240"/>
-      </w:pPr>
-      <w:r>
-        <w:rPr>
-          <w:rFonts w:ascii="Malgun Gothic" w:cs="Malgun Gothic" w:eastAsia="Malgun Gothic" w:hAnsi="Malgun Gothic"/>
-          <w:sz w:val="21"/>
-          <w:szCs w:val="21"/>
-        </w:rPr>
-        <w:t xml:space="preserve">B. 개인화 시스템 시연</w:t>
-      </w:r>
-    </w:p>
-    <w:p>
-      <w:pPr>
-        <w:spacing w:after="120"/>
-      </w:pPr>
-      <w:r>
-        <w:rPr>
-          <w:rFonts w:ascii="Malgun Gothic" w:cs="Malgun Gothic" w:eastAsia="Malgun Gothic" w:hAnsi="Malgun Gothic"/>
-          <w:b/>
-          <w:bCs/>
-          <w:sz w:val="21"/>
-          <w:szCs w:val="21"/>
-        </w:rPr>
-        <w:t xml:space="preserve">1단계: 건강정보 입력</w:t>
-      </w:r>
-    </w:p>
-    <w:p>
-      <w:pPr>
-        <w:shd w:fill="F0F0F0" w:color="auto" w:val="clear"/>
-        <w:spacing w:after="0"/>
-      </w:pPr>
-      <w:r>
-        <w:rPr>
-          <w:rFonts w:ascii="Consolas" w:cs="Consolas" w:eastAsia="Consolas" w:hAnsi="Consolas"/>
-          <w:sz w:val="18"/>
-          <w:szCs w:val="18"/>
-        </w:rPr>
-        <w:t xml:space="preserve">(1) 더보기 &gt; 개인건강정보</w:t>
-      </w:r>
-    </w:p>
-    <w:p>
-      <w:pPr>
-        <w:shd w:fill="F0F0F0" w:color="auto" w:val="clear"/>
-        <w:spacing w:after="0"/>
-      </w:pPr>
-      <w:r>
-        <w:rPr>
-          <w:rFonts w:ascii="Consolas" w:cs="Consolas" w:eastAsia="Consolas" w:hAnsi="Consolas"/>
-          <w:sz w:val="18"/>
-          <w:szCs w:val="18"/>
-        </w:rPr>
-        <w:t xml:space="preserve">(2) 키 170cm / 몸무게 65kg / 성별 남성</w:t>
-      </w:r>
-    </w:p>
-    <w:p>
-      <w:pPr>
-        <w:shd w:fill="F0F0F0" w:color="auto" w:val="clear"/>
-        <w:spacing w:after="0"/>
-      </w:pPr>
-      <w:r>
-        <w:rPr>
-          <w:rFonts w:ascii="Consolas" w:cs="Consolas" w:eastAsia="Consolas" w:hAnsi="Consolas"/>
-          <w:sz w:val="18"/>
-          <w:szCs w:val="18"/>
-        </w:rPr>
-        <w:t xml:space="preserve">    질병: 당뇨, 고혈압 입력</w:t>
-      </w:r>
-    </w:p>
-    <w:p>
-      <w:pPr>
-        <w:shd w:fill="F0F0F0" w:color="auto" w:val="clear"/>
-        <w:spacing w:after="0"/>
-      </w:pPr>
-      <w:r>
-        <w:rPr>
-          <w:rFonts w:ascii="Consolas" w:cs="Consolas" w:eastAsia="Consolas" w:hAnsi="Consolas"/>
-          <w:sz w:val="18"/>
-          <w:szCs w:val="18"/>
-        </w:rPr>
-        <w:t xml:space="preserve">(3) 저장</w:t>
-      </w:r>
-    </w:p>
-    <w:p>
-      <w:pPr>
-        <w:spacing w:after="120"/>
-      </w:pPr>
-    </w:p>
-    <w:p>
-      <w:pPr>
-        <w:spacing w:after="120"/>
-      </w:pPr>
-      <w:r>
-        <w:rPr>
-          <w:rFonts w:ascii="Malgun Gothic" w:cs="Malgun Gothic" w:eastAsia="Malgun Gothic" w:hAnsi="Malgun Gothic"/>
-          <w:b/>
-          <w:bCs/>
-          <w:sz w:val="21"/>
-          <w:szCs w:val="21"/>
-        </w:rPr>
-        <w:t xml:space="preserve">2단계: 식단 기록 개인화</w:t>
-      </w:r>
-    </w:p>
-    <w:p>
-      <w:pPr>
-        <w:shd w:fill="F0F0F0" w:color="auto" w:val="clear"/>
-        <w:spacing w:after="0"/>
-      </w:pPr>
-      <w:r>
-        <w:rPr>
-          <w:rFonts w:ascii="Consolas" w:cs="Consolas" w:eastAsia="Consolas" w:hAnsi="Consolas"/>
-          <w:sz w:val="18"/>
-          <w:szCs w:val="18"/>
-        </w:rPr>
-        <w:t xml:space="preserve">(1) 더보기 &gt; 마이다이어리 &gt; 식단</w:t>
-      </w:r>
-    </w:p>
-    <w:p>
-      <w:pPr>
-        <w:shd w:fill="F0F0F0" w:color="auto" w:val="clear"/>
-        <w:spacing w:after="0"/>
-      </w:pPr>
-      <w:r>
-        <w:rPr>
-          <w:rFonts w:ascii="Consolas" w:cs="Consolas" w:eastAsia="Consolas" w:hAnsi="Consolas"/>
-          <w:sz w:val="18"/>
-          <w:szCs w:val="18"/>
-        </w:rPr>
-        <w:t xml:space="preserve">(2) 칼로리 바 표시: "2,950kcal (개인화)"</w:t>
-      </w:r>
-    </w:p>
-    <w:p>
-      <w:pPr>
-        <w:shd w:fill="F0F0F0" w:color="auto" w:val="clear"/>
-        <w:spacing w:after="0"/>
-      </w:pPr>
-      <w:r>
-        <w:rPr>
-          <w:rFonts w:ascii="Consolas" w:cs="Consolas" w:eastAsia="Consolas" w:hAnsi="Consolas"/>
-          <w:sz w:val="18"/>
-          <w:szCs w:val="18"/>
-        </w:rPr>
-        <w:t xml:space="preserve">    설명: "✨ 키 170cm, 몸무게 65kg을 기준으로..."</w:t>
-      </w:r>
-    </w:p>
-    <w:p>
-      <w:pPr>
-        <w:shd w:fill="F0F0F0" w:color="auto" w:val="clear"/>
-        <w:spacing w:after="0"/>
-      </w:pPr>
-      <w:r>
-        <w:rPr>
-          <w:rFonts w:ascii="Consolas" w:cs="Consolas" w:eastAsia="Consolas" w:hAnsi="Consolas"/>
-          <w:sz w:val="18"/>
-          <w:szCs w:val="18"/>
-        </w:rPr>
-        <w:t xml:space="preserve">(3) 음식 추가: 아침 밥/계란/야채</w:t>
-      </w:r>
-    </w:p>
-    <w:p>
-      <w:pPr>
-        <w:shd w:fill="F0F0F0" w:color="auto" w:val="clear"/>
-        <w:spacing w:after="0"/>
-      </w:pPr>
-      <w:r>
-        <w:rPr>
-          <w:rFonts w:ascii="Consolas" w:cs="Consolas" w:eastAsia="Consolas" w:hAnsi="Consolas"/>
-          <w:sz w:val="18"/>
-          <w:szCs w:val="18"/>
-        </w:rPr>
-        <w:t xml:space="preserve">(4) 저장 → 오늘 칼로리 누적 표시</w:t>
-      </w:r>
-    </w:p>
-    <w:p>
-      <w:pPr>
-        <w:spacing w:after="120"/>
-      </w:pPr>
-    </w:p>
-    <w:p>
-      <w:pPr>
-        <w:spacing w:after="120"/>
-      </w:pPr>
-      <w:r>
-        <w:rPr>
-          <w:rFonts w:ascii="Malgun Gothic" w:cs="Malgun Gothic" w:eastAsia="Malgun Gothic" w:hAnsi="Malgun Gothic"/>
-          <w:b/>
-          <w:bCs/>
-          <w:sz w:val="21"/>
-          <w:szCs w:val="21"/>
-        </w:rPr>
-        <w:t xml:space="preserve">3단계: 운동 기록</w:t>
-      </w:r>
-    </w:p>
-    <w:p>
-      <w:pPr>
-        <w:shd w:fill="F0F0F0" w:color="auto" w:val="clear"/>
-        <w:spacing w:after="0"/>
-      </w:pPr>
-      <w:r>
-        <w:rPr>
-          <w:rFonts w:ascii="Consolas" w:cs="Consolas" w:eastAsia="Consolas" w:hAnsi="Consolas"/>
-          <w:sz w:val="18"/>
-          <w:szCs w:val="18"/>
-        </w:rPr>
-        <w:t xml:space="preserve">(1) 더보기 &gt; 마이다이어리 &gt; 운동</w:t>
-      </w:r>
-    </w:p>
-    <w:p>
-      <w:pPr>
-        <w:shd w:fill="F0F0F0" w:color="auto" w:val="clear"/>
-        <w:spacing w:after="0"/>
-      </w:pPr>
-      <w:r>
-        <w:rPr>
-          <w:rFonts w:ascii="Consolas" w:cs="Consolas" w:eastAsia="Consolas" w:hAnsi="Consolas"/>
-          <w:sz w:val="18"/>
-          <w:szCs w:val="18"/>
-        </w:rPr>
-        <w:t xml:space="preserve">(2) "달리기" 선택 → 시속 10km, 30분 입력</w:t>
-      </w:r>
-    </w:p>
-    <w:p>
-      <w:pPr>
-        <w:shd w:fill="F0F0F0" w:color="auto" w:val="clear"/>
-        <w:spacing w:after="0"/>
-      </w:pPr>
-      <w:r>
-        <w:rPr>
-          <w:rFonts w:ascii="Consolas" w:cs="Consolas" w:eastAsia="Consolas" w:hAnsi="Consolas"/>
-          <w:sz w:val="18"/>
-          <w:szCs w:val="18"/>
-        </w:rPr>
-        <w:t xml:space="preserve">    → 소모칼로리 자동 계산 &amp; 저장</w:t>
-      </w:r>
-    </w:p>
-    <w:p>
-      <w:pPr>
-        <w:spacing w:after="120"/>
-      </w:pPr>
-    </w:p>
-    <w:p>
-      <w:pPr>
-        <w:spacing w:after="120"/>
-      </w:pPr>
-      <w:r>
-        <w:rPr>
-          <w:rFonts w:ascii="Malgun Gothic" w:cs="Malgun Gothic" w:eastAsia="Malgun Gothic" w:hAnsi="Malgun Gothic"/>
-          <w:b/>
-          <w:bCs/>
-          <w:sz w:val="21"/>
-          <w:szCs w:val="21"/>
-        </w:rPr>
-        <w:t xml:space="preserve">4단계: 수면 기록</w:t>
-      </w:r>
-    </w:p>
-    <w:p>
-      <w:pPr>
-        <w:shd w:fill="F0F0F0" w:color="auto" w:val="clear"/>
-        <w:spacing w:after="0"/>
-      </w:pPr>
-      <w:r>
-        <w:rPr>
-          <w:rFonts w:ascii="Consolas" w:cs="Consolas" w:eastAsia="Consolas" w:hAnsi="Consolas"/>
-          <w:sz w:val="18"/>
-          <w:szCs w:val="18"/>
-        </w:rPr>
-        <w:t xml:space="preserve">(1) 더보기 &gt; 마이다이어리 &gt; 수면</w:t>
-      </w:r>
-    </w:p>
-    <w:p>
-      <w:pPr>
-        <w:shd w:fill="F0F0F0" w:color="auto" w:val="clear"/>
-        <w:spacing w:after="0"/>
-      </w:pPr>
-      <w:r>
-        <w:rPr>
-          <w:rFonts w:ascii="Consolas" w:cs="Consolas" w:eastAsia="Consolas" w:hAnsi="Consolas"/>
-          <w:sz w:val="18"/>
-          <w:szCs w:val="18"/>
-        </w:rPr>
-        <w:t xml:space="preserve">(2) 수면 시간: 7.5h / 수면의 질: ⭐⭐⭐⭐ 선택</w:t>
-      </w:r>
-    </w:p>
-    <w:p>
-      <w:pPr>
-        <w:shd w:fill="F0F0F0" w:color="auto" w:val="clear"/>
-        <w:spacing w:after="0"/>
-      </w:pPr>
-      <w:r>
-        <w:rPr>
-          <w:rFonts w:ascii="Consolas" w:cs="Consolas" w:eastAsia="Consolas" w:hAnsi="Consolas"/>
-          <w:sz w:val="18"/>
-          <w:szCs w:val="18"/>
-        </w:rPr>
-        <w:t xml:space="preserve">(3) 저장</w:t>
-      </w:r>
-    </w:p>
-    <w:p>
-      <w:pPr>
-        <w:shd w:fill="F0F0F0" w:color="auto" w:val="clear"/>
-        <w:spacing w:after="0"/>
-      </w:pPr>
-      <w:r>
-        <w:rPr>
-          <w:rFonts w:ascii="Consolas" w:cs="Consolas" w:eastAsia="Consolas" w:hAnsi="Consolas"/>
-          <w:sz w:val="18"/>
-          <w:szCs w:val="18"/>
-        </w:rPr>
-        <w:t xml:space="preserve">(4) 홈 위젯 확인: 식사/운동/수면 진행률 바 3칸</w:t>
-      </w:r>
-    </w:p>
-    <w:p>
-      <w:pPr>
-        <w:shd w:fill="F0F0F0" w:color="auto" w:val="clear"/>
-        <w:spacing w:after="0"/>
-      </w:pPr>
-      <w:r>
-        <w:rPr>
-          <w:rFonts w:ascii="Consolas" w:cs="Consolas" w:eastAsia="Consolas" w:hAnsi="Consolas"/>
-          <w:sz w:val="18"/>
-          <w:szCs w:val="18"/>
-        </w:rPr>
-        <w:t xml:space="preserve">    → 각 칸 클릭하면 해당 기록 화면으로 이동</w:t>
-      </w:r>
-    </w:p>
-    <w:p>
-      <w:pPr>
-        <w:spacing w:after="120"/>
-      </w:pPr>
-    </w:p>
-    <w:p>
-      <w:pPr>
-        <w:spacing w:after="120"/>
-      </w:pPr>
-      <w:r>
-        <w:rPr>
-          <w:rFonts w:ascii="Malgun Gothic" w:cs="Malgun Gothic" w:eastAsia="Malgun Gothic" w:hAnsi="Malgun Gothic"/>
-          <w:b/>
-          <w:bCs/>
-          <w:sz w:val="21"/>
-          <w:szCs w:val="21"/>
-        </w:rPr>
-        <w:t xml:space="preserve">5단계: 목표 설정</w:t>
-      </w:r>
-    </w:p>
-    <w:p>
-      <w:pPr>
-        <w:shd w:fill="F0F0F0" w:color="auto" w:val="clear"/>
-        <w:spacing w:after="0"/>
-      </w:pPr>
-      <w:r>
-        <w:rPr>
-          <w:rFonts w:ascii="Consolas" w:cs="Consolas" w:eastAsia="Consolas" w:hAnsi="Consolas"/>
-          <w:sz w:val="18"/>
-          <w:szCs w:val="18"/>
-        </w:rPr>
-        <w:t xml:space="preserve">(1) 더보기 &gt; 마이다이어리 &gt; 목표 설정</w:t>
-      </w:r>
-    </w:p>
-    <w:p>
-      <w:pPr>
-        <w:shd w:fill="F0F0F0" w:color="auto" w:val="clear"/>
-        <w:spacing w:after="0"/>
-      </w:pPr>
-      <w:r>
-        <w:rPr>
-          <w:rFonts w:ascii="Consolas" w:cs="Consolas" w:eastAsia="Consolas" w:hAnsi="Consolas"/>
-          <w:sz w:val="18"/>
-          <w:szCs w:val="18"/>
-        </w:rPr>
-        <w:t xml:space="preserve">(2) "체중 60kg 달성" 목표 생성</w:t>
-      </w:r>
-    </w:p>
-    <w:p>
-      <w:pPr>
-        <w:shd w:fill="F0F0F0" w:color="auto" w:val="clear"/>
-        <w:spacing w:after="0"/>
-      </w:pPr>
-      <w:r>
-        <w:rPr>
-          <w:rFonts w:ascii="Consolas" w:cs="Consolas" w:eastAsia="Consolas" w:hAnsi="Consolas"/>
-          <w:sz w:val="18"/>
-          <w:szCs w:val="18"/>
-        </w:rPr>
-        <w:t xml:space="preserve">    → AI가 자동으로 가이드 생성 (식단/운동)</w:t>
-      </w:r>
-    </w:p>
-    <w:p>
-      <w:pPr>
-        <w:shd w:fill="F0F0F0" w:color="auto" w:val="clear"/>
-        <w:spacing w:after="0"/>
-      </w:pPr>
-      <w:r>
-        <w:rPr>
-          <w:rFonts w:ascii="Consolas" w:cs="Consolas" w:eastAsia="Consolas" w:hAnsi="Consolas"/>
-          <w:sz w:val="18"/>
-          <w:szCs w:val="18"/>
-        </w:rPr>
-        <w:t xml:space="preserve">(3) "오늘 기록하기" → 현재 체중 입력</w:t>
-      </w:r>
-    </w:p>
-    <w:p>
-      <w:pPr>
-        <w:shd w:fill="F0F0F0" w:color="auto" w:val="clear"/>
-        <w:spacing w:after="0"/>
-      </w:pPr>
-      <w:r>
-        <w:rPr>
-          <w:rFonts w:ascii="Consolas" w:cs="Consolas" w:eastAsia="Consolas" w:hAnsi="Consolas"/>
-          <w:sz w:val="18"/>
-          <w:szCs w:val="18"/>
-        </w:rPr>
-        <w:t xml:space="preserve">(4) 진행률 업데이트: 70% → 75% (즉시 반영)</w:t>
-      </w:r>
-    </w:p>
-    <w:p>
-      <w:pPr>
-        <w:spacing w:after="120"/>
-      </w:pPr>
-    </w:p>
-    <w:p>
-      <w:pPr>
-        <w:spacing w:after="120"/>
-      </w:pPr>
-      <w:r>
-        <w:rPr>
-          <w:rFonts w:ascii="Malgun Gothic" w:cs="Malgun Gothic" w:eastAsia="Malgun Gothic" w:hAnsi="Malgun Gothic"/>
-          <w:b/>
-          <w:bCs/>
-          <w:sz w:val="21"/>
-          <w:szCs w:val="21"/>
-        </w:rPr>
-        <w:t xml:space="preserve">6단계: 습관 추천 (질병 우선순위)</w:t>
-      </w:r>
-    </w:p>
-    <w:p>
-      <w:pPr>
-        <w:shd w:fill="F0F0F0" w:color="auto" w:val="clear"/>
-        <w:spacing w:after="0"/>
-      </w:pPr>
-      <w:r>
-        <w:rPr>
-          <w:rFonts w:ascii="Consolas" w:cs="Consolas" w:eastAsia="Consolas" w:hAnsi="Consolas"/>
-          <w:sz w:val="18"/>
-          <w:szCs w:val="18"/>
-        </w:rPr>
-        <w:t xml:space="preserve">(1) 홈 &gt; "추천 라이프 스타일" 카드 클릭</w:t>
-      </w:r>
-    </w:p>
-    <w:p>
-      <w:pPr>
-        <w:shd w:fill="F0F0F0" w:color="auto" w:val="clear"/>
-        <w:spacing w:after="0"/>
-      </w:pPr>
-      <w:r>
-        <w:rPr>
-          <w:rFonts w:ascii="Consolas" w:cs="Consolas" w:eastAsia="Consolas" w:hAnsi="Consolas"/>
-          <w:sz w:val="18"/>
-          <w:szCs w:val="18"/>
-        </w:rPr>
-        <w:t xml:space="preserve">(2) 추천 목록 모달 열림</w:t>
-      </w:r>
-    </w:p>
-    <w:p>
-      <w:pPr>
-        <w:shd w:fill="F0F0F0" w:color="auto" w:val="clear"/>
-        <w:spacing w:after="0"/>
-      </w:pPr>
-      <w:r>
-        <w:rPr>
-          <w:rFonts w:ascii="Consolas" w:cs="Consolas" w:eastAsia="Consolas" w:hAnsi="Consolas"/>
-          <w:sz w:val="18"/>
-          <w:szCs w:val="18"/>
-        </w:rPr>
-        <w:t xml:space="preserve">    상단: 당뇨/고혈압 관련 습관 (혈당 체크, 저염식)</w:t>
-      </w:r>
-    </w:p>
-    <w:p>
-      <w:pPr>
-        <w:shd w:fill="F0F0F0" w:color="auto" w:val="clear"/>
-        <w:spacing w:after="0"/>
-      </w:pPr>
-      <w:r>
-        <w:rPr>
-          <w:rFonts w:ascii="Consolas" w:cs="Consolas" w:eastAsia="Consolas" w:hAnsi="Consolas"/>
-          <w:sz w:val="18"/>
-          <w:szCs w:val="18"/>
-        </w:rPr>
-        <w:t xml:space="preserve">    하단: 기본 습관 (명상, 스트레칭)</w:t>
-      </w:r>
-    </w:p>
-    <w:p>
-      <w:pPr>
-        <w:shd w:fill="F0F0F0" w:color="auto" w:val="clear"/>
-        <w:spacing w:after="0"/>
-      </w:pPr>
-      <w:r>
-        <w:rPr>
-          <w:rFonts w:ascii="Consolas" w:cs="Consolas" w:eastAsia="Consolas" w:hAnsi="Consolas"/>
-          <w:sz w:val="18"/>
-          <w:szCs w:val="18"/>
-        </w:rPr>
-        <w:t xml:space="preserve">(3) 5개 선택 &gt; 저장</w:t>
-      </w:r>
-    </w:p>
-    <w:p>
-      <w:pPr>
-        <w:spacing w:after="120"/>
-      </w:pPr>
-    </w:p>
-    <w:p>
-      <w:pPr>
-        <w:spacing w:after="120"/>
-      </w:pPr>
-      <w:r>
-        <w:rPr>
-          <w:rFonts w:ascii="Malgun Gothic" w:cs="Malgun Gothic" w:eastAsia="Malgun Gothic" w:hAnsi="Malgun Gothic"/>
-          <w:b/>
-          <w:bCs/>
-          <w:sz w:val="21"/>
-          <w:szCs w:val="21"/>
-        </w:rPr>
-        <w:t xml:space="preserve">7단계: 일기 (오늘의 한 줄)</w:t>
-      </w:r>
-    </w:p>
-    <w:p>
-      <w:pPr>
-        <w:shd w:fill="F0F0F0" w:color="auto" w:val="clear"/>
-        <w:spacing w:after="0"/>
-      </w:pPr>
-      <w:r>
-        <w:rPr>
-          <w:rFonts w:ascii="Consolas" w:cs="Consolas" w:eastAsia="Consolas" w:hAnsi="Consolas"/>
-          <w:sz w:val="18"/>
-          <w:szCs w:val="18"/>
-        </w:rPr>
-        <w:t xml:space="preserve">(1) 더보기 &gt; 마이다이어리 &gt; 일기</w:t>
-      </w:r>
-    </w:p>
-    <w:p>
-      <w:pPr>
-        <w:shd w:fill="F0F0F0" w:color="auto" w:val="clear"/>
-        <w:spacing w:after="0"/>
-      </w:pPr>
-      <w:r>
-        <w:rPr>
-          <w:rFonts w:ascii="Consolas" w:cs="Consolas" w:eastAsia="Consolas" w:hAnsi="Consolas"/>
-          <w:sz w:val="18"/>
-          <w:szCs w:val="18"/>
-        </w:rPr>
-        <w:t xml:space="preserve">(2) "오늘 하루 좋았다~" + 사진 1장 선택</w:t>
-      </w:r>
-    </w:p>
-    <w:p>
-      <w:pPr>
-        <w:shd w:fill="F0F0F0" w:color="auto" w:val="clear"/>
-        <w:spacing w:after="0"/>
-      </w:pPr>
-      <w:r>
-        <w:rPr>
-          <w:rFonts w:ascii="Consolas" w:cs="Consolas" w:eastAsia="Consolas" w:hAnsi="Consolas"/>
-          <w:sz w:val="18"/>
-          <w:szCs w:val="18"/>
-        </w:rPr>
-        <w:t xml:space="preserve">(3) 저장 → 모아보기에 추가</w:t>
-      </w:r>
-    </w:p>
-    <w:p>
-      <w:pPr>
-        <w:spacing w:after="120"/>
-      </w:pPr>
-    </w:p>
-    <w:p>
-      <w:pPr>
-        <w:spacing w:after="120"/>
-      </w:pPr>
-      <w:r>
-        <w:rPr>
-          <w:rFonts w:ascii="Malgun Gothic" w:cs="Malgun Gothic" w:eastAsia="Malgun Gothic" w:hAnsi="Malgun Gothic"/>
-          <w:b/>
-          <w:bCs/>
-          <w:sz w:val="21"/>
-          <w:szCs w:val="21"/>
-        </w:rPr>
-        <w:t xml:space="preserve">8단계: 주간 리포트</w:t>
-      </w:r>
-    </w:p>
-    <w:p>
-      <w:pPr>
-        <w:shd w:fill="F0F0F0" w:color="auto" w:val="clear"/>
-        <w:spacing w:after="0"/>
-      </w:pPr>
-      <w:r>
-        <w:rPr>
-          <w:rFonts w:ascii="Consolas" w:cs="Consolas" w:eastAsia="Consolas" w:hAnsi="Consolas"/>
-          <w:sz w:val="18"/>
-          <w:szCs w:val="18"/>
-        </w:rPr>
-        <w:t xml:space="preserve">(1) 더보기 &gt; 주간 리포트</w:t>
-      </w:r>
-    </w:p>
-    <w:p>
-      <w:pPr>
-        <w:shd w:fill="F0F0F0" w:color="auto" w:val="clear"/>
-        <w:spacing w:after="0"/>
-      </w:pPr>
-      <w:r>
-        <w:rPr>
-          <w:rFonts w:ascii="Consolas" w:cs="Consolas" w:eastAsia="Consolas" w:hAnsi="Consolas"/>
-          <w:sz w:val="18"/>
-          <w:szCs w:val="18"/>
-        </w:rPr>
-        <w:t xml:space="preserve">(2) 최신 리포트 열기</w:t>
-      </w:r>
-    </w:p>
-    <w:p>
-      <w:pPr>
-        <w:shd w:fill="F0F0F0" w:color="auto" w:val="clear"/>
-        <w:spacing w:after="0"/>
-      </w:pPr>
-      <w:r>
-        <w:rPr>
-          <w:rFonts w:ascii="Consolas" w:cs="Consolas" w:eastAsia="Consolas" w:hAnsi="Consolas"/>
-          <w:sz w:val="18"/>
-          <w:szCs w:val="18"/>
-        </w:rPr>
-        <w:t xml:space="preserve">    • 신체정보: "키 170cm, 몸무게 65kg, BMI 22.5"</w:t>
-      </w:r>
-    </w:p>
-    <w:p>
-      <w:pPr>
-        <w:shd w:fill="F0F0F0" w:color="auto" w:val="clear"/>
-        <w:spacing w:after="0"/>
-      </w:pPr>
-      <w:r>
-        <w:rPr>
-          <w:rFonts w:ascii="Consolas" w:cs="Consolas" w:eastAsia="Consolas" w:hAnsi="Consolas"/>
-          <w:sz w:val="18"/>
-          <w:szCs w:val="18"/>
-        </w:rPr>
-        <w:t xml:space="preserve">    • 식단/운동/수면 통계</w:t>
-      </w:r>
-    </w:p>
-    <w:p>
-      <w:pPr>
-        <w:shd w:fill="F0F0F0" w:color="auto" w:val="clear"/>
-        <w:spacing w:after="0"/>
-      </w:pPr>
-      <w:r>
-        <w:rPr>
-          <w:rFonts w:ascii="Consolas" w:cs="Consolas" w:eastAsia="Consolas" w:hAnsi="Consolas"/>
-          <w:sz w:val="18"/>
-          <w:szCs w:val="18"/>
-        </w:rPr>
-        <w:t xml:space="preserve">    • 목표 진도: "체중 감량 75% 진행"</w:t>
-      </w:r>
-    </w:p>
-    <w:p>
-      <w:pPr>
-        <w:shd w:fill="F0F0F0" w:color="auto" w:val="clear"/>
-        <w:spacing w:after="0"/>
-      </w:pPr>
-      <w:r>
-        <w:rPr>
-          <w:rFonts w:ascii="Consolas" w:cs="Consolas" w:eastAsia="Consolas" w:hAnsi="Consolas"/>
-          <w:sz w:val="18"/>
-          <w:szCs w:val="18"/>
-        </w:rPr>
-        <w:t xml:space="preserve">    • AI 종합 분석</w:t>
-      </w:r>
-    </w:p>
-    <w:p>
-      <w:pPr>
-        <w:shd w:fill="F0F0F0" w:color="auto" w:val="clear"/>
-        <w:spacing w:after="0"/>
-      </w:pPr>
-      <w:r>
-        <w:rPr>
-          <w:rFonts w:ascii="Consolas" w:cs="Consolas" w:eastAsia="Consolas" w:hAnsi="Consolas"/>
-          <w:sz w:val="18"/>
-          <w:szCs w:val="18"/>
-        </w:rPr>
-        <w:t xml:space="preserve">(3) 이전 리포트도 월별 보관함에서 조회</w:t>
+        <w:t xml:space="preserve">개선</w:t>
+      </w:r>
+      <w:r>
+        <w:rPr>
+          <w:rFonts w:ascii="Malgun Gothic" w:cs="Malgun Gothic" w:eastAsia="Malgun Gothic" w:hAnsi="Malgun Gothic"/>
+          <w:sz w:val="21"/>
+          <w:szCs w:val="21"/>
+        </w:rPr>
+        <w:t xml:space="preserve">: PR #320 (T-GOAL-2)</w:t>
+      </w:r>
+    </w:p>
+    <w:p>
+      <w:pPr>
+        <w:shd w:fill="F0F0F0" w:color="auto" w:val="clear"/>
+        <w:spacing w:after="0"/>
+      </w:pPr>
+      <w:r>
+        <w:rPr>
+          <w:rFonts w:ascii="Consolas" w:cs="Consolas" w:eastAsia="Consolas" w:hAnsi="Consolas"/>
+          <w:sz w:val="18"/>
+          <w:szCs w:val="18"/>
+        </w:rPr>
+        <w:t xml:space="preserve">기존: 모든 목표가 수치형(체중, BMI 등)</w:t>
+      </w:r>
+    </w:p>
+    <w:p>
+      <w:pPr>
+        <w:shd w:fill="F0F0F0" w:color="auto" w:val="clear"/>
+        <w:spacing w:after="0"/>
+      </w:pPr>
+      <w:r>
+        <w:rPr>
+          <w:rFonts w:ascii="Consolas" w:cs="Consolas" w:eastAsia="Consolas" w:hAnsi="Consolas"/>
+          <w:sz w:val="18"/>
+          <w:szCs w:val="18"/>
+        </w:rPr>
+        <w:t xml:space="preserve">개선: NUMERIC(수치형) / FREQUENCY(횟수형) 구분</w:t>
+      </w:r>
+    </w:p>
+    <w:p>
+      <w:pPr>
+        <w:shd w:fill="F0F0F0" w:color="auto" w:val="clear"/>
+        <w:spacing w:after="0"/>
+      </w:pPr>
+      <w:r>
+        <w:rPr>
+          <w:rFonts w:ascii="Consolas" w:cs="Consolas" w:eastAsia="Consolas" w:hAnsi="Consolas"/>
+          <w:sz w:val="18"/>
+          <w:szCs w:val="18"/>
+        </w:rPr>
+        <w:t xml:space="preserve"> </w:t>
+      </w:r>
+    </w:p>
+    <w:p>
+      <w:pPr>
+        <w:shd w:fill="F0F0F0" w:color="auto" w:val="clear"/>
+        <w:spacing w:after="0"/>
+      </w:pPr>
+      <w:r>
+        <w:rPr>
+          <w:rFonts w:ascii="Consolas" w:cs="Consolas" w:eastAsia="Consolas" w:hAnsi="Consolas"/>
+          <w:sz w:val="18"/>
+          <w:szCs w:val="18"/>
+        </w:rPr>
+        <w:t xml:space="preserve">FREQUENCY 예시:</w:t>
+      </w:r>
+    </w:p>
+    <w:p>
+      <w:pPr>
+        <w:shd w:fill="F0F0F0" w:color="auto" w:val="clear"/>
+        <w:spacing w:after="0"/>
+      </w:pPr>
+      <w:r>
+        <w:rPr>
+          <w:rFonts w:ascii="Consolas" w:cs="Consolas" w:eastAsia="Consolas" w:hAnsi="Consolas"/>
+          <w:sz w:val="18"/>
+          <w:szCs w:val="18"/>
+        </w:rPr>
+        <w:t xml:space="preserve">  • "일주일에 명상 4회"</w:t>
+      </w:r>
+    </w:p>
+    <w:p>
+      <w:pPr>
+        <w:shd w:fill="F0F0F0" w:color="auto" w:val="clear"/>
+        <w:spacing w:after="0"/>
+      </w:pPr>
+      <w:r>
+        <w:rPr>
+          <w:rFonts w:ascii="Consolas" w:cs="Consolas" w:eastAsia="Consolas" w:hAnsi="Consolas"/>
+          <w:sz w:val="18"/>
+          <w:szCs w:val="18"/>
+        </w:rPr>
+        <w:t xml:space="preserve">  • "월 2번 영화 보기"</w:t>
+      </w:r>
+    </w:p>
+    <w:p>
+      <w:pPr>
+        <w:shd w:fill="F0F0F0" w:color="auto" w:val="clear"/>
+        <w:spacing w:after="0"/>
+      </w:pPr>
+      <w:r>
+        <w:rPr>
+          <w:rFonts w:ascii="Consolas" w:cs="Consolas" w:eastAsia="Consolas" w:hAnsi="Consolas"/>
+          <w:sz w:val="18"/>
+          <w:szCs w:val="18"/>
+        </w:rPr>
+        <w:t xml:space="preserve">  • "주 5일 운동"</w:t>
+      </w:r>
+    </w:p>
+    <w:p>
+      <w:pPr>
+        <w:shd w:fill="F0F0F0" w:color="auto" w:val="clear"/>
+        <w:spacing w:after="0"/>
+      </w:pPr>
+      <w:r>
+        <w:rPr>
+          <w:rFonts w:ascii="Consolas" w:cs="Consolas" w:eastAsia="Consolas" w:hAnsi="Consolas"/>
+          <w:sz w:val="18"/>
+          <w:szCs w:val="18"/>
+        </w:rPr>
+        <w:t xml:space="preserve"> </w:t>
+      </w:r>
+    </w:p>
+    <w:p>
+      <w:pPr>
+        <w:shd w:fill="F0F0F0" w:color="auto" w:val="clear"/>
+        <w:spacing w:after="0"/>
+      </w:pPr>
+      <w:r>
+        <w:rPr>
+          <w:rFonts w:ascii="Consolas" w:cs="Consolas" w:eastAsia="Consolas" w:hAnsi="Consolas"/>
+          <w:sz w:val="18"/>
+          <w:szCs w:val="18"/>
+        </w:rPr>
+        <w:t xml:space="preserve">UI:</w:t>
+      </w:r>
+    </w:p>
+    <w:p>
+      <w:pPr>
+        <w:shd w:fill="F0F0F0" w:color="auto" w:val="clear"/>
+        <w:spacing w:after="0"/>
+      </w:pPr>
+      <w:r>
+        <w:rPr>
+          <w:rFonts w:ascii="Consolas" w:cs="Consolas" w:eastAsia="Consolas" w:hAnsi="Consolas"/>
+          <w:sz w:val="18"/>
+          <w:szCs w:val="18"/>
+        </w:rPr>
+        <w:t xml:space="preserve">  수치형: [기록하기] → 숫자 입력</w:t>
+      </w:r>
+    </w:p>
+    <w:p>
+      <w:pPr>
+        <w:shd w:fill="F0F0F0" w:color="auto" w:val="clear"/>
+        <w:spacing w:after="0"/>
+      </w:pPr>
+      <w:r>
+        <w:rPr>
+          <w:rFonts w:ascii="Consolas" w:cs="Consolas" w:eastAsia="Consolas" w:hAnsi="Consolas"/>
+          <w:sz w:val="18"/>
+          <w:szCs w:val="18"/>
+        </w:rPr>
+        <w:t xml:space="preserve">  횟수형: [오늘 완료] → 1회 클릭 시 +1 (당일 중복 방지)</w:t>
+      </w:r>
+    </w:p>
+    <w:p>
+      <w:pPr>
+        <w:shd w:fill="F0F0F0" w:color="auto" w:val="clear"/>
+        <w:spacing w:after="0"/>
+      </w:pPr>
+      <w:r>
+        <w:rPr>
+          <w:rFonts w:ascii="Consolas" w:cs="Consolas" w:eastAsia="Consolas" w:hAnsi="Consolas"/>
+          <w:sz w:val="18"/>
+          <w:szCs w:val="18"/>
+        </w:rPr>
+        <w:t xml:space="preserve"> </w:t>
+      </w:r>
+    </w:p>
+    <w:p>
+      <w:pPr>
+        <w:shd w:fill="F0F0F0" w:color="auto" w:val="clear"/>
+        <w:spacing w:after="0"/>
+      </w:pPr>
+      <w:r>
+        <w:rPr>
+          <w:rFonts w:ascii="Consolas" w:cs="Consolas" w:eastAsia="Consolas" w:hAnsi="Consolas"/>
+          <w:sz w:val="18"/>
+          <w:szCs w:val="18"/>
+        </w:rPr>
+        <w:t xml:space="preserve">마이그레이션: 0054 (goal_type 컬럼 추가)</w:t>
+      </w:r>
+    </w:p>
+    <w:p>
+      <w:pPr>
+        <w:shd w:fill="F0F0F0" w:color="auto" w:val="clear"/>
+        <w:spacing w:after="0"/>
+      </w:pPr>
+      <w:r>
+        <w:rPr>
+          <w:rFonts w:ascii="Consolas" w:cs="Consolas" w:eastAsia="Consolas" w:hAnsi="Consolas"/>
+          <w:sz w:val="18"/>
+          <w:szCs w:val="18"/>
+        </w:rPr>
+        <w:t xml:space="preserve">테스트: 38개 신규 + 회귀 0개</w:t>
       </w:r>
     </w:p>
     <w:p>
@@ -13008,7 +12717,7 @@
           <w:sz w:val="21"/>
           <w:szCs w:val="21"/>
         </w:rPr>
-        <w:t xml:space="preserve">슬라이드 24 — 참고: 발표에서 "있어보이게" 만드는 포인트</w:t>
+        <w:t xml:space="preserve">슬라이드 24 — 기술적 하이라이트</w:t>
       </w:r>
     </w:p>
     <w:p>
@@ -13022,12 +12731,17 @@
           <w:sz w:val="21"/>
           <w:szCs w:val="21"/>
         </w:rPr>
-        <w:t xml:space="preserve">1. 숫자로 말하기</w:t>
-      </w:r>
-    </w:p>
-    <w:p>
-      <w:pPr>
-        <w:spacing w:after="120"/>
+        <w:t xml:space="preserve">알림 시스템</w:t>
+      </w:r>
+    </w:p>
+    <w:p>
+      <w:pPr>
+        <w:pStyle w:val="ListParagraph"/>
+        <w:numPr>
+          <w:ilvl w:val="0"/>
+          <w:numId w:val="2"/>
+        </w:numPr>
+        <w:spacing w:after="60"/>
       </w:pPr>
       <w:r>
         <w:rPr>
@@ -13037,7 +12751,43 @@
           <w:sz w:val="21"/>
           <w:szCs w:val="21"/>
         </w:rPr>
-        <w:t xml:space="preserve">알림 시스템</w:t>
+        <w:t xml:space="preserve">스마트 묶음 발송</w:t>
+      </w:r>
+    </w:p>
+    <w:p>
+      <w:pPr>
+        <w:pStyle w:val="ListParagraph"/>
+        <w:numPr>
+          <w:ilvl w:val="1"/>
+          <w:numId w:val="2"/>
+        </w:numPr>
+        <w:spacing w:after="60"/>
+      </w:pPr>
+      <w:r>
+        <w:rPr>
+          <w:rFonts w:ascii="Malgun Gothic" w:cs="Malgun Gothic" w:eastAsia="Malgun Gothic" w:hAnsi="Malgun Gothic"/>
+          <w:sz w:val="21"/>
+          <w:szCs w:val="21"/>
+        </w:rPr>
+        <w:t xml:space="preserve">같은 시각 N개 알림 → 1회 발송 (배터리 ↓, 사용자 피로 ↓)</w:t>
+      </w:r>
+    </w:p>
+    <w:p>
+      <w:pPr>
+        <w:pStyle w:val="ListParagraph"/>
+        <w:numPr>
+          <w:ilvl w:val="1"/>
+          <w:numId w:val="2"/>
+        </w:numPr>
+        <w:spacing w:after="60"/>
+      </w:pPr>
+      <w:r>
+        <w:rPr>
+          <w:rFonts w:ascii="Malgun Gothic" w:cs="Malgun Gothic" w:eastAsia="Malgun Gothic" w:hAnsi="Malgun Gothic"/>
+          <w:sz w:val="21"/>
+          <w:szCs w:val="21"/>
+        </w:rPr>
+        <w:t xml:space="preserve">push_scheduler 로직 최적화</w:t>
       </w:r>
     </w:p>
     <w:p>
@@ -13049,32 +12799,6 @@
         </w:numPr>
         <w:spacing w:after="60"/>
       </w:pPr>
-      <w:r>
-        <w:rPr>
-          <w:rFonts w:ascii="Malgun Gothic" w:cs="Malgun Gothic" w:eastAsia="Malgun Gothic" w:hAnsi="Malgun Gothic"/>
-          <w:sz w:val="21"/>
-          <w:szCs w:val="21"/>
-        </w:rPr>
-        <w:t xml:space="preserve">"같은 시각 약 N개 → 알림 1회로 통합"</w:t>
-      </w:r>
-    </w:p>
-    <w:p>
-      <w:pPr>
-        <w:pStyle w:val="ListParagraph"/>
-        <w:numPr>
-          <w:ilvl w:val="0"/>
-          <w:numId w:val="2"/>
-        </w:numPr>
-        <w:spacing w:after="60"/>
-      </w:pPr>
-      <w:r>
-        <w:rPr>
-          <w:rFonts w:ascii="Malgun Gothic" w:cs="Malgun Gothic" w:eastAsia="Malgun Gothic" w:hAnsi="Malgun Gothic"/>
-          <w:sz w:val="21"/>
-          <w:szCs w:val="21"/>
-        </w:rPr>
-        <w:t xml:space="preserve">"브라우저 액션 제약(2개)을 스누즈 바텀시트로 </w:t>
-      </w:r>
       <w:r>
         <w:rPr>
           <w:rFonts w:ascii="Malgun Gothic" w:cs="Malgun Gothic" w:eastAsia="Malgun Gothic" w:hAnsi="Malgun Gothic"/>
@@ -13083,15 +12807,43 @@
           <w:sz w:val="21"/>
           <w:szCs w:val="21"/>
         </w:rPr>
-        <w:t xml:space="preserve">우회</w:t>
-      </w:r>
-      <w:r>
-        <w:rPr>
-          <w:rFonts w:ascii="Malgun Gothic" w:cs="Malgun Gothic" w:eastAsia="Malgun Gothic" w:hAnsi="Malgun Gothic"/>
-          <w:sz w:val="21"/>
-          <w:szCs w:val="21"/>
-        </w:rPr>
-        <w:t xml:space="preserve">"</w:t>
+        <w:t xml:space="preserve">알림함 통합 &amp; 딥링크</w:t>
+      </w:r>
+    </w:p>
+    <w:p>
+      <w:pPr>
+        <w:pStyle w:val="ListParagraph"/>
+        <w:numPr>
+          <w:ilvl w:val="1"/>
+          <w:numId w:val="2"/>
+        </w:numPr>
+        <w:spacing w:after="60"/>
+      </w:pPr>
+      <w:r>
+        <w:rPr>
+          <w:rFonts w:ascii="Malgun Gothic" w:cs="Malgun Gothic" w:eastAsia="Malgun Gothic" w:hAnsi="Malgun Gothic"/>
+          <w:sz w:val="21"/>
+          <w:szCs w:val="21"/>
+        </w:rPr>
+        <w:t xml:space="preserve">PushService 한 곳의 훅 → 모든 알림 자동 저장 (확장성 ↑)</w:t>
+      </w:r>
+    </w:p>
+    <w:p>
+      <w:pPr>
+        <w:pStyle w:val="ListParagraph"/>
+        <w:numPr>
+          <w:ilvl w:val="1"/>
+          <w:numId w:val="2"/>
+        </w:numPr>
+        <w:spacing w:after="60"/>
+      </w:pPr>
+      <w:r>
+        <w:rPr>
+          <w:rFonts w:ascii="Malgun Gothic" w:cs="Malgun Gothic" w:eastAsia="Malgun Gothic" w:hAnsi="Malgun Gothic"/>
+          <w:sz w:val="21"/>
+          <w:szCs w:val="21"/>
+        </w:rPr>
+        <w:t xml:space="preserve">link_url 매핑 → 클릭 즉시 관련 화면 이동</w:t>
       </w:r>
     </w:p>
     <w:p>
@@ -13103,14 +12855,6 @@
         </w:numPr>
         <w:spacing w:after="60"/>
       </w:pPr>
-      <w:r>
-        <w:rPr>
-          <w:rFonts w:ascii="Malgun Gothic" w:cs="Malgun Gothic" w:eastAsia="Malgun Gothic" w:hAnsi="Malgun Gothic"/>
-          <w:sz w:val="21"/>
-          <w:szCs w:val="21"/>
-        </w:rPr>
-        <w:t xml:space="preserve">"6개 PR(280/282/298/299/302/323), </w:t>
-      </w:r>
       <w:r>
         <w:rPr>
           <w:rFonts w:ascii="Malgun Gothic" w:cs="Malgun Gothic" w:eastAsia="Malgun Gothic" w:hAnsi="Malgun Gothic"/>
@@ -13119,20 +12863,35 @@
           <w:sz w:val="21"/>
           <w:szCs w:val="21"/>
         </w:rPr>
-        <w:t xml:space="preserve">0개 회귀</w:t>
-      </w:r>
-      <w:r>
-        <w:rPr>
-          <w:rFonts w:ascii="Malgun Gothic" w:cs="Malgun Gothic" w:eastAsia="Malgun Gothic" w:hAnsi="Malgun Gothic"/>
-          <w:sz w:val="21"/>
-          <w:szCs w:val="21"/>
-        </w:rPr>
-        <w:t xml:space="preserve">"</w:t>
-      </w:r>
-    </w:p>
-    <w:p>
-      <w:pPr>
-        <w:spacing w:after="120"/>
+        <w:t xml:space="preserve">스누즈 재알림</w:t>
+      </w:r>
+    </w:p>
+    <w:p>
+      <w:pPr>
+        <w:pStyle w:val="ListParagraph"/>
+        <w:numPr>
+          <w:ilvl w:val="1"/>
+          <w:numId w:val="2"/>
+        </w:numPr>
+        <w:spacing w:after="60"/>
+      </w:pPr>
+      <w:r>
+        <w:rPr>
+          <w:rFonts w:ascii="Malgun Gothic" w:cs="Malgun Gothic" w:eastAsia="Malgun Gothic" w:hAnsi="Malgun Gothic"/>
+          <w:sz w:val="21"/>
+          <w:szCs w:val="21"/>
+        </w:rPr>
+        <w:t xml:space="preserve">1회성 snooze_reminders → 예약 후 자동 삭제 (DB 부하 ↓)</w:t>
+      </w:r>
+    </w:p>
+    <w:p>
+      <w:pPr>
+        <w:pStyle w:val="ListParagraph"/>
+        <w:numPr>
+          <w:ilvl w:val="0"/>
+          <w:numId w:val="2"/>
+        </w:numPr>
+        <w:spacing w:after="60"/>
       </w:pPr>
       <w:r>
         <w:rPr>
@@ -13142,7 +12901,25 @@
           <w:sz w:val="21"/>
           <w:szCs w:val="21"/>
         </w:rPr>
-        <w:t xml:space="preserve">개인화 시스템</w:t>
+        <w:t xml:space="preserve">라이프스타일 팁 세밀 제어</w:t>
+      </w:r>
+    </w:p>
+    <w:p>
+      <w:pPr>
+        <w:pStyle w:val="ListParagraph"/>
+        <w:numPr>
+          <w:ilvl w:val="1"/>
+          <w:numId w:val="2"/>
+        </w:numPr>
+        <w:spacing w:after="60"/>
+      </w:pPr>
+      <w:r>
+        <w:rPr>
+          <w:rFonts w:ascii="Malgun Gothic" w:cs="Malgun Gothic" w:eastAsia="Malgun Gothic" w:hAnsi="Malgun Gothic"/>
+          <w:sz w:val="21"/>
+          <w:szCs w:val="21"/>
+        </w:rPr>
+        <w:t xml:space="preserve">전용 시간대 + 빈도 설정 → 사용자 피로도 관리</w:t>
       </w:r>
     </w:p>
     <w:p>
@@ -13154,50 +12931,6 @@
         </w:numPr>
         <w:spacing w:after="60"/>
       </w:pPr>
-      <w:r>
-        <w:rPr>
-          <w:rFonts w:ascii="Malgun Gothic" w:cs="Malgun Gothic" w:eastAsia="Malgun Gothic" w:hAnsi="Malgun Gothic"/>
-          <w:sz w:val="21"/>
-          <w:szCs w:val="21"/>
-        </w:rPr>
-        <w:t xml:space="preserve">"마이그레이션 4개 추가 (알림함 + 칼로리 캐싱 + 건강정보 분리)"</w:t>
-      </w:r>
-    </w:p>
-    <w:p>
-      <w:pPr>
-        <w:pStyle w:val="ListParagraph"/>
-        <w:numPr>
-          <w:ilvl w:val="0"/>
-          <w:numId w:val="2"/>
-        </w:numPr>
-        <w:spacing w:after="60"/>
-      </w:pPr>
-      <w:r>
-        <w:rPr>
-          <w:rFonts w:ascii="Malgun Gothic" w:cs="Malgun Gothic" w:eastAsia="Malgun Gothic" w:hAnsi="Malgun Gothic"/>
-          <w:sz w:val="21"/>
-          <w:szCs w:val="21"/>
-        </w:rPr>
-        <w:t xml:space="preserve">"테스트 20개 신규 (회귀 0개)"</w:t>
-      </w:r>
-    </w:p>
-    <w:p>
-      <w:pPr>
-        <w:pStyle w:val="ListParagraph"/>
-        <w:numPr>
-          <w:ilvl w:val="0"/>
-          <w:numId w:val="2"/>
-        </w:numPr>
-        <w:spacing w:after="60"/>
-      </w:pPr>
-      <w:r>
-        <w:rPr>
-          <w:rFonts w:ascii="Malgun Gothic" w:cs="Malgun Gothic" w:eastAsia="Malgun Gothic" w:hAnsi="Malgun Gothic"/>
-          <w:sz w:val="21"/>
-          <w:szCs w:val="21"/>
-        </w:rPr>
-        <w:t xml:space="preserve">"AI 캐싱으로 Worker 호출 </w:t>
-      </w:r>
       <w:r>
         <w:rPr>
           <w:rFonts w:ascii="Malgun Gothic" w:cs="Malgun Gothic" w:eastAsia="Malgun Gothic" w:hAnsi="Malgun Gothic"/>
@@ -13206,33 +12939,25 @@
           <w:sz w:val="21"/>
           <w:szCs w:val="21"/>
         </w:rPr>
-        <w:t xml:space="preserve">1회/일 → 평균 1/5 비용 절감</w:t>
-      </w:r>
-      <w:r>
-        <w:rPr>
-          <w:rFonts w:ascii="Malgun Gothic" w:cs="Malgun Gothic" w:eastAsia="Malgun Gothic" w:hAnsi="Malgun Gothic"/>
-          <w:sz w:val="21"/>
-          <w:szCs w:val="21"/>
-        </w:rPr>
-        <w:t xml:space="preserve">"</w:t>
-      </w:r>
-    </w:p>
-    <w:p>
-      <w:pPr>
-        <w:pStyle w:val="ListParagraph"/>
-        <w:numPr>
-          <w:ilvl w:val="0"/>
-          <w:numId w:val="2"/>
-        </w:numPr>
-        <w:spacing w:after="60"/>
-      </w:pPr>
-      <w:r>
-        <w:rPr>
-          <w:rFonts w:ascii="Malgun Gothic" w:cs="Malgun Gothic" w:eastAsia="Malgun Gothic" w:hAnsi="Malgun Gothic"/>
-          <w:sz w:val="21"/>
-          <w:szCs w:val="21"/>
-        </w:rPr>
-        <w:t xml:space="preserve">"총 15개 PR, 4,000+ 라인 변경"</w:t>
+        <w:t xml:space="preserve">안드로이드 호환성</w:t>
+      </w:r>
+    </w:p>
+    <w:p>
+      <w:pPr>
+        <w:pStyle w:val="ListParagraph"/>
+        <w:numPr>
+          <w:ilvl w:val="1"/>
+          <w:numId w:val="2"/>
+        </w:numPr>
+        <w:spacing w:after="60"/>
+      </w:pPr>
+      <w:r>
+        <w:rPr>
+          <w:rFonts w:ascii="Malgun Gothic" w:cs="Malgun Gothic" w:eastAsia="Malgun Gothic" w:hAnsi="Malgun Gothic"/>
+          <w:sz w:val="21"/>
+          <w:szCs w:val="21"/>
+        </w:rPr>
+        <w:t xml:space="preserve">registration.showNotification() 사용 → 실제 푸시와 동일 패턴</w:t>
       </w:r>
     </w:p>
     <w:p>
@@ -13246,12 +12971,17 @@
           <w:sz w:val="21"/>
           <w:szCs w:val="21"/>
         </w:rPr>
-        <w:t xml:space="preserve">2. 문제 → 해결 서사</w:t>
-      </w:r>
-    </w:p>
-    <w:p>
-      <w:pPr>
-        <w:spacing w:after="120"/>
+        <w:t xml:space="preserve">개인화 시스템</w:t>
+      </w:r>
+    </w:p>
+    <w:p>
+      <w:pPr>
+        <w:pStyle w:val="ListParagraph"/>
+        <w:numPr>
+          <w:ilvl w:val="0"/>
+          <w:numId w:val="2"/>
+        </w:numPr>
+        <w:spacing w:after="60"/>
       </w:pPr>
       <w:r>
         <w:rPr>
@@ -13261,7 +12991,43 @@
           <w:sz w:val="21"/>
           <w:szCs w:val="21"/>
         </w:rPr>
-        <w:t xml:space="preserve">알림</w:t>
+        <w:t xml:space="preserve">캐싱 전략</w:t>
+      </w:r>
+    </w:p>
+    <w:p>
+      <w:pPr>
+        <w:pStyle w:val="ListParagraph"/>
+        <w:numPr>
+          <w:ilvl w:val="1"/>
+          <w:numId w:val="2"/>
+        </w:numPr>
+        <w:spacing w:after="60"/>
+      </w:pPr>
+      <w:r>
+        <w:rPr>
+          <w:rFonts w:ascii="Malgun Gothic" w:cs="Malgun Gothic" w:eastAsia="Malgun Gothic" w:hAnsi="Malgun Gothic"/>
+          <w:sz w:val="21"/>
+          <w:szCs w:val="21"/>
+        </w:rPr>
+        <w:t xml:space="preserve">AI 호출 (profile_id, log_date) 유니크 캐싱 → 일일 1회 호출 (비용 1/5)</w:t>
+      </w:r>
+    </w:p>
+    <w:p>
+      <w:pPr>
+        <w:pStyle w:val="ListParagraph"/>
+        <w:numPr>
+          <w:ilvl w:val="1"/>
+          <w:numId w:val="2"/>
+        </w:numPr>
+        <w:spacing w:after="60"/>
+      </w:pPr>
+      <w:r>
+        <w:rPr>
+          <w:rFonts w:ascii="Malgun Gothic" w:cs="Malgun Gothic" w:eastAsia="Malgun Gothic" w:hAnsi="Malgun Gothic"/>
+          <w:sz w:val="21"/>
+          <w:szCs w:val="21"/>
+        </w:rPr>
+        <w:t xml:space="preserve">주간 리포트도 date-based 캐싱</w:t>
       </w:r>
     </w:p>
     <w:p>
@@ -13273,14 +13039,6 @@
         </w:numPr>
         <w:spacing w:after="60"/>
       </w:pPr>
-      <w:r>
-        <w:rPr>
-          <w:rFonts w:ascii="Malgun Gothic" w:cs="Malgun Gothic" w:eastAsia="Malgun Gothic" w:hAnsi="Malgun Gothic"/>
-          <w:sz w:val="21"/>
-          <w:szCs w:val="21"/>
-        </w:rPr>
-        <w:t xml:space="preserve">"복약 알림 받으면 지금 못 먹는데 미룰 방법이 없었음 → </w:t>
-      </w:r>
       <w:r>
         <w:rPr>
           <w:rFonts w:ascii="Malgun Gothic" w:cs="Malgun Gothic" w:eastAsia="Malgun Gothic" w:hAnsi="Malgun Gothic"/>
@@ -13289,15 +13047,43 @@
           <w:sz w:val="21"/>
           <w:szCs w:val="21"/>
         </w:rPr>
-        <w:t xml:space="preserve">스누즈 바텀시트 추가</w:t>
-      </w:r>
-      <w:r>
-        <w:rPr>
-          <w:rFonts w:ascii="Malgun Gothic" w:cs="Malgun Gothic" w:eastAsia="Malgun Gothic" w:hAnsi="Malgun Gothic"/>
-          <w:sz w:val="21"/>
-          <w:szCs w:val="21"/>
-        </w:rPr>
-        <w:t xml:space="preserve">"</w:t>
+        <w:t xml:space="preserve">폴백 설계</w:t>
+      </w:r>
+    </w:p>
+    <w:p>
+      <w:pPr>
+        <w:pStyle w:val="ListParagraph"/>
+        <w:numPr>
+          <w:ilvl w:val="1"/>
+          <w:numId w:val="2"/>
+        </w:numPr>
+        <w:spacing w:after="60"/>
+      </w:pPr>
+      <w:r>
+        <w:rPr>
+          <w:rFonts w:ascii="Malgun Gothic" w:cs="Malgun Gothic" w:eastAsia="Malgun Gothic" w:hAnsi="Malgun Gothic"/>
+          <w:sz w:val="21"/>
+          <w:szCs w:val="21"/>
+        </w:rPr>
+        <w:t xml:space="preserve">AI 실패 시 규칙 기반 템플릿 (100% 가용성)</w:t>
+      </w:r>
+    </w:p>
+    <w:p>
+      <w:pPr>
+        <w:pStyle w:val="ListParagraph"/>
+        <w:numPr>
+          <w:ilvl w:val="1"/>
+          <w:numId w:val="2"/>
+        </w:numPr>
+        <w:spacing w:after="60"/>
+      </w:pPr>
+      <w:r>
+        <w:rPr>
+          <w:rFonts w:ascii="Malgun Gothic" w:cs="Malgun Gothic" w:eastAsia="Malgun Gothic" w:hAnsi="Malgun Gothic"/>
+          <w:sz w:val="21"/>
+          <w:szCs w:val="21"/>
+        </w:rPr>
+        <w:t xml:space="preserve">불완전한 데이터도 기본값으로 서비스</w:t>
       </w:r>
     </w:p>
     <w:p>
@@ -13309,14 +13095,6 @@
         </w:numPr>
         <w:spacing w:after="60"/>
       </w:pPr>
-      <w:r>
-        <w:rPr>
-          <w:rFonts w:ascii="Malgun Gothic" w:cs="Malgun Gothic" w:eastAsia="Malgun Gothic" w:hAnsi="Malgun Gothic"/>
-          <w:sz w:val="21"/>
-          <w:szCs w:val="21"/>
-        </w:rPr>
-        <w:t xml:space="preserve">"팁 알림을 일반 알림과 같은 시간대로만 제어 → </w:t>
-      </w:r>
       <w:r>
         <w:rPr>
           <w:rFonts w:ascii="Malgun Gothic" w:cs="Malgun Gothic" w:eastAsia="Malgun Gothic" w:hAnsi="Malgun Gothic"/>
@@ -13325,15 +13103,43 @@
           <w:sz w:val="21"/>
           <w:szCs w:val="21"/>
         </w:rPr>
-        <w:t xml:space="preserve">전용 시간대 + 빈도 설정 추가</w:t>
-      </w:r>
-      <w:r>
-        <w:rPr>
-          <w:rFonts w:ascii="Malgun Gothic" w:cs="Malgun Gothic" w:eastAsia="Malgun Gothic" w:hAnsi="Malgun Gothic"/>
-          <w:sz w:val="21"/>
-          <w:szCs w:val="21"/>
-        </w:rPr>
-        <w:t xml:space="preserve">"</w:t>
+        <w:t xml:space="preserve">데이터 정합성</w:t>
+      </w:r>
+    </w:p>
+    <w:p>
+      <w:pPr>
+        <w:pStyle w:val="ListParagraph"/>
+        <w:numPr>
+          <w:ilvl w:val="1"/>
+          <w:numId w:val="2"/>
+        </w:numPr>
+        <w:spacing w:after="60"/>
+      </w:pPr>
+      <w:r>
+        <w:rPr>
+          <w:rFonts w:ascii="Malgun Gothic" w:cs="Malgun Gothic" w:eastAsia="Malgun Gothic" w:hAnsi="Malgun Gothic"/>
+          <w:sz w:val="21"/>
+          <w:szCs w:val="21"/>
+        </w:rPr>
+        <w:t xml:space="preserve">HealthProfile 별도 테이블 (PII 분리)</w:t>
+      </w:r>
+    </w:p>
+    <w:p>
+      <w:pPr>
+        <w:pStyle w:val="ListParagraph"/>
+        <w:numPr>
+          <w:ilvl w:val="1"/>
+          <w:numId w:val="2"/>
+        </w:numPr>
+        <w:spacing w:after="60"/>
+      </w:pPr>
+      <w:r>
+        <w:rPr>
+          <w:rFonts w:ascii="Malgun Gothic" w:cs="Malgun Gothic" w:eastAsia="Malgun Gothic" w:hAnsi="Malgun Gothic"/>
+          <w:sz w:val="21"/>
+          <w:szCs w:val="21"/>
+        </w:rPr>
+        <w:t xml:space="preserve">마이그레이션 4개 (0044~0048) + (0053, 0057, 0058)</w:t>
       </w:r>
     </w:p>
     <w:p>
@@ -13345,14 +13151,6 @@
         </w:numPr>
         <w:spacing w:after="60"/>
       </w:pPr>
-      <w:r>
-        <w:rPr>
-          <w:rFonts w:ascii="Malgun Gothic" w:cs="Malgun Gothic" w:eastAsia="Malgun Gothic" w:hAnsi="Malgun Gothic"/>
-          <w:sz w:val="21"/>
-          <w:szCs w:val="21"/>
-        </w:rPr>
-        <w:t xml:space="preserve">"알림 받아도 어디로 가야 할지 몰랐음 → </w:t>
-      </w:r>
       <w:r>
         <w:rPr>
           <w:rFonts w:ascii="Malgun Gothic" w:cs="Malgun Gothic" w:eastAsia="Malgun Gothic" w:hAnsi="Malgun Gothic"/>
@@ -13361,20 +13159,35 @@
           <w:sz w:val="21"/>
           <w:szCs w:val="21"/>
         </w:rPr>
-        <w:t xml:space="preserve">딥링크로 즉시 이동</w:t>
-      </w:r>
-      <w:r>
-        <w:rPr>
-          <w:rFonts w:ascii="Malgun Gothic" w:cs="Malgun Gothic" w:eastAsia="Malgun Gothic" w:hAnsi="Malgun Gothic"/>
-          <w:sz w:val="21"/>
-          <w:szCs w:val="21"/>
-        </w:rPr>
-        <w:t xml:space="preserve">"</w:t>
-      </w:r>
-    </w:p>
-    <w:p>
-      <w:pPr>
-        <w:spacing w:after="120"/>
+        <w:t xml:space="preserve">UI 게이팅</w:t>
+      </w:r>
+    </w:p>
+    <w:p>
+      <w:pPr>
+        <w:pStyle w:val="ListParagraph"/>
+        <w:numPr>
+          <w:ilvl w:val="1"/>
+          <w:numId w:val="2"/>
+        </w:numPr>
+        <w:spacing w:after="60"/>
+      </w:pPr>
+      <w:r>
+        <w:rPr>
+          <w:rFonts w:ascii="Malgun Gothic" w:cs="Malgun Gothic" w:eastAsia="Malgun Gothic" w:hAnsi="Malgun Gothic"/>
+          <w:sz w:val="21"/>
+          <w:szCs w:val="21"/>
+        </w:rPr>
+        <w:t xml:space="preserve">식단 기록 진입 시 건강정보 체크 → 필수 입력 강제</w:t>
+      </w:r>
+    </w:p>
+    <w:p>
+      <w:pPr>
+        <w:pStyle w:val="ListParagraph"/>
+        <w:numPr>
+          <w:ilvl w:val="0"/>
+          <w:numId w:val="2"/>
+        </w:numPr>
+        <w:spacing w:after="60"/>
       </w:pPr>
       <w:r>
         <w:rPr>
@@ -13384,7 +13197,43 @@
           <w:sz w:val="21"/>
           <w:szCs w:val="21"/>
         </w:rPr>
-        <w:t xml:space="preserve">개인화</w:t>
+        <w:t xml:space="preserve">목표 진행률</w:t>
+      </w:r>
+    </w:p>
+    <w:p>
+      <w:pPr>
+        <w:pStyle w:val="ListParagraph"/>
+        <w:numPr>
+          <w:ilvl w:val="1"/>
+          <w:numId w:val="2"/>
+        </w:numPr>
+        <w:spacing w:after="60"/>
+      </w:pPr>
+      <w:r>
+        <w:rPr>
+          <w:rFonts w:ascii="Malgun Gothic" w:cs="Malgun Gothic" w:eastAsia="Malgun Gothic" w:hAnsi="Malgun Gothic"/>
+          <w:sz w:val="21"/>
+          <w:szCs w:val="21"/>
+        </w:rPr>
+        <w:t xml:space="preserve">매일 수치 기록 → 7일 추이 그래프</w:t>
+      </w:r>
+    </w:p>
+    <w:p>
+      <w:pPr>
+        <w:pStyle w:val="ListParagraph"/>
+        <w:numPr>
+          <w:ilvl w:val="1"/>
+          <w:numId w:val="2"/>
+        </w:numPr>
+        <w:spacing w:after="60"/>
+      </w:pPr>
+      <w:r>
+        <w:rPr>
+          <w:rFonts w:ascii="Malgun Gothic" w:cs="Malgun Gothic" w:eastAsia="Malgun Gothic" w:hAnsi="Malgun Gothic"/>
+          <w:sz w:val="21"/>
+          <w:szCs w:val="21"/>
+        </w:rPr>
+        <w:t xml:space="preserve">주간/월간 리포트에 반영</w:t>
       </w:r>
     </w:p>
     <w:p>
@@ -13396,14 +13245,6 @@
         </w:numPr>
         <w:spacing w:after="60"/>
       </w:pPr>
-      <w:r>
-        <w:rPr>
-          <w:rFonts w:ascii="Malgun Gothic" w:cs="Malgun Gothic" w:eastAsia="Malgun Gothic" w:hAnsi="Malgun Gothic"/>
-          <w:sz w:val="21"/>
-          <w:szCs w:val="21"/>
-        </w:rPr>
-        <w:t xml:space="preserve">"식단 기록할 때마다 건강정보 다시 물었음 → </w:t>
-      </w:r>
       <w:r>
         <w:rPr>
           <w:rFonts w:ascii="Malgun Gothic" w:cs="Malgun Gothic" w:eastAsia="Malgun Gothic" w:hAnsi="Malgun Gothic"/>
@@ -13412,15 +13253,61 @@
           <w:sz w:val="21"/>
           <w:szCs w:val="21"/>
         </w:rPr>
-        <w:t xml:space="preserve">게이팅으로 필수 입력 강제</w:t>
-      </w:r>
-      <w:r>
-        <w:rPr>
-          <w:rFonts w:ascii="Malgun Gothic" w:cs="Malgun Gothic" w:eastAsia="Malgun Gothic" w:hAnsi="Malgun Gothic"/>
-          <w:sz w:val="21"/>
-          <w:szCs w:val="21"/>
-        </w:rPr>
-        <w:t xml:space="preserve">"</w:t>
+        <w:t xml:space="preserve">습관 추천 재설계</w:t>
+      </w:r>
+    </w:p>
+    <w:p>
+      <w:pPr>
+        <w:pStyle w:val="ListParagraph"/>
+        <w:numPr>
+          <w:ilvl w:val="1"/>
+          <w:numId w:val="2"/>
+        </w:numPr>
+        <w:spacing w:after="60"/>
+      </w:pPr>
+      <w:r>
+        <w:rPr>
+          <w:rFonts w:ascii="Malgun Gothic" w:cs="Malgun Gothic" w:eastAsia="Malgun Gothic" w:hAnsi="Malgun Gothic"/>
+          <w:sz w:val="21"/>
+          <w:szCs w:val="21"/>
+        </w:rPr>
+        <w:t xml:space="preserve">질병 등록 시 기본 습관 배제, AI 맞춤 습관만 노출 (3단계 폴백 체인)</w:t>
+      </w:r>
+    </w:p>
+    <w:p>
+      <w:pPr>
+        <w:pStyle w:val="ListParagraph"/>
+        <w:numPr>
+          <w:ilvl w:val="1"/>
+          <w:numId w:val="2"/>
+        </w:numPr>
+        <w:spacing w:after="60"/>
+      </w:pPr>
+      <w:r>
+        <w:rPr>
+          <w:rFonts w:ascii="Malgun Gothic" w:cs="Malgun Gothic" w:eastAsia="Malgun Gothic" w:hAnsi="Malgun Gothic"/>
+          <w:sz w:val="21"/>
+          <w:szCs w:val="21"/>
+        </w:rPr>
+        <w:t xml:space="preserve">다중 질병 시 라벨 기준 중복 제거 + 질병당 최소 1개 보장</w:t>
+      </w:r>
+    </w:p>
+    <w:p>
+      <w:pPr>
+        <w:pStyle w:val="ListParagraph"/>
+        <w:numPr>
+          <w:ilvl w:val="1"/>
+          <w:numId w:val="2"/>
+        </w:numPr>
+        <w:spacing w:after="60"/>
+      </w:pPr>
+      <w:r>
+        <w:rPr>
+          <w:rFonts w:ascii="Malgun Gothic" w:cs="Malgun Gothic" w:eastAsia="Malgun Gothic" w:hAnsi="Malgun Gothic"/>
+          <w:sz w:val="21"/>
+          <w:szCs w:val="21"/>
+        </w:rPr>
+        <w:t xml:space="preserve">습관 × 질병 조합별 세분화된 추천 이유 자동 생성</w:t>
       </w:r>
     </w:p>
     <w:p>
@@ -13432,14 +13319,6 @@
         </w:numPr>
         <w:spacing w:after="60"/>
       </w:pPr>
-      <w:r>
-        <w:rPr>
-          <w:rFonts w:ascii="Malgun Gothic" w:cs="Malgun Gothic" w:eastAsia="Malgun Gothic" w:hAnsi="Malgun Gothic"/>
-          <w:sz w:val="21"/>
-          <w:szCs w:val="21"/>
-        </w:rPr>
-        <w:t xml:space="preserve">"질병 등록했는데도 기본 습관과 섞여 나오고 같은 습관이 중복 추천됨 → </w:t>
-      </w:r>
       <w:r>
         <w:rPr>
           <w:rFonts w:ascii="Malgun Gothic" w:cs="Malgun Gothic" w:eastAsia="Malgun Gothic" w:hAnsi="Malgun Gothic"/>
@@ -13448,15 +13327,43 @@
           <w:sz w:val="21"/>
           <w:szCs w:val="21"/>
         </w:rPr>
-        <w:t xml:space="preserve">기본 습관 배제 + 3단계 AI 폴백 + 라벨 중복 제거로 완전 재설계</w:t>
-      </w:r>
-      <w:r>
-        <w:rPr>
-          <w:rFonts w:ascii="Malgun Gothic" w:cs="Malgun Gothic" w:eastAsia="Malgun Gothic" w:hAnsi="Malgun Gothic"/>
-          <w:sz w:val="21"/>
-          <w:szCs w:val="21"/>
-        </w:rPr>
-        <w:t xml:space="preserve">"</w:t>
+        <w:t xml:space="preserve">다중 데이터 수집</w:t>
+      </w:r>
+    </w:p>
+    <w:p>
+      <w:pPr>
+        <w:pStyle w:val="ListParagraph"/>
+        <w:numPr>
+          <w:ilvl w:val="1"/>
+          <w:numId w:val="2"/>
+        </w:numPr>
+        <w:spacing w:after="60"/>
+      </w:pPr>
+      <w:r>
+        <w:rPr>
+          <w:rFonts w:ascii="Malgun Gothic" w:cs="Malgun Gothic" w:eastAsia="Malgun Gothic" w:hAnsi="Malgun Gothic"/>
+          <w:sz w:val="21"/>
+          <w:szCs w:val="21"/>
+        </w:rPr>
+        <w:t xml:space="preserve">식단/운동/수면/목표 + 일기까지 통합</w:t>
+      </w:r>
+    </w:p>
+    <w:p>
+      <w:pPr>
+        <w:pStyle w:val="ListParagraph"/>
+        <w:numPr>
+          <w:ilvl w:val="1"/>
+          <w:numId w:val="2"/>
+        </w:numPr>
+        <w:spacing w:after="60"/>
+      </w:pPr>
+      <w:r>
+        <w:rPr>
+          <w:rFonts w:ascii="Malgun Gothic" w:cs="Malgun Gothic" w:eastAsia="Malgun Gothic" w:hAnsi="Malgun Gothic"/>
+          <w:sz w:val="21"/>
+          <w:szCs w:val="21"/>
+        </w:rPr>
+        <w:t xml:space="preserve">각자 독립적 기록이지만 주간 리포트에 통합</w:t>
       </w:r>
     </w:p>
     <w:p>
@@ -13468,14 +13375,6 @@
         </w:numPr>
         <w:spacing w:after="60"/>
       </w:pPr>
-      <w:r>
-        <w:rPr>
-          <w:rFonts w:ascii="Malgun Gothic" w:cs="Malgun Gothic" w:eastAsia="Malgun Gothic" w:hAnsi="Malgun Gothic"/>
-          <w:sz w:val="21"/>
-          <w:szCs w:val="21"/>
-        </w:rPr>
-        <w:t xml:space="preserve">"홈에서 일일 지표를 볼 수 없었음 → </w:t>
-      </w:r>
       <w:r>
         <w:rPr>
           <w:rFonts w:ascii="Malgun Gothic" w:cs="Malgun Gothic" w:eastAsia="Malgun Gothic" w:hAnsi="Malgun Gothic"/>
@@ -13484,15 +13383,155 @@
           <w:sz w:val="21"/>
           <w:szCs w:val="21"/>
         </w:rPr>
-        <w:t xml:space="preserve">식사/운동/수면 진행률 위젯 신설</w:t>
-      </w:r>
-      <w:r>
-        <w:rPr>
-          <w:rFonts w:ascii="Malgun Gothic" w:cs="Malgun Gothic" w:eastAsia="Malgun Gothic" w:hAnsi="Malgun Gothic"/>
-          <w:sz w:val="21"/>
-          <w:szCs w:val="21"/>
-        </w:rPr>
-        <w:t xml:space="preserve">"</w:t>
+        <w:t xml:space="preserve">AI 피드백 루프</w:t>
+      </w:r>
+    </w:p>
+    <w:p>
+      <w:pPr>
+        <w:pStyle w:val="ListParagraph"/>
+        <w:numPr>
+          <w:ilvl w:val="1"/>
+          <w:numId w:val="2"/>
+        </w:numPr>
+        <w:spacing w:after="60"/>
+      </w:pPr>
+      <w:r>
+        <w:rPr>
+          <w:rFonts w:ascii="Malgun Gothic" w:cs="Malgun Gothic" w:eastAsia="Malgun Gothic" w:hAnsi="Malgun Gothic"/>
+          <w:sz w:val="21"/>
+          <w:szCs w:val="21"/>
+        </w:rPr>
+        <w:t xml:space="preserve">대상 자체가 DB row로 존재하지 않는 습관 이유도 (feature, target_key) 조합으로 느슨하게 식별</w:t>
+      </w:r>
+    </w:p>
+    <w:p>
+      <w:pPr>
+        <w:pStyle w:val="ListParagraph"/>
+        <w:numPr>
+          <w:ilvl w:val="1"/>
+          <w:numId w:val="2"/>
+        </w:numPr>
+        <w:spacing w:after="60"/>
+      </w:pPr>
+      <w:r>
+        <w:rPr>
+          <w:rFonts w:ascii="Malgun Gothic" w:cs="Malgun Gothic" w:eastAsia="Malgun Gothic" w:hAnsi="Malgun Gothic"/>
+          <w:sz w:val="21"/>
+          <w:szCs w:val="21"/>
+        </w:rPr>
+        <w:t xml:space="preserve">재평가 upsert + 실패해도 화면 흐름을 막지 않는 조용한 실패 처리</w:t>
+      </w:r>
+    </w:p>
+    <w:p>
+      <w:pPr>
+        <w:pStyle w:val="ListParagraph"/>
+        <w:numPr>
+          <w:ilvl w:val="0"/>
+          <w:numId w:val="2"/>
+        </w:numPr>
+        <w:spacing w:after="60"/>
+      </w:pPr>
+      <w:r>
+        <w:rPr>
+          <w:rFonts w:ascii="Malgun Gothic" w:cs="Malgun Gothic" w:eastAsia="Malgun Gothic" w:hAnsi="Malgun Gothic"/>
+          <w:b/>
+          <w:bCs/>
+          <w:sz w:val="21"/>
+          <w:szCs w:val="21"/>
+        </w:rPr>
+        <w:t xml:space="preserve">AI 폴백 견고성 확장</w:t>
+      </w:r>
+    </w:p>
+    <w:p>
+      <w:pPr>
+        <w:pStyle w:val="ListParagraph"/>
+        <w:numPr>
+          <w:ilvl w:val="1"/>
+          <w:numId w:val="2"/>
+        </w:numPr>
+        <w:spacing w:after="60"/>
+      </w:pPr>
+      <w:r>
+        <w:rPr>
+          <w:rFonts w:ascii="Malgun Gothic" w:cs="Malgun Gothic" w:eastAsia="Malgun Gothic" w:hAnsi="Malgun Gothic"/>
+          <w:sz w:val="21"/>
+          <w:szCs w:val="21"/>
+        </w:rPr>
+        <w:t xml:space="preserve">운동 MET 추정: AI 실패는 물론 "환각"으로 비정상 값(0.5~25 범위 밖)을 줘도 폴백으로 대체</w:t>
+      </w:r>
+    </w:p>
+    <w:p>
+      <w:pPr>
+        <w:pStyle w:val="ListParagraph"/>
+        <w:numPr>
+          <w:ilvl w:val="1"/>
+          <w:numId w:val="2"/>
+        </w:numPr>
+        <w:spacing w:after="60"/>
+      </w:pPr>
+      <w:r>
+        <w:rPr>
+          <w:rFonts w:ascii="Malgun Gothic" w:cs="Malgun Gothic" w:eastAsia="Malgun Gothic" w:hAnsi="Malgun Gothic"/>
+          <w:sz w:val="21"/>
+          <w:szCs w:val="21"/>
+        </w:rPr>
+        <w:t xml:space="preserve">기존 폴백 원칙(습관/식단)을 새 기능에도 일관되게 적용</w:t>
+      </w:r>
+    </w:p>
+    <w:p>
+      <w:pPr>
+        <w:pStyle w:val="ListParagraph"/>
+        <w:numPr>
+          <w:ilvl w:val="0"/>
+          <w:numId w:val="2"/>
+        </w:numPr>
+        <w:spacing w:after="60"/>
+      </w:pPr>
+      <w:r>
+        <w:rPr>
+          <w:rFonts w:ascii="Malgun Gothic" w:cs="Malgun Gothic" w:eastAsia="Malgun Gothic" w:hAnsi="Malgun Gothic"/>
+          <w:b/>
+          <w:bCs/>
+          <w:sz w:val="21"/>
+          <w:szCs w:val="21"/>
+        </w:rPr>
+        <w:t xml:space="preserve">UX 복잡도 관리</w:t>
+      </w:r>
+    </w:p>
+    <w:p>
+      <w:pPr>
+        <w:pStyle w:val="ListParagraph"/>
+        <w:numPr>
+          <w:ilvl w:val="2"/>
+          <w:numId w:val="2"/>
+        </w:numPr>
+        <w:spacing w:after="60"/>
+      </w:pPr>
+      <w:r>
+        <w:rPr>
+          <w:rFonts w:ascii="Malgun Gothic" w:cs="Malgun Gothic" w:eastAsia="Malgun Gothic" w:hAnsi="Malgun Gothic"/>
+          <w:sz w:val="21"/>
+          <w:szCs w:val="21"/>
+        </w:rPr>
+        <w:t xml:space="preserve">식단 검색: 결과 개수와 무관하게 "목록 선택 → 설정" 2단계로 클릭 대상 고정</w:t>
+      </w:r>
+    </w:p>
+    <w:p>
+      <w:pPr>
+        <w:pStyle w:val="ListParagraph"/>
+        <w:numPr>
+          <w:ilvl w:val="2"/>
+          <w:numId w:val="2"/>
+        </w:numPr>
+        <w:spacing w:after="60"/>
+      </w:pPr>
+      <w:r>
+        <w:rPr>
+          <w:rFonts w:ascii="Malgun Gothic" w:cs="Malgun Gothic" w:eastAsia="Malgun Gothic" w:hAnsi="Malgun Gothic"/>
+          <w:sz w:val="21"/>
+          <w:szCs w:val="21"/>
+        </w:rPr>
+        <w:t xml:space="preserve">운동 기록: 자유 검색 대신 드롭다운 + AI 인식으로 입력 방식 이원화</w:t>
       </w:r>
     </w:p>
     <w:p>
@@ -13506,7 +13545,7 @@
           <w:sz w:val="21"/>
           <w:szCs w:val="21"/>
         </w:rPr>
-        <w:t xml:space="preserve">3. 아키텍처의 우아함</w:t>
+        <w:t xml:space="preserve">전체 시스템</w:t>
       </w:r>
     </w:p>
     <w:p>
@@ -13518,14 +13557,6 @@
         </w:numPr>
         <w:spacing w:after="60"/>
       </w:pPr>
-      <w:r>
-        <w:rPr>
-          <w:rFonts w:ascii="Malgun Gothic" w:cs="Malgun Gothic" w:eastAsia="Malgun Gothic" w:hAnsi="Malgun Gothic"/>
-          <w:sz w:val="21"/>
-          <w:szCs w:val="21"/>
-        </w:rPr>
-        <w:t xml:space="preserve">"PushService </w:t>
-      </w:r>
       <w:r>
         <w:rPr>
           <w:rFonts w:ascii="Malgun Gothic" w:cs="Malgun Gothic" w:eastAsia="Malgun Gothic" w:hAnsi="Malgun Gothic"/>
@@ -13534,15 +13565,15 @@
           <w:sz w:val="21"/>
           <w:szCs w:val="21"/>
         </w:rPr>
-        <w:t xml:space="preserve">한 곳의 훅</w:t>
-      </w:r>
-      <w:r>
-        <w:rPr>
-          <w:rFonts w:ascii="Malgun Gothic" w:cs="Malgun Gothic" w:eastAsia="Malgun Gothic" w:hAnsi="Malgun Gothic"/>
-          <w:sz w:val="21"/>
-          <w:szCs w:val="21"/>
-        </w:rPr>
-        <w:t xml:space="preserve"> → 모든 알림 종류 자동 커버" (확장성 좋음)</w:t>
+        <w:t xml:space="preserve">마이그레이션</w:t>
+      </w:r>
+      <w:r>
+        <w:rPr>
+          <w:rFonts w:ascii="Malgun Gothic" w:cs="Malgun Gothic" w:eastAsia="Malgun Gothic" w:hAnsi="Malgun Gothic"/>
+          <w:sz w:val="21"/>
+          <w:szCs w:val="21"/>
+        </w:rPr>
+        <w:t xml:space="preserve">: 총 16개 (무중단 배포)</w:t>
       </w:r>
     </w:p>
     <w:p>
@@ -13554,14 +13585,6 @@
         </w:numPr>
         <w:spacing w:after="60"/>
       </w:pPr>
-      <w:r>
-        <w:rPr>
-          <w:rFonts w:ascii="Malgun Gothic" w:cs="Malgun Gothic" w:eastAsia="Malgun Gothic" w:hAnsi="Malgun Gothic"/>
-          <w:sz w:val="21"/>
-          <w:szCs w:val="21"/>
-        </w:rPr>
-        <w:t xml:space="preserve">"HealthProfile 별도 테이블 → </w:t>
-      </w:r>
       <w:r>
         <w:rPr>
           <w:rFonts w:ascii="Malgun Gothic" w:cs="Malgun Gothic" w:eastAsia="Malgun Gothic" w:hAnsi="Malgun Gothic"/>
@@ -13570,15 +13593,15 @@
           <w:sz w:val="21"/>
           <w:szCs w:val="21"/>
         </w:rPr>
-        <w:t xml:space="preserve">PII 분리 + 다른 기능과 독립</w:t>
-      </w:r>
-      <w:r>
-        <w:rPr>
-          <w:rFonts w:ascii="Malgun Gothic" w:cs="Malgun Gothic" w:eastAsia="Malgun Gothic" w:hAnsi="Malgun Gothic"/>
-          <w:sz w:val="21"/>
-          <w:szCs w:val="21"/>
-        </w:rPr>
-        <w:t xml:space="preserve">"</w:t>
+        <w:t xml:space="preserve">테스트</w:t>
+      </w:r>
+      <w:r>
+        <w:rPr>
+          <w:rFonts w:ascii="Malgun Gothic" w:cs="Malgun Gothic" w:eastAsia="Malgun Gothic" w:hAnsi="Malgun Gothic"/>
+          <w:sz w:val="21"/>
+          <w:szCs w:val="21"/>
+        </w:rPr>
+        <w:t xml:space="preserve">: 32개 신규 (회귀 0개)</w:t>
       </w:r>
     </w:p>
     <w:p>
@@ -13590,14 +13613,6 @@
         </w:numPr>
         <w:spacing w:after="60"/>
       </w:pPr>
-      <w:r>
-        <w:rPr>
-          <w:rFonts w:ascii="Malgun Gothic" w:cs="Malgun Gothic" w:eastAsia="Malgun Gothic" w:hAnsi="Malgun Gothic"/>
-          <w:sz w:val="21"/>
-          <w:szCs w:val="21"/>
-        </w:rPr>
-        <w:t xml:space="preserve">"(profile_id, log_date) 유니크 제약 → </w:t>
-      </w:r>
       <w:r>
         <w:rPr>
           <w:rFonts w:ascii="Malgun Gothic" w:cs="Malgun Gothic" w:eastAsia="Malgun Gothic" w:hAnsi="Malgun Gothic"/>
@@ -13606,15 +13621,15 @@
           <w:sz w:val="21"/>
           <w:szCs w:val="21"/>
         </w:rPr>
-        <w:t xml:space="preserve">중복 저장 자동 방지 + 캐싱 정책 명확</w:t>
-      </w:r>
-      <w:r>
-        <w:rPr>
-          <w:rFonts w:ascii="Malgun Gothic" w:cs="Malgun Gothic" w:eastAsia="Malgun Gothic" w:hAnsi="Malgun Gothic"/>
-          <w:sz w:val="21"/>
-          <w:szCs w:val="21"/>
-        </w:rPr>
-        <w:t xml:space="preserve">"</w:t>
+        <w:t xml:space="preserve">PR</w:t>
+      </w:r>
+      <w:r>
+        <w:rPr>
+          <w:rFonts w:ascii="Malgun Gothic" w:cs="Malgun Gothic" w:eastAsia="Malgun Gothic" w:hAnsi="Malgun Gothic"/>
+          <w:sz w:val="21"/>
+          <w:szCs w:val="21"/>
+        </w:rPr>
+        <w:t xml:space="preserve">: 18개 (총 5,000+ 라인 추가/수정)</w:t>
       </w:r>
     </w:p>
     <w:p>
@@ -13626,14 +13641,6 @@
         </w:numPr>
         <w:spacing w:after="60"/>
       </w:pPr>
-      <w:r>
-        <w:rPr>
-          <w:rFonts w:ascii="Malgun Gothic" w:cs="Malgun Gothic" w:eastAsia="Malgun Gothic" w:hAnsi="Malgun Gothic"/>
-          <w:sz w:val="21"/>
-          <w:szCs w:val="21"/>
-        </w:rPr>
-        <w:t xml:space="preserve">"AI 폴백 템플릿 → </w:t>
-      </w:r>
       <w:r>
         <w:rPr>
           <w:rFonts w:ascii="Malgun Gothic" w:cs="Malgun Gothic" w:eastAsia="Malgun Gothic" w:hAnsi="Malgun Gothic"/>
@@ -13642,15 +13649,42 @@
           <w:sz w:val="21"/>
           <w:szCs w:val="21"/>
         </w:rPr>
-        <w:t xml:space="preserve">100% 가용성 보장</w:t>
-      </w:r>
-      <w:r>
-        <w:rPr>
-          <w:rFonts w:ascii="Malgun Gothic" w:cs="Malgun Gothic" w:eastAsia="Malgun Gothic" w:hAnsi="Malgun Gothic"/>
-          <w:sz w:val="21"/>
-          <w:szCs w:val="21"/>
-        </w:rPr>
-        <w:t xml:space="preserve"> (AI 실패 시에도 서비스 중단 없음)"</w:t>
+        <w:t xml:space="preserve">코드 품질</w:t>
+      </w:r>
+      <w:r>
+        <w:rPr>
+          <w:rFonts w:ascii="Malgun Gothic" w:cs="Malgun Gothic" w:eastAsia="Malgun Gothic" w:hAnsi="Malgun Gothic"/>
+          <w:sz w:val="21"/>
+          <w:szCs w:val="21"/>
+        </w:rPr>
+        <w:t xml:space="preserve">: ruff/mypy/tsc/eslint 전부 통과</w:t>
+      </w:r>
+    </w:p>
+    <w:p>
+      <w:pPr>
+        <w:pBdr>
+          <w:bottom w:val="single" w:color="999999" w:sz="6" w:space="1"/>
+        </w:pBdr>
+        <w:spacing w:after="200"/>
+      </w:pPr>
+    </w:p>
+    <w:p>
+      <w:pPr>
+        <w:pageBreakBefore/>
+      </w:pPr>
+    </w:p>
+    <w:p>
+      <w:pPr>
+        <w:pStyle w:val="Heading2"/>
+        <w:spacing w:after="160" w:before="120"/>
+      </w:pPr>
+      <w:r>
+        <w:rPr>
+          <w:rFonts w:ascii="Malgun Gothic" w:cs="Malgun Gothic" w:eastAsia="Malgun Gothic" w:hAnsi="Malgun Gothic"/>
+          <w:sz w:val="21"/>
+          <w:szCs w:val="21"/>
+        </w:rPr>
+        <w:t xml:space="preserve">슬라이드 25 — 체감한 한계 및 다음 과제</w:t>
       </w:r>
     </w:p>
     <w:p>
@@ -13664,12 +13698,17 @@
           <w:sz w:val="21"/>
           <w:szCs w:val="21"/>
         </w:rPr>
-        <w:t xml:space="preserve">4. 기술 깊이</w:t>
-      </w:r>
-    </w:p>
-    <w:p>
-      <w:pPr>
-        <w:spacing w:after="120"/>
+        <w:t xml:space="preserve">알림 시스템</w:t>
+      </w:r>
+    </w:p>
+    <w:p>
+      <w:pPr>
+        <w:pStyle w:val="ListParagraph"/>
+        <w:numPr>
+          <w:ilvl w:val="0"/>
+          <w:numId w:val="2"/>
+        </w:numPr>
+        <w:spacing w:after="60"/>
       </w:pPr>
       <w:r>
         <w:rPr>
@@ -13679,7 +13718,15 @@
           <w:sz w:val="21"/>
           <w:szCs w:val="21"/>
         </w:rPr>
-        <w:t xml:space="preserve">Mifflin-St Jeor 공식 적용</w:t>
+        <w:t xml:space="preserve">액션 버튼 제약</w:t>
+      </w:r>
+      <w:r>
+        <w:rPr>
+          <w:rFonts w:ascii="Malgun Gothic" w:cs="Malgun Gothic" w:eastAsia="Malgun Gothic" w:hAnsi="Malgun Gothic"/>
+          <w:sz w:val="21"/>
+          <w:szCs w:val="21"/>
+        </w:rPr>
+        <w:t xml:space="preserve">: 브라우저 푸시 API 한계(액션 2개) → 스누즈는 인앱 바텀시트로 우회</w:t>
       </w:r>
     </w:p>
     <w:p>
@@ -13690,55 +13737,6 @@
           <w:numId w:val="2"/>
         </w:numPr>
         <w:spacing w:after="60"/>
-      </w:pPr>
-      <w:r>
-        <w:rPr>
-          <w:rFonts w:ascii="Malgun Gothic" w:cs="Malgun Gothic" w:eastAsia="Malgun Gothic" w:hAnsi="Malgun Gothic"/>
-          <w:sz w:val="21"/>
-          <w:szCs w:val="21"/>
-        </w:rPr>
-        <w:t xml:space="preserve">단순 "2000kcal 일괄 적용"이 아니라</w:t>
-      </w:r>
-    </w:p>
-    <w:p>
-      <w:pPr>
-        <w:pStyle w:val="ListParagraph"/>
-        <w:numPr>
-          <w:ilvl w:val="0"/>
-          <w:numId w:val="2"/>
-        </w:numPr>
-        <w:spacing w:after="60"/>
-      </w:pPr>
-      <w:r>
-        <w:rPr>
-          <w:rFonts w:ascii="Malgun Gothic" w:cs="Malgun Gothic" w:eastAsia="Malgun Gothic" w:hAnsi="Malgun Gothic"/>
-          <w:sz w:val="21"/>
-          <w:szCs w:val="21"/>
-        </w:rPr>
-        <w:t xml:space="preserve">"키/몸무게/성별/나이 모두 고려 + 활동계수 1.375 + 50kcal 단위 반올림"</w:t>
-      </w:r>
-    </w:p>
-    <w:p>
-      <w:pPr>
-        <w:pStyle w:val="ListParagraph"/>
-        <w:numPr>
-          <w:ilvl w:val="0"/>
-          <w:numId w:val="2"/>
-        </w:numPr>
-        <w:spacing w:after="60"/>
-      </w:pPr>
-      <w:r>
-        <w:rPr>
-          <w:rFonts w:ascii="Malgun Gothic" w:cs="Malgun Gothic" w:eastAsia="Malgun Gothic" w:hAnsi="Malgun Gothic"/>
-          <w:sz w:val="21"/>
-          <w:szCs w:val="21"/>
-        </w:rPr>
-        <w:t xml:space="preserve">"개인별로 1,500~3,200kcal 범위의 개인화"</w:t>
-      </w:r>
-    </w:p>
-    <w:p>
-      <w:pPr>
-        <w:spacing w:after="120"/>
       </w:pPr>
       <w:r>
         <w:rPr>
@@ -13748,6 +13746,2361 @@
           <w:sz w:val="21"/>
           <w:szCs w:val="21"/>
         </w:rPr>
+        <w:t xml:space="preserve">웹푸시 초기화</w:t>
+      </w:r>
+      <w:r>
+        <w:rPr>
+          <w:rFonts w:ascii="Malgun Gothic" w:cs="Malgun Gothic" w:eastAsia="Malgun Gothic" w:hAnsi="Malgun Gothic"/>
+          <w:sz w:val="21"/>
+          <w:szCs w:val="21"/>
+        </w:rPr>
+        <w:t xml:space="preserve">: 부분 사용자가 미구독 → 인앱 알림함 수동 오픈 필요</w:t>
+      </w:r>
+    </w:p>
+    <w:p>
+      <w:pPr>
+        <w:pStyle w:val="ListParagraph"/>
+        <w:numPr>
+          <w:ilvl w:val="0"/>
+          <w:numId w:val="2"/>
+        </w:numPr>
+        <w:spacing w:after="60"/>
+      </w:pPr>
+      <w:r>
+        <w:rPr>
+          <w:rFonts w:ascii="Malgun Gothic" w:cs="Malgun Gothic" w:eastAsia="Malgun Gothic" w:hAnsi="Malgun Gothic"/>
+          <w:b/>
+          <w:bCs/>
+          <w:sz w:val="21"/>
+          <w:szCs w:val="21"/>
+        </w:rPr>
+        <w:t xml:space="preserve">빈도 설정 정교성</w:t>
+      </w:r>
+      <w:r>
+        <w:rPr>
+          <w:rFonts w:ascii="Malgun Gothic" w:cs="Malgun Gothic" w:eastAsia="Malgun Gothic" w:hAnsi="Malgun Gothic"/>
+          <w:sz w:val="21"/>
+          <w:szCs w:val="21"/>
+        </w:rPr>
+        <w:t xml:space="preserve">: 현재 "N일 간격" 간단한 규칙 → 요일/시간대 조합 스케줄링 확장 여지</w:t>
+      </w:r>
+    </w:p>
+    <w:p>
+      <w:pPr>
+        <w:pStyle w:val="Heading3"/>
+        <w:spacing w:after="120" w:before="240"/>
+      </w:pPr>
+      <w:r>
+        <w:rPr>
+          <w:rFonts w:ascii="Malgun Gothic" w:cs="Malgun Gothic" w:eastAsia="Malgun Gothic" w:hAnsi="Malgun Gothic"/>
+          <w:sz w:val="21"/>
+          <w:szCs w:val="21"/>
+        </w:rPr>
+        <w:t xml:space="preserve">개인화 시스템</w:t>
+      </w:r>
+    </w:p>
+    <w:p>
+      <w:pPr>
+        <w:pStyle w:val="ListParagraph"/>
+        <w:numPr>
+          <w:ilvl w:val="0"/>
+          <w:numId w:val="2"/>
+        </w:numPr>
+        <w:spacing w:after="60"/>
+      </w:pPr>
+      <w:r>
+        <w:rPr>
+          <w:rFonts w:ascii="Malgun Gothic" w:cs="Malgun Gothic" w:eastAsia="Malgun Gothic" w:hAnsi="Malgun Gothic"/>
+          <w:b/>
+          <w:bCs/>
+          <w:sz w:val="21"/>
+          <w:szCs w:val="21"/>
+        </w:rPr>
+        <w:t xml:space="preserve">AI 응답 품질</w:t>
+      </w:r>
+      <w:r>
+        <w:rPr>
+          <w:rFonts w:ascii="Malgun Gothic" w:cs="Malgun Gothic" w:eastAsia="Malgun Gothic" w:hAnsi="Malgun Gothic"/>
+          <w:sz w:val="21"/>
+          <w:szCs w:val="21"/>
+        </w:rPr>
+        <w:t xml:space="preserve">: AI Worker가 항상 의료적으로 정확한 한 줄을 생성하지 않음 → 응답 필터링/도메인 파인튜닝 필요</w:t>
+      </w:r>
+    </w:p>
+    <w:p>
+      <w:pPr>
+        <w:pStyle w:val="ListParagraph"/>
+        <w:numPr>
+          <w:ilvl w:val="0"/>
+          <w:numId w:val="2"/>
+        </w:numPr>
+        <w:spacing w:after="60"/>
+      </w:pPr>
+      <w:r>
+        <w:rPr>
+          <w:rFonts w:ascii="Malgun Gothic" w:cs="Malgun Gothic" w:eastAsia="Malgun Gothic" w:hAnsi="Malgun Gothic"/>
+          <w:b/>
+          <w:bCs/>
+          <w:sz w:val="21"/>
+          <w:szCs w:val="21"/>
+        </w:rPr>
+        <w:t xml:space="preserve">캐시 일관성</w:t>
+      </w:r>
+      <w:r>
+        <w:rPr>
+          <w:rFonts w:ascii="Malgun Gothic" w:cs="Malgun Gothic" w:eastAsia="Malgun Gothic" w:hAnsi="Malgun Gothic"/>
+          <w:sz w:val="21"/>
+          <w:szCs w:val="21"/>
+        </w:rPr>
+        <w:t xml:space="preserve">: 일일 캐시는 그 날 안의 건강정보 변경 감지가 정확하지만, 주간 리포트 데이터는 주 단위 집계와 불일치 가능 → 집계 시점 명확화</w:t>
+      </w:r>
+    </w:p>
+    <w:p>
+      <w:pPr>
+        <w:pStyle w:val="ListParagraph"/>
+        <w:numPr>
+          <w:ilvl w:val="0"/>
+          <w:numId w:val="2"/>
+        </w:numPr>
+        <w:spacing w:after="60"/>
+      </w:pPr>
+      <w:r>
+        <w:rPr>
+          <w:rFonts w:ascii="Malgun Gothic" w:cs="Malgun Gothic" w:eastAsia="Malgun Gothic" w:hAnsi="Malgun Gothic"/>
+          <w:b/>
+          <w:bCs/>
+          <w:sz w:val="21"/>
+          <w:szCs w:val="21"/>
+        </w:rPr>
+        <w:t xml:space="preserve">AI 습관 생성 지연</w:t>
+      </w:r>
+      <w:r>
+        <w:rPr>
+          <w:rFonts w:ascii="Malgun Gothic" w:cs="Malgun Gothic" w:eastAsia="Malgun Gothic" w:hAnsi="Malgun Gothic"/>
+          <w:sz w:val="21"/>
+          <w:szCs w:val="21"/>
+        </w:rPr>
+        <w:t xml:space="preserve">: 세부 진단명이 없으면 매번 AI 호출이 필요해 응답까지 대기시간 발생 → 로딩 화면으로 체감시간은 낮췄지만 결과 캐싱은 아직 없음</w:t>
+      </w:r>
+    </w:p>
+    <w:p>
+      <w:pPr>
+        <w:pStyle w:val="ListParagraph"/>
+        <w:numPr>
+          <w:ilvl w:val="0"/>
+          <w:numId w:val="2"/>
+        </w:numPr>
+        <w:spacing w:after="60"/>
+      </w:pPr>
+      <w:r>
+        <w:rPr>
+          <w:rFonts w:ascii="Malgun Gothic" w:cs="Malgun Gothic" w:eastAsia="Malgun Gothic" w:hAnsi="Malgun Gothic"/>
+          <w:b/>
+          <w:bCs/>
+          <w:sz w:val="21"/>
+          <w:szCs w:val="21"/>
+        </w:rPr>
+        <w:t xml:space="preserve">폴백 다양성</w:t>
+      </w:r>
+      <w:r>
+        <w:rPr>
+          <w:rFonts w:ascii="Malgun Gothic" w:cs="Malgun Gothic" w:eastAsia="Malgun Gothic" w:hAnsi="Malgun Gothic"/>
+          <w:sz w:val="21"/>
+          <w:szCs w:val="21"/>
+        </w:rPr>
+        <w:t xml:space="preserve">: 세부 진단/AI 생성 모두 실패했을 때의 최종 폴백은 질병당 1개뿐 → 폴백 옵션도 3-5개로 확장 여지</w:t>
+      </w:r>
+    </w:p>
+    <w:p>
+      <w:pPr>
+        <w:pStyle w:val="ListParagraph"/>
+        <w:numPr>
+          <w:ilvl w:val="0"/>
+          <w:numId w:val="2"/>
+        </w:numPr>
+        <w:spacing w:after="60"/>
+      </w:pPr>
+      <w:r>
+        <w:rPr>
+          <w:rFonts w:ascii="Malgun Gothic" w:cs="Malgun Gothic" w:eastAsia="Malgun Gothic" w:hAnsi="Malgun Gothic"/>
+          <w:b/>
+          <w:bCs/>
+          <w:sz w:val="21"/>
+          <w:szCs w:val="21"/>
+        </w:rPr>
+        <w:t xml:space="preserve">영양학적 정확성</w:t>
+      </w:r>
+      <w:r>
+        <w:rPr>
+          <w:rFonts w:ascii="Malgun Gothic" w:cs="Malgun Gothic" w:eastAsia="Malgun Gothic" w:hAnsi="Malgun Gothic"/>
+          <w:sz w:val="21"/>
+          <w:szCs w:val="21"/>
+        </w:rPr>
+        <w:t xml:space="preserve">: Mifflin-St Jeor 공식은 근사치 → 활동계수 개인화(1.2~1.9 범위) 확장 가능</w:t>
+      </w:r>
+    </w:p>
+    <w:p>
+      <w:pPr>
+        <w:pStyle w:val="ListParagraph"/>
+        <w:numPr>
+          <w:ilvl w:val="0"/>
+          <w:numId w:val="2"/>
+        </w:numPr>
+        <w:spacing w:after="60"/>
+      </w:pPr>
+      <w:r>
+        <w:rPr>
+          <w:rFonts w:ascii="Malgun Gothic" w:cs="Malgun Gothic" w:eastAsia="Malgun Gothic" w:hAnsi="Malgun Gothic"/>
+          <w:b/>
+          <w:bCs/>
+          <w:sz w:val="21"/>
+          <w:szCs w:val="21"/>
+        </w:rPr>
+        <w:t xml:space="preserve">피드백 데이터 미활용</w:t>
+      </w:r>
+      <w:r>
+        <w:rPr>
+          <w:rFonts w:ascii="Malgun Gothic" w:cs="Malgun Gothic" w:eastAsia="Malgun Gothic" w:hAnsi="Malgun Gothic"/>
+          <w:sz w:val="21"/>
+          <w:szCs w:val="21"/>
+        </w:rPr>
+        <w:t xml:space="preserve">: 👍/👎는 저장만 될 뿐, 아직 프롬프트 개선이나 모델 재학습에 실제로 반영되는 루프는 아님 → 다음 단계로 집계·분석 필요</w:t>
+      </w:r>
+    </w:p>
+    <w:p>
+      <w:pPr>
+        <w:pStyle w:val="ListParagraph"/>
+        <w:numPr>
+          <w:ilvl w:val="0"/>
+          <w:numId w:val="2"/>
+        </w:numPr>
+        <w:spacing w:after="60"/>
+      </w:pPr>
+      <w:r>
+        <w:rPr>
+          <w:rFonts w:ascii="Malgun Gothic" w:cs="Malgun Gothic" w:eastAsia="Malgun Gothic" w:hAnsi="Malgun Gothic"/>
+          <w:b/>
+          <w:bCs/>
+          <w:sz w:val="21"/>
+          <w:szCs w:val="21"/>
+        </w:rPr>
+        <w:t xml:space="preserve">AI MET 추정 캐싱 없음</w:t>
+      </w:r>
+      <w:r>
+        <w:rPr>
+          <w:rFonts w:ascii="Malgun Gothic" w:cs="Malgun Gothic" w:eastAsia="Malgun Gothic" w:hAnsi="Malgun Gothic"/>
+          <w:sz w:val="21"/>
+          <w:szCs w:val="21"/>
+        </w:rPr>
+        <w:t xml:space="preserve">: 같은 "기타" 운동명을 반복 입력해도 매번 AI를 다시 호출함 → 습관 subtype처럼 (exercise_name) 캐싱 여지</w:t>
+      </w:r>
+    </w:p>
+    <w:p>
+      <w:pPr>
+        <w:pBdr>
+          <w:bottom w:val="single" w:color="999999" w:sz="6" w:space="1"/>
+        </w:pBdr>
+        <w:spacing w:after="200"/>
+      </w:pPr>
+    </w:p>
+    <w:p>
+      <w:pPr>
+        <w:pageBreakBefore/>
+      </w:pPr>
+    </w:p>
+    <w:p>
+      <w:pPr>
+        <w:pStyle w:val="Heading2"/>
+        <w:spacing w:after="160" w:before="120"/>
+      </w:pPr>
+      <w:r>
+        <w:rPr>
+          <w:rFonts w:ascii="Malgun Gothic" w:cs="Malgun Gothic" w:eastAsia="Malgun Gothic" w:hAnsi="Malgun Gothic"/>
+          <w:sz w:val="21"/>
+          <w:szCs w:val="21"/>
+        </w:rPr>
+        <w:t xml:space="preserve">슬라이드 26 — 시연 영상 (시나리오)</w:t>
+      </w:r>
+    </w:p>
+    <w:p>
+      <w:pPr>
+        <w:spacing w:after="120"/>
+      </w:pPr>
+      <w:r>
+        <w:rPr>
+          <w:rFonts w:ascii="Malgun Gothic" w:cs="Malgun Gothic" w:eastAsia="Malgun Gothic" w:hAnsi="Malgun Gothic"/>
+          <w:sz w:val="21"/>
+          <w:szCs w:val="21"/>
+        </w:rPr>
+        <w:t xml:space="preserve">*이 8가지를 6~8분 안에 순차적으로 보여줄 수 있습니다*</w:t>
+      </w:r>
+    </w:p>
+    <w:p>
+      <w:pPr>
+        <w:pStyle w:val="Heading3"/>
+        <w:spacing w:after="120" w:before="240"/>
+      </w:pPr>
+      <w:r>
+        <w:rPr>
+          <w:rFonts w:ascii="Malgun Gothic" w:cs="Malgun Gothic" w:eastAsia="Malgun Gothic" w:hAnsi="Malgun Gothic"/>
+          <w:sz w:val="21"/>
+          <w:szCs w:val="21"/>
+        </w:rPr>
+        <w:t xml:space="preserve">A. 알림 시스템 시연</w:t>
+      </w:r>
+    </w:p>
+    <w:p>
+      <w:pPr>
+        <w:spacing w:after="120"/>
+      </w:pPr>
+      <w:r>
+        <w:rPr>
+          <w:rFonts w:ascii="Malgun Gothic" w:cs="Malgun Gothic" w:eastAsia="Malgun Gothic" w:hAnsi="Malgun Gothic"/>
+          <w:b/>
+          <w:bCs/>
+          <w:sz w:val="21"/>
+          <w:szCs w:val="21"/>
+        </w:rPr>
+        <w:t xml:space="preserve">1단계: 복약 알림 &amp; 스마트 묶음</w:t>
+      </w:r>
+    </w:p>
+    <w:p>
+      <w:pPr>
+        <w:shd w:fill="F0F0F0" w:color="auto" w:val="clear"/>
+        <w:spacing w:after="0"/>
+      </w:pPr>
+      <w:r>
+        <w:rPr>
+          <w:rFonts w:ascii="Consolas" w:cs="Consolas" w:eastAsia="Consolas" w:hAnsi="Consolas"/>
+          <w:sz w:val="18"/>
+          <w:szCs w:val="18"/>
+        </w:rPr>
+        <w:t xml:space="preserve">(1) 약 등록: 타이레놀 500mg (09:00 매일)</w:t>
+      </w:r>
+    </w:p>
+    <w:p>
+      <w:pPr>
+        <w:shd w:fill="F0F0F0" w:color="auto" w:val="clear"/>
+        <w:spacing w:after="0"/>
+      </w:pPr>
+      <w:r>
+        <w:rPr>
+          <w:rFonts w:ascii="Consolas" w:cs="Consolas" w:eastAsia="Consolas" w:hAnsi="Consolas"/>
+          <w:sz w:val="18"/>
+          <w:szCs w:val="18"/>
+        </w:rPr>
+        <w:t xml:space="preserve">(2) 약 등록: 종합비타민 (09:00 매일)</w:t>
+      </w:r>
+    </w:p>
+    <w:p>
+      <w:pPr>
+        <w:shd w:fill="F0F0F0" w:color="auto" w:val="clear"/>
+        <w:spacing w:after="0"/>
+      </w:pPr>
+      <w:r>
+        <w:rPr>
+          <w:rFonts w:ascii="Consolas" w:cs="Consolas" w:eastAsia="Consolas" w:hAnsi="Consolas"/>
+          <w:sz w:val="18"/>
+          <w:szCs w:val="18"/>
+        </w:rPr>
+        <w:t xml:space="preserve">(3) 시간 경과 → 09:00 푸시 1개 수신</w:t>
+      </w:r>
+    </w:p>
+    <w:p>
+      <w:pPr>
+        <w:shd w:fill="F0F0F0" w:color="auto" w:val="clear"/>
+        <w:spacing w:after="0"/>
+      </w:pPr>
+      <w:r>
+        <w:rPr>
+          <w:rFonts w:ascii="Consolas" w:cs="Consolas" w:eastAsia="Consolas" w:hAnsi="Consolas"/>
+          <w:sz w:val="18"/>
+          <w:szCs w:val="18"/>
+        </w:rPr>
+        <w:t xml:space="preserve">    "타이레놀, 종합비타민 드실 시간이에요!"</w:t>
+      </w:r>
+    </w:p>
+    <w:p>
+      <w:pPr>
+        <w:shd w:fill="F0F0F0" w:color="auto" w:val="clear"/>
+        <w:spacing w:after="0"/>
+      </w:pPr>
+      <w:r>
+        <w:rPr>
+          <w:rFonts w:ascii="Consolas" w:cs="Consolas" w:eastAsia="Consolas" w:hAnsi="Consolas"/>
+          <w:sz w:val="18"/>
+          <w:szCs w:val="18"/>
+        </w:rPr>
+        <w:t xml:space="preserve">(4) 푸시의 [복용완료] 클릭 → 두 약 모두 기록</w:t>
+      </w:r>
+    </w:p>
+    <w:p>
+      <w:pPr>
+        <w:spacing w:after="120"/>
+      </w:pPr>
+    </w:p>
+    <w:p>
+      <w:pPr>
+        <w:spacing w:after="120"/>
+      </w:pPr>
+      <w:r>
+        <w:rPr>
+          <w:rFonts w:ascii="Malgun Gothic" w:cs="Malgun Gothic" w:eastAsia="Malgun Gothic" w:hAnsi="Malgun Gothic"/>
+          <w:b/>
+          <w:bCs/>
+          <w:sz w:val="21"/>
+          <w:szCs w:val="21"/>
+        </w:rPr>
+        <w:t xml:space="preserve">2단계: 스누즈</w:t>
+      </w:r>
+    </w:p>
+    <w:p>
+      <w:pPr>
+        <w:shd w:fill="F0F0F0" w:color="auto" w:val="clear"/>
+        <w:spacing w:after="0"/>
+      </w:pPr>
+      <w:r>
+        <w:rPr>
+          <w:rFonts w:ascii="Consolas" w:cs="Consolas" w:eastAsia="Consolas" w:hAnsi="Consolas"/>
+          <w:sz w:val="18"/>
+          <w:szCs w:val="18"/>
+        </w:rPr>
+        <w:t xml:space="preserve">(1) 알림 본문 탭 → 바텀시트 열림</w:t>
+      </w:r>
+    </w:p>
+    <w:p>
+      <w:pPr>
+        <w:shd w:fill="F0F0F0" w:color="auto" w:val="clear"/>
+        <w:spacing w:after="0"/>
+      </w:pPr>
+      <w:r>
+        <w:rPr>
+          <w:rFonts w:ascii="Consolas" w:cs="Consolas" w:eastAsia="Consolas" w:hAnsi="Consolas"/>
+          <w:sz w:val="18"/>
+          <w:szCs w:val="18"/>
+        </w:rPr>
+        <w:t xml:space="preserve">    [ 30분 후에 ]</w:t>
+      </w:r>
+    </w:p>
+    <w:p>
+      <w:pPr>
+        <w:shd w:fill="F0F0F0" w:color="auto" w:val="clear"/>
+        <w:spacing w:after="0"/>
+      </w:pPr>
+      <w:r>
+        <w:rPr>
+          <w:rFonts w:ascii="Consolas" w:cs="Consolas" w:eastAsia="Consolas" w:hAnsi="Consolas"/>
+          <w:sz w:val="18"/>
+          <w:szCs w:val="18"/>
+        </w:rPr>
+        <w:t xml:space="preserve">    [ 1시간 후에 ]</w:t>
+      </w:r>
+    </w:p>
+    <w:p>
+      <w:pPr>
+        <w:shd w:fill="F0F0F0" w:color="auto" w:val="clear"/>
+        <w:spacing w:after="0"/>
+      </w:pPr>
+      <w:r>
+        <w:rPr>
+          <w:rFonts w:ascii="Consolas" w:cs="Consolas" w:eastAsia="Consolas" w:hAnsi="Consolas"/>
+          <w:sz w:val="18"/>
+          <w:szCs w:val="18"/>
+        </w:rPr>
+        <w:t xml:space="preserve">(2) "30분 후에" 선택</w:t>
+      </w:r>
+    </w:p>
+    <w:p>
+      <w:pPr>
+        <w:shd w:fill="F0F0F0" w:color="auto" w:val="clear"/>
+        <w:spacing w:after="0"/>
+      </w:pPr>
+      <w:r>
+        <w:rPr>
+          <w:rFonts w:ascii="Consolas" w:cs="Consolas" w:eastAsia="Consolas" w:hAnsi="Consolas"/>
+          <w:sz w:val="18"/>
+          <w:szCs w:val="18"/>
+        </w:rPr>
+        <w:t xml:space="preserve">(3) 30분 후 자동 재알림 수신</w:t>
+      </w:r>
+    </w:p>
+    <w:p>
+      <w:pPr>
+        <w:spacing w:after="120"/>
+      </w:pPr>
+    </w:p>
+    <w:p>
+      <w:pPr>
+        <w:spacing w:after="120"/>
+      </w:pPr>
+      <w:r>
+        <w:rPr>
+          <w:rFonts w:ascii="Malgun Gothic" w:cs="Malgun Gothic" w:eastAsia="Malgun Gothic" w:hAnsi="Malgun Gothic"/>
+          <w:b/>
+          <w:bCs/>
+          <w:sz w:val="21"/>
+          <w:szCs w:val="21"/>
+        </w:rPr>
+        <w:t xml:space="preserve">3단계: 알림함 &amp; 딥링크</w:t>
+      </w:r>
+    </w:p>
+    <w:p>
+      <w:pPr>
+        <w:shd w:fill="F0F0F0" w:color="auto" w:val="clear"/>
+        <w:spacing w:after="0"/>
+      </w:pPr>
+      <w:r>
+        <w:rPr>
+          <w:rFonts w:ascii="Consolas" w:cs="Consolas" w:eastAsia="Consolas" w:hAnsi="Consolas"/>
+          <w:sz w:val="18"/>
+          <w:szCs w:val="18"/>
+        </w:rPr>
+        <w:t xml:space="preserve">(1) 홈 상단 🔔 버튼 클릭</w:t>
+      </w:r>
+    </w:p>
+    <w:p>
+      <w:pPr>
+        <w:shd w:fill="F0F0F0" w:color="auto" w:val="clear"/>
+        <w:spacing w:after="0"/>
+      </w:pPr>
+      <w:r>
+        <w:rPr>
+          <w:rFonts w:ascii="Consolas" w:cs="Consolas" w:eastAsia="Consolas" w:hAnsi="Consolas"/>
+          <w:sz w:val="18"/>
+          <w:szCs w:val="18"/>
+        </w:rPr>
+        <w:t xml:space="preserve">(2) 알림함 패널 열림 (최근 알림들 보기)</w:t>
+      </w:r>
+    </w:p>
+    <w:p>
+      <w:pPr>
+        <w:shd w:fill="F0F0F0" w:color="auto" w:val="clear"/>
+        <w:spacing w:after="0"/>
+      </w:pPr>
+      <w:r>
+        <w:rPr>
+          <w:rFonts w:ascii="Consolas" w:cs="Consolas" w:eastAsia="Consolas" w:hAnsi="Consolas"/>
+          <w:sz w:val="18"/>
+          <w:szCs w:val="18"/>
+        </w:rPr>
+        <w:t xml:space="preserve">(3) "타이레놀 알림" 클릭 → /alarms로 즉시 이동</w:t>
+      </w:r>
+    </w:p>
+    <w:p>
+      <w:pPr>
+        <w:shd w:fill="F0F0F0" w:color="auto" w:val="clear"/>
+        <w:spacing w:after="0"/>
+      </w:pPr>
+      <w:r>
+        <w:rPr>
+          <w:rFonts w:ascii="Consolas" w:cs="Consolas" w:eastAsia="Consolas" w:hAnsi="Consolas"/>
+          <w:sz w:val="18"/>
+          <w:szCs w:val="18"/>
+        </w:rPr>
+        <w:t xml:space="preserve">(4) "주간 리포트" 클릭 → /weekly-reports로 이동</w:t>
+      </w:r>
+    </w:p>
+    <w:p>
+      <w:pPr>
+        <w:spacing w:after="120"/>
+      </w:pPr>
+    </w:p>
+    <w:p>
+      <w:pPr>
+        <w:spacing w:after="120"/>
+      </w:pPr>
+      <w:r>
+        <w:rPr>
+          <w:rFonts w:ascii="Malgun Gothic" w:cs="Malgun Gothic" w:eastAsia="Malgun Gothic" w:hAnsi="Malgun Gothic"/>
+          <w:b/>
+          <w:bCs/>
+          <w:sz w:val="21"/>
+          <w:szCs w:val="21"/>
+        </w:rPr>
+        <w:t xml:space="preserve">4단계: 라이프스타일 팁 설정</w:t>
+      </w:r>
+    </w:p>
+    <w:p>
+      <w:pPr>
+        <w:shd w:fill="F0F0F0" w:color="auto" w:val="clear"/>
+        <w:spacing w:after="0"/>
+      </w:pPr>
+      <w:r>
+        <w:rPr>
+          <w:rFonts w:ascii="Consolas" w:cs="Consolas" w:eastAsia="Consolas" w:hAnsi="Consolas"/>
+          <w:sz w:val="18"/>
+          <w:szCs w:val="18"/>
+        </w:rPr>
+        <w:t xml:space="preserve">(1) 설정 &gt; 알림</w:t>
+      </w:r>
+    </w:p>
+    <w:p>
+      <w:pPr>
+        <w:shd w:fill="F0F0F0" w:color="auto" w:val="clear"/>
+        <w:spacing w:after="0"/>
+      </w:pPr>
+      <w:r>
+        <w:rPr>
+          <w:rFonts w:ascii="Consolas" w:cs="Consolas" w:eastAsia="Consolas" w:hAnsi="Consolas"/>
+          <w:sz w:val="18"/>
+          <w:szCs w:val="18"/>
+        </w:rPr>
+        <w:t xml:space="preserve">(2) "라이프스타일 팁 알림" 토글 ON</w:t>
+      </w:r>
+    </w:p>
+    <w:p>
+      <w:pPr>
+        <w:shd w:fill="F0F0F0" w:color="auto" w:val="clear"/>
+        <w:spacing w:after="0"/>
+      </w:pPr>
+      <w:r>
+        <w:rPr>
+          <w:rFonts w:ascii="Consolas" w:cs="Consolas" w:eastAsia="Consolas" w:hAnsi="Consolas"/>
+          <w:sz w:val="18"/>
+          <w:szCs w:val="18"/>
+        </w:rPr>
+        <w:t xml:space="preserve">(3) 시간대: 09:00~21:00 / 빈도: 3일에 한 번 선택</w:t>
+      </w:r>
+    </w:p>
+    <w:p>
+      <w:pPr>
+        <w:shd w:fill="F0F0F0" w:color="auto" w:val="clear"/>
+        <w:spacing w:after="0"/>
+      </w:pPr>
+      <w:r>
+        <w:rPr>
+          <w:rFonts w:ascii="Consolas" w:cs="Consolas" w:eastAsia="Consolas" w:hAnsi="Consolas"/>
+          <w:sz w:val="18"/>
+          <w:szCs w:val="18"/>
+        </w:rPr>
+        <w:t xml:space="preserve">(4) 저장</w:t>
+      </w:r>
+    </w:p>
+    <w:p>
+      <w:pPr>
+        <w:spacing w:after="120"/>
+      </w:pPr>
+    </w:p>
+    <w:p>
+      <w:pPr>
+        <w:pStyle w:val="Heading3"/>
+        <w:spacing w:after="120" w:before="240"/>
+      </w:pPr>
+      <w:r>
+        <w:rPr>
+          <w:rFonts w:ascii="Malgun Gothic" w:cs="Malgun Gothic" w:eastAsia="Malgun Gothic" w:hAnsi="Malgun Gothic"/>
+          <w:sz w:val="21"/>
+          <w:szCs w:val="21"/>
+        </w:rPr>
+        <w:t xml:space="preserve">B. 개인화 시스템 시연</w:t>
+      </w:r>
+    </w:p>
+    <w:p>
+      <w:pPr>
+        <w:spacing w:after="120"/>
+      </w:pPr>
+      <w:r>
+        <w:rPr>
+          <w:rFonts w:ascii="Malgun Gothic" w:cs="Malgun Gothic" w:eastAsia="Malgun Gothic" w:hAnsi="Malgun Gothic"/>
+          <w:b/>
+          <w:bCs/>
+          <w:sz w:val="21"/>
+          <w:szCs w:val="21"/>
+        </w:rPr>
+        <w:t xml:space="preserve">1단계: 건강정보 입력</w:t>
+      </w:r>
+    </w:p>
+    <w:p>
+      <w:pPr>
+        <w:shd w:fill="F0F0F0" w:color="auto" w:val="clear"/>
+        <w:spacing w:after="0"/>
+      </w:pPr>
+      <w:r>
+        <w:rPr>
+          <w:rFonts w:ascii="Consolas" w:cs="Consolas" w:eastAsia="Consolas" w:hAnsi="Consolas"/>
+          <w:sz w:val="18"/>
+          <w:szCs w:val="18"/>
+        </w:rPr>
+        <w:t xml:space="preserve">(1) 더보기 &gt; 개인건강정보</w:t>
+      </w:r>
+    </w:p>
+    <w:p>
+      <w:pPr>
+        <w:shd w:fill="F0F0F0" w:color="auto" w:val="clear"/>
+        <w:spacing w:after="0"/>
+      </w:pPr>
+      <w:r>
+        <w:rPr>
+          <w:rFonts w:ascii="Consolas" w:cs="Consolas" w:eastAsia="Consolas" w:hAnsi="Consolas"/>
+          <w:sz w:val="18"/>
+          <w:szCs w:val="18"/>
+        </w:rPr>
+        <w:t xml:space="preserve">(2) 키 170cm / 몸무게 65kg / 성별 남성</w:t>
+      </w:r>
+    </w:p>
+    <w:p>
+      <w:pPr>
+        <w:shd w:fill="F0F0F0" w:color="auto" w:val="clear"/>
+        <w:spacing w:after="0"/>
+      </w:pPr>
+      <w:r>
+        <w:rPr>
+          <w:rFonts w:ascii="Consolas" w:cs="Consolas" w:eastAsia="Consolas" w:hAnsi="Consolas"/>
+          <w:sz w:val="18"/>
+          <w:szCs w:val="18"/>
+        </w:rPr>
+        <w:t xml:space="preserve">    질병: 당뇨, 고혈압 입력</w:t>
+      </w:r>
+    </w:p>
+    <w:p>
+      <w:pPr>
+        <w:shd w:fill="F0F0F0" w:color="auto" w:val="clear"/>
+        <w:spacing w:after="0"/>
+      </w:pPr>
+      <w:r>
+        <w:rPr>
+          <w:rFonts w:ascii="Consolas" w:cs="Consolas" w:eastAsia="Consolas" w:hAnsi="Consolas"/>
+          <w:sz w:val="18"/>
+          <w:szCs w:val="18"/>
+        </w:rPr>
+        <w:t xml:space="preserve">(3) 저장</w:t>
+      </w:r>
+    </w:p>
+    <w:p>
+      <w:pPr>
+        <w:spacing w:after="120"/>
+      </w:pPr>
+    </w:p>
+    <w:p>
+      <w:pPr>
+        <w:spacing w:after="120"/>
+      </w:pPr>
+      <w:r>
+        <w:rPr>
+          <w:rFonts w:ascii="Malgun Gothic" w:cs="Malgun Gothic" w:eastAsia="Malgun Gothic" w:hAnsi="Malgun Gothic"/>
+          <w:b/>
+          <w:bCs/>
+          <w:sz w:val="21"/>
+          <w:szCs w:val="21"/>
+        </w:rPr>
+        <w:t xml:space="preserve">2단계: 식단 기록 개인화 + 검색 UX</w:t>
+      </w:r>
+    </w:p>
+    <w:p>
+      <w:pPr>
+        <w:shd w:fill="F0F0F0" w:color="auto" w:val="clear"/>
+        <w:spacing w:after="0"/>
+      </w:pPr>
+      <w:r>
+        <w:rPr>
+          <w:rFonts w:ascii="Consolas" w:cs="Consolas" w:eastAsia="Consolas" w:hAnsi="Consolas"/>
+          <w:sz w:val="18"/>
+          <w:szCs w:val="18"/>
+        </w:rPr>
+        <w:t xml:space="preserve">(1) 더보기 &gt; 마이다이어리 &gt; 식단</w:t>
+      </w:r>
+    </w:p>
+    <w:p>
+      <w:pPr>
+        <w:shd w:fill="F0F0F0" w:color="auto" w:val="clear"/>
+        <w:spacing w:after="0"/>
+      </w:pPr>
+      <w:r>
+        <w:rPr>
+          <w:rFonts w:ascii="Consolas" w:cs="Consolas" w:eastAsia="Consolas" w:hAnsi="Consolas"/>
+          <w:sz w:val="18"/>
+          <w:szCs w:val="18"/>
+        </w:rPr>
+        <w:t xml:space="preserve">(2) 칼로리 바 표시: "2,950kcal (개인화)"</w:t>
+      </w:r>
+    </w:p>
+    <w:p>
+      <w:pPr>
+        <w:shd w:fill="F0F0F0" w:color="auto" w:val="clear"/>
+        <w:spacing w:after="0"/>
+      </w:pPr>
+      <w:r>
+        <w:rPr>
+          <w:rFonts w:ascii="Consolas" w:cs="Consolas" w:eastAsia="Consolas" w:hAnsi="Consolas"/>
+          <w:sz w:val="18"/>
+          <w:szCs w:val="18"/>
+        </w:rPr>
+        <w:t xml:space="preserve">    설명: "✨ 키 170cm, 몸무게 65kg을 기준으로..."</w:t>
+      </w:r>
+    </w:p>
+    <w:p>
+      <w:pPr>
+        <w:shd w:fill="F0F0F0" w:color="auto" w:val="clear"/>
+        <w:spacing w:after="0"/>
+      </w:pPr>
+      <w:r>
+        <w:rPr>
+          <w:rFonts w:ascii="Consolas" w:cs="Consolas" w:eastAsia="Consolas" w:hAnsi="Consolas"/>
+          <w:sz w:val="18"/>
+          <w:szCs w:val="18"/>
+        </w:rPr>
+        <w:t xml:space="preserve">    → 👍 클릭 → "감사합니다!" (AI 피드백 루프)</w:t>
+      </w:r>
+    </w:p>
+    <w:p>
+      <w:pPr>
+        <w:shd w:fill="F0F0F0" w:color="auto" w:val="clear"/>
+        <w:spacing w:after="0"/>
+      </w:pPr>
+      <w:r>
+        <w:rPr>
+          <w:rFonts w:ascii="Consolas" w:cs="Consolas" w:eastAsia="Consolas" w:hAnsi="Consolas"/>
+          <w:sz w:val="18"/>
+          <w:szCs w:val="18"/>
+        </w:rPr>
+        <w:t xml:space="preserve">(3) "밥" 검색 → 결과 목록(흰쌀밥/현미밥/잡곡밥/...) 나열</w:t>
+      </w:r>
+    </w:p>
+    <w:p>
+      <w:pPr>
+        <w:shd w:fill="F0F0F0" w:color="auto" w:val="clear"/>
+        <w:spacing w:after="0"/>
+      </w:pPr>
+      <w:r>
+        <w:rPr>
+          <w:rFonts w:ascii="Consolas" w:cs="Consolas" w:eastAsia="Consolas" w:hAnsi="Consolas"/>
+          <w:sz w:val="18"/>
+          <w:szCs w:val="18"/>
+        </w:rPr>
+        <w:t xml:space="preserve">(4) "김치찌개" 선택 → 그 아래에 인분 선택 + 기록하기 카드 1개만 등장</w:t>
+      </w:r>
+    </w:p>
+    <w:p>
+      <w:pPr>
+        <w:shd w:fill="F0F0F0" w:color="auto" w:val="clear"/>
+        <w:spacing w:after="0"/>
+      </w:pPr>
+      <w:r>
+        <w:rPr>
+          <w:rFonts w:ascii="Consolas" w:cs="Consolas" w:eastAsia="Consolas" w:hAnsi="Consolas"/>
+          <w:sz w:val="18"/>
+          <w:szCs w:val="18"/>
+        </w:rPr>
+        <w:t xml:space="preserve">(5) 1인분 선택 → 저장 → 오늘 칼로리 누적 표시</w:t>
+      </w:r>
+    </w:p>
+    <w:p>
+      <w:pPr>
+        <w:spacing w:after="120"/>
+      </w:pPr>
+    </w:p>
+    <w:p>
+      <w:pPr>
+        <w:spacing w:after="120"/>
+      </w:pPr>
+      <w:r>
+        <w:rPr>
+          <w:rFonts w:ascii="Malgun Gothic" w:cs="Malgun Gothic" w:eastAsia="Malgun Gothic" w:hAnsi="Malgun Gothic"/>
+          <w:b/>
+          <w:bCs/>
+          <w:sz w:val="21"/>
+          <w:szCs w:val="21"/>
+        </w:rPr>
+        <w:t xml:space="preserve">3단계: 운동 기록 (드롭다운 + AI 인식)</w:t>
+      </w:r>
+    </w:p>
+    <w:p>
+      <w:pPr>
+        <w:shd w:fill="F0F0F0" w:color="auto" w:val="clear"/>
+        <w:spacing w:after="0"/>
+      </w:pPr>
+      <w:r>
+        <w:rPr>
+          <w:rFonts w:ascii="Consolas" w:cs="Consolas" w:eastAsia="Consolas" w:hAnsi="Consolas"/>
+          <w:sz w:val="18"/>
+          <w:szCs w:val="18"/>
+        </w:rPr>
+        <w:t xml:space="preserve">(1) 더보기 &gt; 마이다이어리 &gt; 운동</w:t>
+      </w:r>
+    </w:p>
+    <w:p>
+      <w:pPr>
+        <w:shd w:fill="F0F0F0" w:color="auto" w:val="clear"/>
+        <w:spacing w:after="0"/>
+      </w:pPr>
+      <w:r>
+        <w:rPr>
+          <w:rFonts w:ascii="Consolas" w:cs="Consolas" w:eastAsia="Consolas" w:hAnsi="Consolas"/>
+          <w:sz w:val="18"/>
+          <w:szCs w:val="18"/>
+        </w:rPr>
+        <w:t xml:space="preserve">(2) 드롭다운에서 "달리기" 선택 → 속도(km/h) + 시간 입력</w:t>
+      </w:r>
+    </w:p>
+    <w:p>
+      <w:pPr>
+        <w:shd w:fill="F0F0F0" w:color="auto" w:val="clear"/>
+        <w:spacing w:after="0"/>
+      </w:pPr>
+      <w:r>
+        <w:rPr>
+          <w:rFonts w:ascii="Consolas" w:cs="Consolas" w:eastAsia="Consolas" w:hAnsi="Consolas"/>
+          <w:sz w:val="18"/>
+          <w:szCs w:val="18"/>
+        </w:rPr>
+        <w:t xml:space="preserve">    → 소모칼로리 자동 계산 &amp; 저장</w:t>
+      </w:r>
+    </w:p>
+    <w:p>
+      <w:pPr>
+        <w:shd w:fill="F0F0F0" w:color="auto" w:val="clear"/>
+        <w:spacing w:after="0"/>
+      </w:pPr>
+      <w:r>
+        <w:rPr>
+          <w:rFonts w:ascii="Consolas" w:cs="Consolas" w:eastAsia="Consolas" w:hAnsi="Consolas"/>
+          <w:sz w:val="18"/>
+          <w:szCs w:val="18"/>
+        </w:rPr>
+        <w:t xml:space="preserve">(3) 다시 드롭다운 → "기타(직접 입력)" 선택</w:t>
+      </w:r>
+    </w:p>
+    <w:p>
+      <w:pPr>
+        <w:shd w:fill="F0F0F0" w:color="auto" w:val="clear"/>
+        <w:spacing w:after="0"/>
+      </w:pPr>
+      <w:r>
+        <w:rPr>
+          <w:rFonts w:ascii="Consolas" w:cs="Consolas" w:eastAsia="Consolas" w:hAnsi="Consolas"/>
+          <w:sz w:val="18"/>
+          <w:szCs w:val="18"/>
+        </w:rPr>
+        <w:t xml:space="preserve">(4) "클라이밍" 입력 → [✨ AI로 인식하기] 클릭</w:t>
+      </w:r>
+    </w:p>
+    <w:p>
+      <w:pPr>
+        <w:shd w:fill="F0F0F0" w:color="auto" w:val="clear"/>
+        <w:spacing w:after="0"/>
+      </w:pPr>
+      <w:r>
+        <w:rPr>
+          <w:rFonts w:ascii="Consolas" w:cs="Consolas" w:eastAsia="Consolas" w:hAnsi="Consolas"/>
+          <w:sz w:val="18"/>
+          <w:szCs w:val="18"/>
+        </w:rPr>
+        <w:t xml:space="preserve">    → "AI 인식 결과: MET 4.0 · 예상 소모 120kcal"</w:t>
+      </w:r>
+    </w:p>
+    <w:p>
+      <w:pPr>
+        <w:shd w:fill="F0F0F0" w:color="auto" w:val="clear"/>
+        <w:spacing w:after="0"/>
+      </w:pPr>
+      <w:r>
+        <w:rPr>
+          <w:rFonts w:ascii="Consolas" w:cs="Consolas" w:eastAsia="Consolas" w:hAnsi="Consolas"/>
+          <w:sz w:val="18"/>
+          <w:szCs w:val="18"/>
+        </w:rPr>
+        <w:t xml:space="preserve">(5) 30분 선택 → 저장 → 기록 목록에 "클라이밍" 추가</w:t>
+      </w:r>
+    </w:p>
+    <w:p>
+      <w:pPr>
+        <w:spacing w:after="120"/>
+      </w:pPr>
+    </w:p>
+    <w:p>
+      <w:pPr>
+        <w:spacing w:after="120"/>
+      </w:pPr>
+      <w:r>
+        <w:rPr>
+          <w:rFonts w:ascii="Malgun Gothic" w:cs="Malgun Gothic" w:eastAsia="Malgun Gothic" w:hAnsi="Malgun Gothic"/>
+          <w:b/>
+          <w:bCs/>
+          <w:sz w:val="21"/>
+          <w:szCs w:val="21"/>
+        </w:rPr>
+        <w:t xml:space="preserve">4단계: 수면 기록</w:t>
+      </w:r>
+    </w:p>
+    <w:p>
+      <w:pPr>
+        <w:shd w:fill="F0F0F0" w:color="auto" w:val="clear"/>
+        <w:spacing w:after="0"/>
+      </w:pPr>
+      <w:r>
+        <w:rPr>
+          <w:rFonts w:ascii="Consolas" w:cs="Consolas" w:eastAsia="Consolas" w:hAnsi="Consolas"/>
+          <w:sz w:val="18"/>
+          <w:szCs w:val="18"/>
+        </w:rPr>
+        <w:t xml:space="preserve">(1) 더보기 &gt; 마이다이어리 &gt; 수면</w:t>
+      </w:r>
+    </w:p>
+    <w:p>
+      <w:pPr>
+        <w:shd w:fill="F0F0F0" w:color="auto" w:val="clear"/>
+        <w:spacing w:after="0"/>
+      </w:pPr>
+      <w:r>
+        <w:rPr>
+          <w:rFonts w:ascii="Consolas" w:cs="Consolas" w:eastAsia="Consolas" w:hAnsi="Consolas"/>
+          <w:sz w:val="18"/>
+          <w:szCs w:val="18"/>
+        </w:rPr>
+        <w:t xml:space="preserve">(2) 수면 시간: 7.5h / 수면의 질: ⭐⭐⭐⭐ 선택</w:t>
+      </w:r>
+    </w:p>
+    <w:p>
+      <w:pPr>
+        <w:shd w:fill="F0F0F0" w:color="auto" w:val="clear"/>
+        <w:spacing w:after="0"/>
+      </w:pPr>
+      <w:r>
+        <w:rPr>
+          <w:rFonts w:ascii="Consolas" w:cs="Consolas" w:eastAsia="Consolas" w:hAnsi="Consolas"/>
+          <w:sz w:val="18"/>
+          <w:szCs w:val="18"/>
+        </w:rPr>
+        <w:t xml:space="preserve">(3) 저장</w:t>
+      </w:r>
+    </w:p>
+    <w:p>
+      <w:pPr>
+        <w:shd w:fill="F0F0F0" w:color="auto" w:val="clear"/>
+        <w:spacing w:after="0"/>
+      </w:pPr>
+      <w:r>
+        <w:rPr>
+          <w:rFonts w:ascii="Consolas" w:cs="Consolas" w:eastAsia="Consolas" w:hAnsi="Consolas"/>
+          <w:sz w:val="18"/>
+          <w:szCs w:val="18"/>
+        </w:rPr>
+        <w:t xml:space="preserve">(4) 홈 위젯 확인: 식사/운동/수면 진행률 바 3칸</w:t>
+      </w:r>
+    </w:p>
+    <w:p>
+      <w:pPr>
+        <w:shd w:fill="F0F0F0" w:color="auto" w:val="clear"/>
+        <w:spacing w:after="0"/>
+      </w:pPr>
+      <w:r>
+        <w:rPr>
+          <w:rFonts w:ascii="Consolas" w:cs="Consolas" w:eastAsia="Consolas" w:hAnsi="Consolas"/>
+          <w:sz w:val="18"/>
+          <w:szCs w:val="18"/>
+        </w:rPr>
+        <w:t xml:space="preserve">    → 각 칸 클릭하면 해당 기록 화면으로 이동</w:t>
+      </w:r>
+    </w:p>
+    <w:p>
+      <w:pPr>
+        <w:spacing w:after="120"/>
+      </w:pPr>
+    </w:p>
+    <w:p>
+      <w:pPr>
+        <w:spacing w:after="120"/>
+      </w:pPr>
+      <w:r>
+        <w:rPr>
+          <w:rFonts w:ascii="Malgun Gothic" w:cs="Malgun Gothic" w:eastAsia="Malgun Gothic" w:hAnsi="Malgun Gothic"/>
+          <w:b/>
+          <w:bCs/>
+          <w:sz w:val="21"/>
+          <w:szCs w:val="21"/>
+        </w:rPr>
+        <w:t xml:space="preserve">5단계: 목표 설정</w:t>
+      </w:r>
+    </w:p>
+    <w:p>
+      <w:pPr>
+        <w:shd w:fill="F0F0F0" w:color="auto" w:val="clear"/>
+        <w:spacing w:after="0"/>
+      </w:pPr>
+      <w:r>
+        <w:rPr>
+          <w:rFonts w:ascii="Consolas" w:cs="Consolas" w:eastAsia="Consolas" w:hAnsi="Consolas"/>
+          <w:sz w:val="18"/>
+          <w:szCs w:val="18"/>
+        </w:rPr>
+        <w:t xml:space="preserve">(1) 더보기 &gt; 마이다이어리 &gt; 목표 설정</w:t>
+      </w:r>
+    </w:p>
+    <w:p>
+      <w:pPr>
+        <w:shd w:fill="F0F0F0" w:color="auto" w:val="clear"/>
+        <w:spacing w:after="0"/>
+      </w:pPr>
+      <w:r>
+        <w:rPr>
+          <w:rFonts w:ascii="Consolas" w:cs="Consolas" w:eastAsia="Consolas" w:hAnsi="Consolas"/>
+          <w:sz w:val="18"/>
+          <w:szCs w:val="18"/>
+        </w:rPr>
+        <w:t xml:space="preserve">(2) "체중 60kg 달성" 목표 생성</w:t>
+      </w:r>
+    </w:p>
+    <w:p>
+      <w:pPr>
+        <w:shd w:fill="F0F0F0" w:color="auto" w:val="clear"/>
+        <w:spacing w:after="0"/>
+      </w:pPr>
+      <w:r>
+        <w:rPr>
+          <w:rFonts w:ascii="Consolas" w:cs="Consolas" w:eastAsia="Consolas" w:hAnsi="Consolas"/>
+          <w:sz w:val="18"/>
+          <w:szCs w:val="18"/>
+        </w:rPr>
+        <w:t xml:space="preserve">    → AI가 자동으로 가이드 생성 (식단/운동)</w:t>
+      </w:r>
+    </w:p>
+    <w:p>
+      <w:pPr>
+        <w:shd w:fill="F0F0F0" w:color="auto" w:val="clear"/>
+        <w:spacing w:after="0"/>
+      </w:pPr>
+      <w:r>
+        <w:rPr>
+          <w:rFonts w:ascii="Consolas" w:cs="Consolas" w:eastAsia="Consolas" w:hAnsi="Consolas"/>
+          <w:sz w:val="18"/>
+          <w:szCs w:val="18"/>
+        </w:rPr>
+        <w:t xml:space="preserve">(3) "오늘 기록하기" → 현재 체중 입력</w:t>
+      </w:r>
+    </w:p>
+    <w:p>
+      <w:pPr>
+        <w:shd w:fill="F0F0F0" w:color="auto" w:val="clear"/>
+        <w:spacing w:after="0"/>
+      </w:pPr>
+      <w:r>
+        <w:rPr>
+          <w:rFonts w:ascii="Consolas" w:cs="Consolas" w:eastAsia="Consolas" w:hAnsi="Consolas"/>
+          <w:sz w:val="18"/>
+          <w:szCs w:val="18"/>
+        </w:rPr>
+        <w:t xml:space="preserve">(4) 진행률 업데이트: 70% → 75% (즉시 반영)</w:t>
+      </w:r>
+    </w:p>
+    <w:p>
+      <w:pPr>
+        <w:spacing w:after="120"/>
+      </w:pPr>
+    </w:p>
+    <w:p>
+      <w:pPr>
+        <w:spacing w:after="120"/>
+      </w:pPr>
+      <w:r>
+        <w:rPr>
+          <w:rFonts w:ascii="Malgun Gothic" w:cs="Malgun Gothic" w:eastAsia="Malgun Gothic" w:hAnsi="Malgun Gothic"/>
+          <w:b/>
+          <w:bCs/>
+          <w:sz w:val="21"/>
+          <w:szCs w:val="21"/>
+        </w:rPr>
+        <w:t xml:space="preserve">6단계: 습관 추천 (질병 특화 AI 생성) + 피드백</w:t>
+      </w:r>
+    </w:p>
+    <w:p>
+      <w:pPr>
+        <w:shd w:fill="F0F0F0" w:color="auto" w:val="clear"/>
+        <w:spacing w:after="0"/>
+      </w:pPr>
+      <w:r>
+        <w:rPr>
+          <w:rFonts w:ascii="Consolas" w:cs="Consolas" w:eastAsia="Consolas" w:hAnsi="Consolas"/>
+          <w:sz w:val="18"/>
+          <w:szCs w:val="18"/>
+        </w:rPr>
+        <w:t xml:space="preserve">(1) 홈 &gt; "추천 라이프 스타일" 카드 클릭</w:t>
+      </w:r>
+    </w:p>
+    <w:p>
+      <w:pPr>
+        <w:shd w:fill="F0F0F0" w:color="auto" w:val="clear"/>
+        <w:spacing w:after="0"/>
+      </w:pPr>
+      <w:r>
+        <w:rPr>
+          <w:rFonts w:ascii="Consolas" w:cs="Consolas" w:eastAsia="Consolas" w:hAnsi="Consolas"/>
+          <w:sz w:val="18"/>
+          <w:szCs w:val="18"/>
+        </w:rPr>
+        <w:t xml:space="preserve">(2) "습관을 분석 중입니다..." 로딩 스피너 → AI 생성 습관만 노출</w:t>
+      </w:r>
+    </w:p>
+    <w:p>
+      <w:pPr>
+        <w:shd w:fill="F0F0F0" w:color="auto" w:val="clear"/>
+        <w:spacing w:after="0"/>
+      </w:pPr>
+      <w:r>
+        <w:rPr>
+          <w:rFonts w:ascii="Consolas" w:cs="Consolas" w:eastAsia="Consolas" w:hAnsi="Consolas"/>
+          <w:sz w:val="18"/>
+          <w:szCs w:val="18"/>
+        </w:rPr>
+        <w:t xml:space="preserve">    "식후 10분 걷기 - 💡 식후 혈당 상승 억제에 가장 효과적인 운동입니다"</w:t>
+      </w:r>
+    </w:p>
+    <w:p>
+      <w:pPr>
+        <w:shd w:fill="F0F0F0" w:color="auto" w:val="clear"/>
+        <w:spacing w:after="0"/>
+      </w:pPr>
+      <w:r>
+        <w:rPr>
+          <w:rFonts w:ascii="Consolas" w:cs="Consolas" w:eastAsia="Consolas" w:hAnsi="Consolas"/>
+          <w:sz w:val="18"/>
+          <w:szCs w:val="18"/>
+        </w:rPr>
+        <w:t xml:space="preserve">(3) "이 설명이 도움이 됐나요?" 👍 클릭 → "감사합니다!"</w:t>
+      </w:r>
+    </w:p>
+    <w:p>
+      <w:pPr>
+        <w:shd w:fill="F0F0F0" w:color="auto" w:val="clear"/>
+        <w:spacing w:after="0"/>
+      </w:pPr>
+      <w:r>
+        <w:rPr>
+          <w:rFonts w:ascii="Consolas" w:cs="Consolas" w:eastAsia="Consolas" w:hAnsi="Consolas"/>
+          <w:sz w:val="18"/>
+          <w:szCs w:val="18"/>
+        </w:rPr>
+        <w:t xml:space="preserve">(4) 습관 선택 &gt; 저장</w:t>
+      </w:r>
+    </w:p>
+    <w:p>
+      <w:pPr>
+        <w:spacing w:after="120"/>
+      </w:pPr>
+    </w:p>
+    <w:p>
+      <w:pPr>
+        <w:spacing w:after="120"/>
+      </w:pPr>
+      <w:r>
+        <w:rPr>
+          <w:rFonts w:ascii="Malgun Gothic" w:cs="Malgun Gothic" w:eastAsia="Malgun Gothic" w:hAnsi="Malgun Gothic"/>
+          <w:b/>
+          <w:bCs/>
+          <w:sz w:val="21"/>
+          <w:szCs w:val="21"/>
+        </w:rPr>
+        <w:t xml:space="preserve">7단계: 일기 (오늘의 한 줄)</w:t>
+      </w:r>
+    </w:p>
+    <w:p>
+      <w:pPr>
+        <w:shd w:fill="F0F0F0" w:color="auto" w:val="clear"/>
+        <w:spacing w:after="0"/>
+      </w:pPr>
+      <w:r>
+        <w:rPr>
+          <w:rFonts w:ascii="Consolas" w:cs="Consolas" w:eastAsia="Consolas" w:hAnsi="Consolas"/>
+          <w:sz w:val="18"/>
+          <w:szCs w:val="18"/>
+        </w:rPr>
+        <w:t xml:space="preserve">(1) 더보기 &gt; 마이다이어리 &gt; 일기</w:t>
+      </w:r>
+    </w:p>
+    <w:p>
+      <w:pPr>
+        <w:shd w:fill="F0F0F0" w:color="auto" w:val="clear"/>
+        <w:spacing w:after="0"/>
+      </w:pPr>
+      <w:r>
+        <w:rPr>
+          <w:rFonts w:ascii="Consolas" w:cs="Consolas" w:eastAsia="Consolas" w:hAnsi="Consolas"/>
+          <w:sz w:val="18"/>
+          <w:szCs w:val="18"/>
+        </w:rPr>
+        <w:t xml:space="preserve">(2) "오늘 하루 좋았다~" + 사진 1장 선택</w:t>
+      </w:r>
+    </w:p>
+    <w:p>
+      <w:pPr>
+        <w:shd w:fill="F0F0F0" w:color="auto" w:val="clear"/>
+        <w:spacing w:after="0"/>
+      </w:pPr>
+      <w:r>
+        <w:rPr>
+          <w:rFonts w:ascii="Consolas" w:cs="Consolas" w:eastAsia="Consolas" w:hAnsi="Consolas"/>
+          <w:sz w:val="18"/>
+          <w:szCs w:val="18"/>
+        </w:rPr>
+        <w:t xml:space="preserve">(3) 저장 → 모아보기에 추가</w:t>
+      </w:r>
+    </w:p>
+    <w:p>
+      <w:pPr>
+        <w:spacing w:after="120"/>
+      </w:pPr>
+    </w:p>
+    <w:p>
+      <w:pPr>
+        <w:spacing w:after="120"/>
+      </w:pPr>
+      <w:r>
+        <w:rPr>
+          <w:rFonts w:ascii="Malgun Gothic" w:cs="Malgun Gothic" w:eastAsia="Malgun Gothic" w:hAnsi="Malgun Gothic"/>
+          <w:b/>
+          <w:bCs/>
+          <w:sz w:val="21"/>
+          <w:szCs w:val="21"/>
+        </w:rPr>
+        <w:t xml:space="preserve">8단계: 주간 리포트</w:t>
+      </w:r>
+    </w:p>
+    <w:p>
+      <w:pPr>
+        <w:shd w:fill="F0F0F0" w:color="auto" w:val="clear"/>
+        <w:spacing w:after="0"/>
+      </w:pPr>
+      <w:r>
+        <w:rPr>
+          <w:rFonts w:ascii="Consolas" w:cs="Consolas" w:eastAsia="Consolas" w:hAnsi="Consolas"/>
+          <w:sz w:val="18"/>
+          <w:szCs w:val="18"/>
+        </w:rPr>
+        <w:t xml:space="preserve">(1) 더보기 &gt; 주간 리포트</w:t>
+      </w:r>
+    </w:p>
+    <w:p>
+      <w:pPr>
+        <w:shd w:fill="F0F0F0" w:color="auto" w:val="clear"/>
+        <w:spacing w:after="0"/>
+      </w:pPr>
+      <w:r>
+        <w:rPr>
+          <w:rFonts w:ascii="Consolas" w:cs="Consolas" w:eastAsia="Consolas" w:hAnsi="Consolas"/>
+          <w:sz w:val="18"/>
+          <w:szCs w:val="18"/>
+        </w:rPr>
+        <w:t xml:space="preserve">(2) 최신 리포트 열기</w:t>
+      </w:r>
+    </w:p>
+    <w:p>
+      <w:pPr>
+        <w:shd w:fill="F0F0F0" w:color="auto" w:val="clear"/>
+        <w:spacing w:after="0"/>
+      </w:pPr>
+      <w:r>
+        <w:rPr>
+          <w:rFonts w:ascii="Consolas" w:cs="Consolas" w:eastAsia="Consolas" w:hAnsi="Consolas"/>
+          <w:sz w:val="18"/>
+          <w:szCs w:val="18"/>
+        </w:rPr>
+        <w:t xml:space="preserve">    • 신체정보: "키 170cm, 몸무게 65kg, BMI 22.5"</w:t>
+      </w:r>
+    </w:p>
+    <w:p>
+      <w:pPr>
+        <w:shd w:fill="F0F0F0" w:color="auto" w:val="clear"/>
+        <w:spacing w:after="0"/>
+      </w:pPr>
+      <w:r>
+        <w:rPr>
+          <w:rFonts w:ascii="Consolas" w:cs="Consolas" w:eastAsia="Consolas" w:hAnsi="Consolas"/>
+          <w:sz w:val="18"/>
+          <w:szCs w:val="18"/>
+        </w:rPr>
+        <w:t xml:space="preserve">    • 식단/운동/수면 통계</w:t>
+      </w:r>
+    </w:p>
+    <w:p>
+      <w:pPr>
+        <w:shd w:fill="F0F0F0" w:color="auto" w:val="clear"/>
+        <w:spacing w:after="0"/>
+      </w:pPr>
+      <w:r>
+        <w:rPr>
+          <w:rFonts w:ascii="Consolas" w:cs="Consolas" w:eastAsia="Consolas" w:hAnsi="Consolas"/>
+          <w:sz w:val="18"/>
+          <w:szCs w:val="18"/>
+        </w:rPr>
+        <w:t xml:space="preserve">    • 목표 진도: "체중 감량 75% 진행"</w:t>
+      </w:r>
+    </w:p>
+    <w:p>
+      <w:pPr>
+        <w:shd w:fill="F0F0F0" w:color="auto" w:val="clear"/>
+        <w:spacing w:after="0"/>
+      </w:pPr>
+      <w:r>
+        <w:rPr>
+          <w:rFonts w:ascii="Consolas" w:cs="Consolas" w:eastAsia="Consolas" w:hAnsi="Consolas"/>
+          <w:sz w:val="18"/>
+          <w:szCs w:val="18"/>
+        </w:rPr>
+        <w:t xml:space="preserve">    • AI 종합 분석</w:t>
+      </w:r>
+    </w:p>
+    <w:p>
+      <w:pPr>
+        <w:shd w:fill="F0F0F0" w:color="auto" w:val="clear"/>
+        <w:spacing w:after="0"/>
+      </w:pPr>
+      <w:r>
+        <w:rPr>
+          <w:rFonts w:ascii="Consolas" w:cs="Consolas" w:eastAsia="Consolas" w:hAnsi="Consolas"/>
+          <w:sz w:val="18"/>
+          <w:szCs w:val="18"/>
+        </w:rPr>
+        <w:t xml:space="preserve">(3) 이전 리포트도 월별 보관함에서 조회</w:t>
+      </w:r>
+    </w:p>
+    <w:p>
+      <w:pPr>
+        <w:spacing w:after="120"/>
+      </w:pPr>
+    </w:p>
+    <w:p>
+      <w:pPr>
+        <w:pBdr>
+          <w:bottom w:val="single" w:color="999999" w:sz="6" w:space="1"/>
+        </w:pBdr>
+        <w:spacing w:after="200"/>
+      </w:pPr>
+    </w:p>
+    <w:p>
+      <w:pPr>
+        <w:pageBreakBefore/>
+      </w:pPr>
+    </w:p>
+    <w:p>
+      <w:pPr>
+        <w:pStyle w:val="Heading2"/>
+        <w:spacing w:after="160" w:before="120"/>
+      </w:pPr>
+      <w:r>
+        <w:rPr>
+          <w:rFonts w:ascii="Malgun Gothic" w:cs="Malgun Gothic" w:eastAsia="Malgun Gothic" w:hAnsi="Malgun Gothic"/>
+          <w:sz w:val="21"/>
+          <w:szCs w:val="21"/>
+        </w:rPr>
+        <w:t xml:space="preserve">슬라이드 27 — 참고: 발표에서 "있어보이게" 만드는 포인트</w:t>
+      </w:r>
+    </w:p>
+    <w:p>
+      <w:pPr>
+        <w:pStyle w:val="Heading3"/>
+        <w:spacing w:after="120" w:before="240"/>
+      </w:pPr>
+      <w:r>
+        <w:rPr>
+          <w:rFonts w:ascii="Malgun Gothic" w:cs="Malgun Gothic" w:eastAsia="Malgun Gothic" w:hAnsi="Malgun Gothic"/>
+          <w:sz w:val="21"/>
+          <w:szCs w:val="21"/>
+        </w:rPr>
+        <w:t xml:space="preserve">1. 숫자로 말하기</w:t>
+      </w:r>
+    </w:p>
+    <w:p>
+      <w:pPr>
+        <w:spacing w:after="120"/>
+      </w:pPr>
+      <w:r>
+        <w:rPr>
+          <w:rFonts w:ascii="Malgun Gothic" w:cs="Malgun Gothic" w:eastAsia="Malgun Gothic" w:hAnsi="Malgun Gothic"/>
+          <w:b/>
+          <w:bCs/>
+          <w:sz w:val="21"/>
+          <w:szCs w:val="21"/>
+        </w:rPr>
+        <w:t xml:space="preserve">알림 시스템</w:t>
+      </w:r>
+    </w:p>
+    <w:p>
+      <w:pPr>
+        <w:pStyle w:val="ListParagraph"/>
+        <w:numPr>
+          <w:ilvl w:val="0"/>
+          <w:numId w:val="2"/>
+        </w:numPr>
+        <w:spacing w:after="60"/>
+      </w:pPr>
+      <w:r>
+        <w:rPr>
+          <w:rFonts w:ascii="Malgun Gothic" w:cs="Malgun Gothic" w:eastAsia="Malgun Gothic" w:hAnsi="Malgun Gothic"/>
+          <w:sz w:val="21"/>
+          <w:szCs w:val="21"/>
+        </w:rPr>
+        <w:t xml:space="preserve">"같은 시각 약 N개 → 알림 1회로 통합"</w:t>
+      </w:r>
+    </w:p>
+    <w:p>
+      <w:pPr>
+        <w:pStyle w:val="ListParagraph"/>
+        <w:numPr>
+          <w:ilvl w:val="0"/>
+          <w:numId w:val="2"/>
+        </w:numPr>
+        <w:spacing w:after="60"/>
+      </w:pPr>
+      <w:r>
+        <w:rPr>
+          <w:rFonts w:ascii="Malgun Gothic" w:cs="Malgun Gothic" w:eastAsia="Malgun Gothic" w:hAnsi="Malgun Gothic"/>
+          <w:sz w:val="21"/>
+          <w:szCs w:val="21"/>
+        </w:rPr>
+        <w:t xml:space="preserve">"브라우저 액션 제약(2개)을 스누즈 바텀시트로 </w:t>
+      </w:r>
+      <w:r>
+        <w:rPr>
+          <w:rFonts w:ascii="Malgun Gothic" w:cs="Malgun Gothic" w:eastAsia="Malgun Gothic" w:hAnsi="Malgun Gothic"/>
+          <w:b/>
+          <w:bCs/>
+          <w:sz w:val="21"/>
+          <w:szCs w:val="21"/>
+        </w:rPr>
+        <w:t xml:space="preserve">우회</w:t>
+      </w:r>
+      <w:r>
+        <w:rPr>
+          <w:rFonts w:ascii="Malgun Gothic" w:cs="Malgun Gothic" w:eastAsia="Malgun Gothic" w:hAnsi="Malgun Gothic"/>
+          <w:sz w:val="21"/>
+          <w:szCs w:val="21"/>
+        </w:rPr>
+        <w:t xml:space="preserve">"</w:t>
+      </w:r>
+    </w:p>
+    <w:p>
+      <w:pPr>
+        <w:pStyle w:val="ListParagraph"/>
+        <w:numPr>
+          <w:ilvl w:val="0"/>
+          <w:numId w:val="2"/>
+        </w:numPr>
+        <w:spacing w:after="60"/>
+      </w:pPr>
+      <w:r>
+        <w:rPr>
+          <w:rFonts w:ascii="Malgun Gothic" w:cs="Malgun Gothic" w:eastAsia="Malgun Gothic" w:hAnsi="Malgun Gothic"/>
+          <w:sz w:val="21"/>
+          <w:szCs w:val="21"/>
+        </w:rPr>
+        <w:t xml:space="preserve">"6개 PR(280/282/298/299/302/323), </w:t>
+      </w:r>
+      <w:r>
+        <w:rPr>
+          <w:rFonts w:ascii="Malgun Gothic" w:cs="Malgun Gothic" w:eastAsia="Malgun Gothic" w:hAnsi="Malgun Gothic"/>
+          <w:b/>
+          <w:bCs/>
+          <w:sz w:val="21"/>
+          <w:szCs w:val="21"/>
+        </w:rPr>
+        <w:t xml:space="preserve">0개 회귀</w:t>
+      </w:r>
+      <w:r>
+        <w:rPr>
+          <w:rFonts w:ascii="Malgun Gothic" w:cs="Malgun Gothic" w:eastAsia="Malgun Gothic" w:hAnsi="Malgun Gothic"/>
+          <w:sz w:val="21"/>
+          <w:szCs w:val="21"/>
+        </w:rPr>
+        <w:t xml:space="preserve">"</w:t>
+      </w:r>
+    </w:p>
+    <w:p>
+      <w:pPr>
+        <w:spacing w:after="120"/>
+      </w:pPr>
+      <w:r>
+        <w:rPr>
+          <w:rFonts w:ascii="Malgun Gothic" w:cs="Malgun Gothic" w:eastAsia="Malgun Gothic" w:hAnsi="Malgun Gothic"/>
+          <w:b/>
+          <w:bCs/>
+          <w:sz w:val="21"/>
+          <w:szCs w:val="21"/>
+        </w:rPr>
+        <w:t xml:space="preserve">개인화 시스템</w:t>
+      </w:r>
+    </w:p>
+    <w:p>
+      <w:pPr>
+        <w:pStyle w:val="ListParagraph"/>
+        <w:numPr>
+          <w:ilvl w:val="0"/>
+          <w:numId w:val="2"/>
+        </w:numPr>
+        <w:spacing w:after="60"/>
+      </w:pPr>
+      <w:r>
+        <w:rPr>
+          <w:rFonts w:ascii="Malgun Gothic" w:cs="Malgun Gothic" w:eastAsia="Malgun Gothic" w:hAnsi="Malgun Gothic"/>
+          <w:sz w:val="21"/>
+          <w:szCs w:val="21"/>
+        </w:rPr>
+        <w:t xml:space="preserve">"마이그레이션 5개 추가 (알림함 + 칼로리 캐싱 + 건강정보 분리 + 피드백 테이블)"</w:t>
+      </w:r>
+    </w:p>
+    <w:p>
+      <w:pPr>
+        <w:pStyle w:val="ListParagraph"/>
+        <w:numPr>
+          <w:ilvl w:val="0"/>
+          <w:numId w:val="2"/>
+        </w:numPr>
+        <w:spacing w:after="60"/>
+      </w:pPr>
+      <w:r>
+        <w:rPr>
+          <w:rFonts w:ascii="Malgun Gothic" w:cs="Malgun Gothic" w:eastAsia="Malgun Gothic" w:hAnsi="Malgun Gothic"/>
+          <w:sz w:val="21"/>
+          <w:szCs w:val="21"/>
+        </w:rPr>
+        <w:t xml:space="preserve">"테스트 32개 신규 (회귀 0개)"</w:t>
+      </w:r>
+    </w:p>
+    <w:p>
+      <w:pPr>
+        <w:pStyle w:val="ListParagraph"/>
+        <w:numPr>
+          <w:ilvl w:val="0"/>
+          <w:numId w:val="2"/>
+        </w:numPr>
+        <w:spacing w:after="60"/>
+      </w:pPr>
+      <w:r>
+        <w:rPr>
+          <w:rFonts w:ascii="Malgun Gothic" w:cs="Malgun Gothic" w:eastAsia="Malgun Gothic" w:hAnsi="Malgun Gothic"/>
+          <w:sz w:val="21"/>
+          <w:szCs w:val="21"/>
+        </w:rPr>
+        <w:t xml:space="preserve">"AI 캐싱으로 Worker 호출 </w:t>
+      </w:r>
+      <w:r>
+        <w:rPr>
+          <w:rFonts w:ascii="Malgun Gothic" w:cs="Malgun Gothic" w:eastAsia="Malgun Gothic" w:hAnsi="Malgun Gothic"/>
+          <w:b/>
+          <w:bCs/>
+          <w:sz w:val="21"/>
+          <w:szCs w:val="21"/>
+        </w:rPr>
+        <w:t xml:space="preserve">1회/일 → 평균 1/5 비용 절감</w:t>
+      </w:r>
+      <w:r>
+        <w:rPr>
+          <w:rFonts w:ascii="Malgun Gothic" w:cs="Malgun Gothic" w:eastAsia="Malgun Gothic" w:hAnsi="Malgun Gothic"/>
+          <w:sz w:val="21"/>
+          <w:szCs w:val="21"/>
+        </w:rPr>
+        <w:t xml:space="preserve">"</w:t>
+      </w:r>
+    </w:p>
+    <w:p>
+      <w:pPr>
+        <w:pStyle w:val="ListParagraph"/>
+        <w:numPr>
+          <w:ilvl w:val="0"/>
+          <w:numId w:val="2"/>
+        </w:numPr>
+        <w:spacing w:after="60"/>
+      </w:pPr>
+      <w:r>
+        <w:rPr>
+          <w:rFonts w:ascii="Malgun Gothic" w:cs="Malgun Gothic" w:eastAsia="Malgun Gothic" w:hAnsi="Malgun Gothic"/>
+          <w:sz w:val="21"/>
+          <w:szCs w:val="21"/>
+        </w:rPr>
+        <w:t xml:space="preserve">"AI 실패해도 </w:t>
+      </w:r>
+      <w:r>
+        <w:rPr>
+          <w:rFonts w:ascii="Malgun Gothic" w:cs="Malgun Gothic" w:eastAsia="Malgun Gothic" w:hAnsi="Malgun Gothic"/>
+          <w:b/>
+          <w:bCs/>
+          <w:sz w:val="21"/>
+          <w:szCs w:val="21"/>
+        </w:rPr>
+        <w:t xml:space="preserve">100% 응답 보장</w:t>
+      </w:r>
+      <w:r>
+        <w:rPr>
+          <w:rFonts w:ascii="Malgun Gothic" w:cs="Malgun Gothic" w:eastAsia="Malgun Gothic" w:hAnsi="Malgun Gothic"/>
+          <w:sz w:val="21"/>
+          <w:szCs w:val="21"/>
+        </w:rPr>
+        <w:t xml:space="preserve"> - 습관/식단/운동 MET 셋 다 폴백 설계"</w:t>
+      </w:r>
+    </w:p>
+    <w:p>
+      <w:pPr>
+        <w:pStyle w:val="ListParagraph"/>
+        <w:numPr>
+          <w:ilvl w:val="0"/>
+          <w:numId w:val="2"/>
+        </w:numPr>
+        <w:spacing w:after="60"/>
+      </w:pPr>
+      <w:r>
+        <w:rPr>
+          <w:rFonts w:ascii="Malgun Gothic" w:cs="Malgun Gothic" w:eastAsia="Malgun Gothic" w:hAnsi="Malgun Gothic"/>
+          <w:sz w:val="21"/>
+          <w:szCs w:val="21"/>
+        </w:rPr>
+        <w:t xml:space="preserve">"총 18개 PR, 5,000+ 라인 변경"</w:t>
+      </w:r>
+    </w:p>
+    <w:p>
+      <w:pPr>
+        <w:pStyle w:val="Heading3"/>
+        <w:spacing w:after="120" w:before="240"/>
+      </w:pPr>
+      <w:r>
+        <w:rPr>
+          <w:rFonts w:ascii="Malgun Gothic" w:cs="Malgun Gothic" w:eastAsia="Malgun Gothic" w:hAnsi="Malgun Gothic"/>
+          <w:sz w:val="21"/>
+          <w:szCs w:val="21"/>
+        </w:rPr>
+        <w:t xml:space="preserve">2. 문제 → 해결 서사</w:t>
+      </w:r>
+    </w:p>
+    <w:p>
+      <w:pPr>
+        <w:spacing w:after="120"/>
+      </w:pPr>
+      <w:r>
+        <w:rPr>
+          <w:rFonts w:ascii="Malgun Gothic" w:cs="Malgun Gothic" w:eastAsia="Malgun Gothic" w:hAnsi="Malgun Gothic"/>
+          <w:b/>
+          <w:bCs/>
+          <w:sz w:val="21"/>
+          <w:szCs w:val="21"/>
+        </w:rPr>
+        <w:t xml:space="preserve">알림</w:t>
+      </w:r>
+    </w:p>
+    <w:p>
+      <w:pPr>
+        <w:pStyle w:val="ListParagraph"/>
+        <w:numPr>
+          <w:ilvl w:val="0"/>
+          <w:numId w:val="2"/>
+        </w:numPr>
+        <w:spacing w:after="60"/>
+      </w:pPr>
+      <w:r>
+        <w:rPr>
+          <w:rFonts w:ascii="Malgun Gothic" w:cs="Malgun Gothic" w:eastAsia="Malgun Gothic" w:hAnsi="Malgun Gothic"/>
+          <w:sz w:val="21"/>
+          <w:szCs w:val="21"/>
+        </w:rPr>
+        <w:t xml:space="preserve">"복약 알림 받으면 지금 못 먹는데 미룰 방법이 없었음 → </w:t>
+      </w:r>
+      <w:r>
+        <w:rPr>
+          <w:rFonts w:ascii="Malgun Gothic" w:cs="Malgun Gothic" w:eastAsia="Malgun Gothic" w:hAnsi="Malgun Gothic"/>
+          <w:b/>
+          <w:bCs/>
+          <w:sz w:val="21"/>
+          <w:szCs w:val="21"/>
+        </w:rPr>
+        <w:t xml:space="preserve">스누즈 바텀시트 추가</w:t>
+      </w:r>
+      <w:r>
+        <w:rPr>
+          <w:rFonts w:ascii="Malgun Gothic" w:cs="Malgun Gothic" w:eastAsia="Malgun Gothic" w:hAnsi="Malgun Gothic"/>
+          <w:sz w:val="21"/>
+          <w:szCs w:val="21"/>
+        </w:rPr>
+        <w:t xml:space="preserve">"</w:t>
+      </w:r>
+    </w:p>
+    <w:p>
+      <w:pPr>
+        <w:pStyle w:val="ListParagraph"/>
+        <w:numPr>
+          <w:ilvl w:val="0"/>
+          <w:numId w:val="2"/>
+        </w:numPr>
+        <w:spacing w:after="60"/>
+      </w:pPr>
+      <w:r>
+        <w:rPr>
+          <w:rFonts w:ascii="Malgun Gothic" w:cs="Malgun Gothic" w:eastAsia="Malgun Gothic" w:hAnsi="Malgun Gothic"/>
+          <w:sz w:val="21"/>
+          <w:szCs w:val="21"/>
+        </w:rPr>
+        <w:t xml:space="preserve">"팁 알림을 일반 알림과 같은 시간대로만 제어 → </w:t>
+      </w:r>
+      <w:r>
+        <w:rPr>
+          <w:rFonts w:ascii="Malgun Gothic" w:cs="Malgun Gothic" w:eastAsia="Malgun Gothic" w:hAnsi="Malgun Gothic"/>
+          <w:b/>
+          <w:bCs/>
+          <w:sz w:val="21"/>
+          <w:szCs w:val="21"/>
+        </w:rPr>
+        <w:t xml:space="preserve">전용 시간대 + 빈도 설정 추가</w:t>
+      </w:r>
+      <w:r>
+        <w:rPr>
+          <w:rFonts w:ascii="Malgun Gothic" w:cs="Malgun Gothic" w:eastAsia="Malgun Gothic" w:hAnsi="Malgun Gothic"/>
+          <w:sz w:val="21"/>
+          <w:szCs w:val="21"/>
+        </w:rPr>
+        <w:t xml:space="preserve">"</w:t>
+      </w:r>
+    </w:p>
+    <w:p>
+      <w:pPr>
+        <w:pStyle w:val="ListParagraph"/>
+        <w:numPr>
+          <w:ilvl w:val="0"/>
+          <w:numId w:val="2"/>
+        </w:numPr>
+        <w:spacing w:after="60"/>
+      </w:pPr>
+      <w:r>
+        <w:rPr>
+          <w:rFonts w:ascii="Malgun Gothic" w:cs="Malgun Gothic" w:eastAsia="Malgun Gothic" w:hAnsi="Malgun Gothic"/>
+          <w:sz w:val="21"/>
+          <w:szCs w:val="21"/>
+        </w:rPr>
+        <w:t xml:space="preserve">"알림 받아도 어디로 가야 할지 몰랐음 → </w:t>
+      </w:r>
+      <w:r>
+        <w:rPr>
+          <w:rFonts w:ascii="Malgun Gothic" w:cs="Malgun Gothic" w:eastAsia="Malgun Gothic" w:hAnsi="Malgun Gothic"/>
+          <w:b/>
+          <w:bCs/>
+          <w:sz w:val="21"/>
+          <w:szCs w:val="21"/>
+        </w:rPr>
+        <w:t xml:space="preserve">딥링크로 즉시 이동</w:t>
+      </w:r>
+      <w:r>
+        <w:rPr>
+          <w:rFonts w:ascii="Malgun Gothic" w:cs="Malgun Gothic" w:eastAsia="Malgun Gothic" w:hAnsi="Malgun Gothic"/>
+          <w:sz w:val="21"/>
+          <w:szCs w:val="21"/>
+        </w:rPr>
+        <w:t xml:space="preserve">"</w:t>
+      </w:r>
+    </w:p>
+    <w:p>
+      <w:pPr>
+        <w:spacing w:after="120"/>
+      </w:pPr>
+      <w:r>
+        <w:rPr>
+          <w:rFonts w:ascii="Malgun Gothic" w:cs="Malgun Gothic" w:eastAsia="Malgun Gothic" w:hAnsi="Malgun Gothic"/>
+          <w:b/>
+          <w:bCs/>
+          <w:sz w:val="21"/>
+          <w:szCs w:val="21"/>
+        </w:rPr>
+        <w:t xml:space="preserve">개인화</w:t>
+      </w:r>
+    </w:p>
+    <w:p>
+      <w:pPr>
+        <w:pStyle w:val="ListParagraph"/>
+        <w:numPr>
+          <w:ilvl w:val="0"/>
+          <w:numId w:val="2"/>
+        </w:numPr>
+        <w:spacing w:after="60"/>
+      </w:pPr>
+      <w:r>
+        <w:rPr>
+          <w:rFonts w:ascii="Malgun Gothic" w:cs="Malgun Gothic" w:eastAsia="Malgun Gothic" w:hAnsi="Malgun Gothic"/>
+          <w:sz w:val="21"/>
+          <w:szCs w:val="21"/>
+        </w:rPr>
+        <w:t xml:space="preserve">"식단 기록할 때마다 건강정보 다시 물었음 → </w:t>
+      </w:r>
+      <w:r>
+        <w:rPr>
+          <w:rFonts w:ascii="Malgun Gothic" w:cs="Malgun Gothic" w:eastAsia="Malgun Gothic" w:hAnsi="Malgun Gothic"/>
+          <w:b/>
+          <w:bCs/>
+          <w:sz w:val="21"/>
+          <w:szCs w:val="21"/>
+        </w:rPr>
+        <w:t xml:space="preserve">게이팅으로 필수 입력 강제</w:t>
+      </w:r>
+      <w:r>
+        <w:rPr>
+          <w:rFonts w:ascii="Malgun Gothic" w:cs="Malgun Gothic" w:eastAsia="Malgun Gothic" w:hAnsi="Malgun Gothic"/>
+          <w:sz w:val="21"/>
+          <w:szCs w:val="21"/>
+        </w:rPr>
+        <w:t xml:space="preserve">"</w:t>
+      </w:r>
+    </w:p>
+    <w:p>
+      <w:pPr>
+        <w:pStyle w:val="ListParagraph"/>
+        <w:numPr>
+          <w:ilvl w:val="0"/>
+          <w:numId w:val="2"/>
+        </w:numPr>
+        <w:spacing w:after="60"/>
+      </w:pPr>
+      <w:r>
+        <w:rPr>
+          <w:rFonts w:ascii="Malgun Gothic" w:cs="Malgun Gothic" w:eastAsia="Malgun Gothic" w:hAnsi="Malgun Gothic"/>
+          <w:sz w:val="21"/>
+          <w:szCs w:val="21"/>
+        </w:rPr>
+        <w:t xml:space="preserve">"질병 등록했는데도 기본 습관과 섞여 나오고 같은 습관이 중복 추천됨 → </w:t>
+      </w:r>
+      <w:r>
+        <w:rPr>
+          <w:rFonts w:ascii="Malgun Gothic" w:cs="Malgun Gothic" w:eastAsia="Malgun Gothic" w:hAnsi="Malgun Gothic"/>
+          <w:b/>
+          <w:bCs/>
+          <w:sz w:val="21"/>
+          <w:szCs w:val="21"/>
+        </w:rPr>
+        <w:t xml:space="preserve">기본 습관 배제 + 3단계 AI 폴백 + 라벨 중복 제거로 완전 재설계</w:t>
+      </w:r>
+      <w:r>
+        <w:rPr>
+          <w:rFonts w:ascii="Malgun Gothic" w:cs="Malgun Gothic" w:eastAsia="Malgun Gothic" w:hAnsi="Malgun Gothic"/>
+          <w:sz w:val="21"/>
+          <w:szCs w:val="21"/>
+        </w:rPr>
+        <w:t xml:space="preserve">"</w:t>
+      </w:r>
+    </w:p>
+    <w:p>
+      <w:pPr>
+        <w:pStyle w:val="ListParagraph"/>
+        <w:numPr>
+          <w:ilvl w:val="0"/>
+          <w:numId w:val="2"/>
+        </w:numPr>
+        <w:spacing w:after="60"/>
+      </w:pPr>
+      <w:r>
+        <w:rPr>
+          <w:rFonts w:ascii="Malgun Gothic" w:cs="Malgun Gothic" w:eastAsia="Malgun Gothic" w:hAnsi="Malgun Gothic"/>
+          <w:sz w:val="21"/>
+          <w:szCs w:val="21"/>
+        </w:rPr>
+        <w:t xml:space="preserve">"홈에서 일일 지표를 볼 수 없었음 → </w:t>
+      </w:r>
+      <w:r>
+        <w:rPr>
+          <w:rFonts w:ascii="Malgun Gothic" w:cs="Malgun Gothic" w:eastAsia="Malgun Gothic" w:hAnsi="Malgun Gothic"/>
+          <w:b/>
+          <w:bCs/>
+          <w:sz w:val="21"/>
+          <w:szCs w:val="21"/>
+        </w:rPr>
+        <w:t xml:space="preserve">식사/운동/수면 진행률 위젯 신설</w:t>
+      </w:r>
+      <w:r>
+        <w:rPr>
+          <w:rFonts w:ascii="Malgun Gothic" w:cs="Malgun Gothic" w:eastAsia="Malgun Gothic" w:hAnsi="Malgun Gothic"/>
+          <w:sz w:val="21"/>
+          <w:szCs w:val="21"/>
+        </w:rPr>
+        <w:t xml:space="preserve">"</w:t>
+      </w:r>
+    </w:p>
+    <w:p>
+      <w:pPr>
+        <w:pStyle w:val="ListParagraph"/>
+        <w:numPr>
+          <w:ilvl w:val="0"/>
+          <w:numId w:val="2"/>
+        </w:numPr>
+        <w:spacing w:after="60"/>
+      </w:pPr>
+      <w:r>
+        <w:rPr>
+          <w:rFonts w:ascii="Malgun Gothic" w:cs="Malgun Gothic" w:eastAsia="Malgun Gothic" w:hAnsi="Malgun Gothic"/>
+          <w:sz w:val="21"/>
+          <w:szCs w:val="21"/>
+        </w:rPr>
+        <w:t xml:space="preserve">"AI가 생성하는 추천 이유가 실제로 도움이 되는지 확인할 방법이 없었음 → </w:t>
+      </w:r>
+      <w:r>
+        <w:rPr>
+          <w:rFonts w:ascii="Malgun Gothic" w:cs="Malgun Gothic" w:eastAsia="Malgun Gothic" w:hAnsi="Malgun Gothic"/>
+          <w:b/>
+          <w:bCs/>
+          <w:sz w:val="21"/>
+          <w:szCs w:val="21"/>
+        </w:rPr>
+        <w:t xml:space="preserve">👍/👎 피드백 루프 신설</w:t>
+      </w:r>
+      <w:r>
+        <w:rPr>
+          <w:rFonts w:ascii="Malgun Gothic" w:cs="Malgun Gothic" w:eastAsia="Malgun Gothic" w:hAnsi="Malgun Gothic"/>
+          <w:sz w:val="21"/>
+          <w:szCs w:val="21"/>
+        </w:rPr>
+        <w:t xml:space="preserve">"</w:t>
+      </w:r>
+    </w:p>
+    <w:p>
+      <w:pPr>
+        <w:pStyle w:val="ListParagraph"/>
+        <w:numPr>
+          <w:ilvl w:val="0"/>
+          <w:numId w:val="2"/>
+        </w:numPr>
+        <w:spacing w:after="60"/>
+      </w:pPr>
+      <w:r>
+        <w:rPr>
+          <w:rFonts w:ascii="Malgun Gothic" w:cs="Malgun Gothic" w:eastAsia="Malgun Gothic" w:hAnsi="Malgun Gothic"/>
+          <w:sz w:val="21"/>
+          <w:szCs w:val="21"/>
+        </w:rPr>
+        <w:t xml:space="preserve">"식단 검색 결과마다 인분선택+기록버튼이 다 붙어 여러 개면 보기 힘들었음 → </w:t>
+      </w:r>
+      <w:r>
+        <w:rPr>
+          <w:rFonts w:ascii="Malgun Gothic" w:cs="Malgun Gothic" w:eastAsia="Malgun Gothic" w:hAnsi="Malgun Gothic"/>
+          <w:b/>
+          <w:bCs/>
+          <w:sz w:val="21"/>
+          <w:szCs w:val="21"/>
+        </w:rPr>
+        <w:t xml:space="preserve">목록 선택 → 설정 흐름으로 재설계</w:t>
+      </w:r>
+      <w:r>
+        <w:rPr>
+          <w:rFonts w:ascii="Malgun Gothic" w:cs="Malgun Gothic" w:eastAsia="Malgun Gothic" w:hAnsi="Malgun Gothic"/>
+          <w:sz w:val="21"/>
+          <w:szCs w:val="21"/>
+        </w:rPr>
+        <w:t xml:space="preserve">"</w:t>
+      </w:r>
+    </w:p>
+    <w:p>
+      <w:pPr>
+        <w:pStyle w:val="ListParagraph"/>
+        <w:numPr>
+          <w:ilvl w:val="0"/>
+          <w:numId w:val="2"/>
+        </w:numPr>
+        <w:spacing w:after="60"/>
+      </w:pPr>
+      <w:r>
+        <w:rPr>
+          <w:rFonts w:ascii="Malgun Gothic" w:cs="Malgun Gothic" w:eastAsia="Malgun Gothic" w:hAnsi="Malgun Gothic"/>
+          <w:sz w:val="21"/>
+          <w:szCs w:val="21"/>
+        </w:rPr>
+        <w:t xml:space="preserve">"운동은 고정 23개뿐인데 자유 검색 UI를 쓰고 있었음 → </w:t>
+      </w:r>
+      <w:r>
+        <w:rPr>
+          <w:rFonts w:ascii="Malgun Gothic" w:cs="Malgun Gothic" w:eastAsia="Malgun Gothic" w:hAnsi="Malgun Gothic"/>
+          <w:b/>
+          <w:bCs/>
+          <w:sz w:val="21"/>
+          <w:szCs w:val="21"/>
+        </w:rPr>
+        <w:t xml:space="preserve">드롭다운 전환 + '기타'는 AI가 MET 값 인식</w:t>
+      </w:r>
+      <w:r>
+        <w:rPr>
+          <w:rFonts w:ascii="Malgun Gothic" w:cs="Malgun Gothic" w:eastAsia="Malgun Gothic" w:hAnsi="Malgun Gothic"/>
+          <w:sz w:val="21"/>
+          <w:szCs w:val="21"/>
+        </w:rPr>
+        <w:t xml:space="preserve">"</w:t>
+      </w:r>
+    </w:p>
+    <w:p>
+      <w:pPr>
+        <w:pStyle w:val="Heading3"/>
+        <w:spacing w:after="120" w:before="240"/>
+      </w:pPr>
+      <w:r>
+        <w:rPr>
+          <w:rFonts w:ascii="Malgun Gothic" w:cs="Malgun Gothic" w:eastAsia="Malgun Gothic" w:hAnsi="Malgun Gothic"/>
+          <w:sz w:val="21"/>
+          <w:szCs w:val="21"/>
+        </w:rPr>
+        <w:t xml:space="preserve">3. 아키텍처의 우아함</w:t>
+      </w:r>
+    </w:p>
+    <w:p>
+      <w:pPr>
+        <w:pStyle w:val="ListParagraph"/>
+        <w:numPr>
+          <w:ilvl w:val="0"/>
+          <w:numId w:val="2"/>
+        </w:numPr>
+        <w:spacing w:after="60"/>
+      </w:pPr>
+      <w:r>
+        <w:rPr>
+          <w:rFonts w:ascii="Malgun Gothic" w:cs="Malgun Gothic" w:eastAsia="Malgun Gothic" w:hAnsi="Malgun Gothic"/>
+          <w:sz w:val="21"/>
+          <w:szCs w:val="21"/>
+        </w:rPr>
+        <w:t xml:space="preserve">"PushService </w:t>
+      </w:r>
+      <w:r>
+        <w:rPr>
+          <w:rFonts w:ascii="Malgun Gothic" w:cs="Malgun Gothic" w:eastAsia="Malgun Gothic" w:hAnsi="Malgun Gothic"/>
+          <w:b/>
+          <w:bCs/>
+          <w:sz w:val="21"/>
+          <w:szCs w:val="21"/>
+        </w:rPr>
+        <w:t xml:space="preserve">한 곳의 훅</w:t>
+      </w:r>
+      <w:r>
+        <w:rPr>
+          <w:rFonts w:ascii="Malgun Gothic" w:cs="Malgun Gothic" w:eastAsia="Malgun Gothic" w:hAnsi="Malgun Gothic"/>
+          <w:sz w:val="21"/>
+          <w:szCs w:val="21"/>
+        </w:rPr>
+        <w:t xml:space="preserve"> → 모든 알림 종류 자동 커버" (확장성 좋음)</w:t>
+      </w:r>
+    </w:p>
+    <w:p>
+      <w:pPr>
+        <w:pStyle w:val="ListParagraph"/>
+        <w:numPr>
+          <w:ilvl w:val="0"/>
+          <w:numId w:val="2"/>
+        </w:numPr>
+        <w:spacing w:after="60"/>
+      </w:pPr>
+      <w:r>
+        <w:rPr>
+          <w:rFonts w:ascii="Malgun Gothic" w:cs="Malgun Gothic" w:eastAsia="Malgun Gothic" w:hAnsi="Malgun Gothic"/>
+          <w:sz w:val="21"/>
+          <w:szCs w:val="21"/>
+        </w:rPr>
+        <w:t xml:space="preserve">"HealthProfile 별도 테이블 → </w:t>
+      </w:r>
+      <w:r>
+        <w:rPr>
+          <w:rFonts w:ascii="Malgun Gothic" w:cs="Malgun Gothic" w:eastAsia="Malgun Gothic" w:hAnsi="Malgun Gothic"/>
+          <w:b/>
+          <w:bCs/>
+          <w:sz w:val="21"/>
+          <w:szCs w:val="21"/>
+        </w:rPr>
+        <w:t xml:space="preserve">PII 분리 + 다른 기능과 독립</w:t>
+      </w:r>
+      <w:r>
+        <w:rPr>
+          <w:rFonts w:ascii="Malgun Gothic" w:cs="Malgun Gothic" w:eastAsia="Malgun Gothic" w:hAnsi="Malgun Gothic"/>
+          <w:sz w:val="21"/>
+          <w:szCs w:val="21"/>
+        </w:rPr>
+        <w:t xml:space="preserve">"</w:t>
+      </w:r>
+    </w:p>
+    <w:p>
+      <w:pPr>
+        <w:pStyle w:val="ListParagraph"/>
+        <w:numPr>
+          <w:ilvl w:val="0"/>
+          <w:numId w:val="2"/>
+        </w:numPr>
+        <w:spacing w:after="60"/>
+      </w:pPr>
+      <w:r>
+        <w:rPr>
+          <w:rFonts w:ascii="Malgun Gothic" w:cs="Malgun Gothic" w:eastAsia="Malgun Gothic" w:hAnsi="Malgun Gothic"/>
+          <w:sz w:val="21"/>
+          <w:szCs w:val="21"/>
+        </w:rPr>
+        <w:t xml:space="preserve">"(profile_id, log_date) 유니크 제약 → </w:t>
+      </w:r>
+      <w:r>
+        <w:rPr>
+          <w:rFonts w:ascii="Malgun Gothic" w:cs="Malgun Gothic" w:eastAsia="Malgun Gothic" w:hAnsi="Malgun Gothic"/>
+          <w:b/>
+          <w:bCs/>
+          <w:sz w:val="21"/>
+          <w:szCs w:val="21"/>
+        </w:rPr>
+        <w:t xml:space="preserve">중복 저장 자동 방지 + 캐싱 정책 명확</w:t>
+      </w:r>
+      <w:r>
+        <w:rPr>
+          <w:rFonts w:ascii="Malgun Gothic" w:cs="Malgun Gothic" w:eastAsia="Malgun Gothic" w:hAnsi="Malgun Gothic"/>
+          <w:sz w:val="21"/>
+          <w:szCs w:val="21"/>
+        </w:rPr>
+        <w:t xml:space="preserve">"</w:t>
+      </w:r>
+    </w:p>
+    <w:p>
+      <w:pPr>
+        <w:pStyle w:val="ListParagraph"/>
+        <w:numPr>
+          <w:ilvl w:val="0"/>
+          <w:numId w:val="2"/>
+        </w:numPr>
+        <w:spacing w:after="60"/>
+      </w:pPr>
+      <w:r>
+        <w:rPr>
+          <w:rFonts w:ascii="Malgun Gothic" w:cs="Malgun Gothic" w:eastAsia="Malgun Gothic" w:hAnsi="Malgun Gothic"/>
+          <w:sz w:val="21"/>
+          <w:szCs w:val="21"/>
+        </w:rPr>
+        <w:t xml:space="preserve">"AI 폴백 템플릿 → </w:t>
+      </w:r>
+      <w:r>
+        <w:rPr>
+          <w:rFonts w:ascii="Malgun Gothic" w:cs="Malgun Gothic" w:eastAsia="Malgun Gothic" w:hAnsi="Malgun Gothic"/>
+          <w:b/>
+          <w:bCs/>
+          <w:sz w:val="21"/>
+          <w:szCs w:val="21"/>
+        </w:rPr>
+        <w:t xml:space="preserve">100% 가용성 보장</w:t>
+      </w:r>
+      <w:r>
+        <w:rPr>
+          <w:rFonts w:ascii="Malgun Gothic" w:cs="Malgun Gothic" w:eastAsia="Malgun Gothic" w:hAnsi="Malgun Gothic"/>
+          <w:sz w:val="21"/>
+          <w:szCs w:val="21"/>
+        </w:rPr>
+        <w:t xml:space="preserve"> (AI 실패 시에도 서비스 중단 없음)"</w:t>
+      </w:r>
+    </w:p>
+    <w:p>
+      <w:pPr>
+        <w:pStyle w:val="ListParagraph"/>
+        <w:numPr>
+          <w:ilvl w:val="0"/>
+          <w:numId w:val="2"/>
+        </w:numPr>
+        <w:spacing w:after="60"/>
+      </w:pPr>
+      <w:r>
+        <w:rPr>
+          <w:rFonts w:ascii="Malgun Gothic" w:cs="Malgun Gothic" w:eastAsia="Malgun Gothic" w:hAnsi="Malgun Gothic"/>
+          <w:sz w:val="21"/>
+          <w:szCs w:val="21"/>
+        </w:rPr>
+        <w:t xml:space="preserve">"(feature, target_key) 조합 식별 → </w:t>
+      </w:r>
+      <w:r>
+        <w:rPr>
+          <w:rFonts w:ascii="Malgun Gothic" w:cs="Malgun Gothic" w:eastAsia="Malgun Gothic" w:hAnsi="Malgun Gothic"/>
+          <w:b/>
+          <w:bCs/>
+          <w:sz w:val="21"/>
+          <w:szCs w:val="21"/>
+        </w:rPr>
+        <w:t xml:space="preserve">DB row가 없는 대상(습관 이유)까지 하나의 피드백 테이블로 커버</w:t>
+      </w:r>
+      <w:r>
+        <w:rPr>
+          <w:rFonts w:ascii="Malgun Gothic" w:cs="Malgun Gothic" w:eastAsia="Malgun Gothic" w:hAnsi="Malgun Gothic"/>
+          <w:sz w:val="21"/>
+          <w:szCs w:val="21"/>
+        </w:rPr>
+        <w:t xml:space="preserve">"</w:t>
+      </w:r>
+    </w:p>
+    <w:p>
+      <w:pPr>
+        <w:pStyle w:val="Heading3"/>
+        <w:spacing w:after="120" w:before="240"/>
+      </w:pPr>
+      <w:r>
+        <w:rPr>
+          <w:rFonts w:ascii="Malgun Gothic" w:cs="Malgun Gothic" w:eastAsia="Malgun Gothic" w:hAnsi="Malgun Gothic"/>
+          <w:sz w:val="21"/>
+          <w:szCs w:val="21"/>
+        </w:rPr>
+        <w:t xml:space="preserve">4. 기술 깊이</w:t>
+      </w:r>
+    </w:p>
+    <w:p>
+      <w:pPr>
+        <w:spacing w:after="120"/>
+      </w:pPr>
+      <w:r>
+        <w:rPr>
+          <w:rFonts w:ascii="Malgun Gothic" w:cs="Malgun Gothic" w:eastAsia="Malgun Gothic" w:hAnsi="Malgun Gothic"/>
+          <w:b/>
+          <w:bCs/>
+          <w:sz w:val="21"/>
+          <w:szCs w:val="21"/>
+        </w:rPr>
+        <w:t xml:space="preserve">Mifflin-St Jeor 공식 적용</w:t>
+      </w:r>
+    </w:p>
+    <w:p>
+      <w:pPr>
+        <w:pStyle w:val="ListParagraph"/>
+        <w:numPr>
+          <w:ilvl w:val="0"/>
+          <w:numId w:val="2"/>
+        </w:numPr>
+        <w:spacing w:after="60"/>
+      </w:pPr>
+      <w:r>
+        <w:rPr>
+          <w:rFonts w:ascii="Malgun Gothic" w:cs="Malgun Gothic" w:eastAsia="Malgun Gothic" w:hAnsi="Malgun Gothic"/>
+          <w:sz w:val="21"/>
+          <w:szCs w:val="21"/>
+        </w:rPr>
+        <w:t xml:space="preserve">단순 "2000kcal 일괄 적용"이 아니라</w:t>
+      </w:r>
+    </w:p>
+    <w:p>
+      <w:pPr>
+        <w:pStyle w:val="ListParagraph"/>
+        <w:numPr>
+          <w:ilvl w:val="0"/>
+          <w:numId w:val="2"/>
+        </w:numPr>
+        <w:spacing w:after="60"/>
+      </w:pPr>
+      <w:r>
+        <w:rPr>
+          <w:rFonts w:ascii="Malgun Gothic" w:cs="Malgun Gothic" w:eastAsia="Malgun Gothic" w:hAnsi="Malgun Gothic"/>
+          <w:sz w:val="21"/>
+          <w:szCs w:val="21"/>
+        </w:rPr>
+        <w:t xml:space="preserve">"키/몸무게/성별/나이 모두 고려 + 활동계수 1.375 + 50kcal 단위 반올림"</w:t>
+      </w:r>
+    </w:p>
+    <w:p>
+      <w:pPr>
+        <w:pStyle w:val="ListParagraph"/>
+        <w:numPr>
+          <w:ilvl w:val="0"/>
+          <w:numId w:val="2"/>
+        </w:numPr>
+        <w:spacing w:after="60"/>
+      </w:pPr>
+      <w:r>
+        <w:rPr>
+          <w:rFonts w:ascii="Malgun Gothic" w:cs="Malgun Gothic" w:eastAsia="Malgun Gothic" w:hAnsi="Malgun Gothic"/>
+          <w:sz w:val="21"/>
+          <w:szCs w:val="21"/>
+        </w:rPr>
+        <w:t xml:space="preserve">"개인별로 1,500~3,200kcal 범위의 개인화"</w:t>
+      </w:r>
+    </w:p>
+    <w:p>
+      <w:pPr>
+        <w:spacing w:after="120"/>
+      </w:pPr>
+      <w:r>
+        <w:rPr>
+          <w:rFonts w:ascii="Malgun Gothic" w:cs="Malgun Gothic" w:eastAsia="Malgun Gothic" w:hAnsi="Malgun Gothic"/>
+          <w:b/>
+          <w:bCs/>
+          <w:sz w:val="21"/>
+          <w:szCs w:val="21"/>
+        </w:rPr>
         <w:t xml:space="preserve">로테이션 결정론적 선택</w:t>
       </w:r>
     </w:p>
@@ -13803,6 +16156,75 @@
           <w:szCs w:val="21"/>
         </w:rPr>
         <w:t xml:space="preserve">예측 가능성 ↑</w:t>
+      </w:r>
+    </w:p>
+    <w:p>
+      <w:pPr>
+        <w:spacing w:after="120"/>
+      </w:pPr>
+      <w:r>
+        <w:rPr>
+          <w:rFonts w:ascii="Malgun Gothic" w:cs="Malgun Gothic" w:eastAsia="Malgun Gothic" w:hAnsi="Malgun Gothic"/>
+          <w:b/>
+          <w:bCs/>
+          <w:sz w:val="21"/>
+          <w:szCs w:val="21"/>
+        </w:rPr>
+        <w:t xml:space="preserve">AI 환각 방어</w:t>
+      </w:r>
+    </w:p>
+    <w:p>
+      <w:pPr>
+        <w:pStyle w:val="ListParagraph"/>
+        <w:numPr>
+          <w:ilvl w:val="0"/>
+          <w:numId w:val="2"/>
+        </w:numPr>
+        <w:spacing w:after="60"/>
+      </w:pPr>
+      <w:r>
+        <w:rPr>
+          <w:rFonts w:ascii="Malgun Gothic" w:cs="Malgun Gothic" w:eastAsia="Malgun Gothic" w:hAnsi="Malgun Gothic"/>
+          <w:sz w:val="21"/>
+          <w:szCs w:val="21"/>
+        </w:rPr>
+        <w:t xml:space="preserve">단순 "AI가 준 값을 그대로 쓰지 않는다"</w:t>
+      </w:r>
+    </w:p>
+    <w:p>
+      <w:pPr>
+        <w:pStyle w:val="ListParagraph"/>
+        <w:numPr>
+          <w:ilvl w:val="0"/>
+          <w:numId w:val="2"/>
+        </w:numPr>
+        <w:spacing w:after="60"/>
+      </w:pPr>
+      <w:r>
+        <w:rPr>
+          <w:rFonts w:ascii="Malgun Gothic" w:cs="Malgun Gothic" w:eastAsia="Malgun Gothic" w:hAnsi="Malgun Gothic"/>
+          <w:sz w:val="21"/>
+          <w:szCs w:val="21"/>
+        </w:rPr>
+        <w:t xml:space="preserve">"MET 추정값이 0.5~25 범위를 벗어나면(환각) 자동으로 폴백값 대체"</w:t>
+      </w:r>
+    </w:p>
+    <w:p>
+      <w:pPr>
+        <w:pStyle w:val="ListParagraph"/>
+        <w:numPr>
+          <w:ilvl w:val="0"/>
+          <w:numId w:val="2"/>
+        </w:numPr>
+        <w:spacing w:after="60"/>
+      </w:pPr>
+      <w:r>
+        <w:rPr>
+          <w:rFonts w:ascii="Malgun Gothic" w:cs="Malgun Gothic" w:eastAsia="Malgun Gothic" w:hAnsi="Malgun Gothic"/>
+          <w:sz w:val="21"/>
+          <w:szCs w:val="21"/>
+        </w:rPr>
+        <w:t xml:space="preserve">"AI 실패와 AI의 이상 응답, 두 가지 실패 모드를 모두 방어"</w:t>
       </w:r>
     </w:p>
     <w:p>
@@ -13919,7 +16341,7 @@
                 <w:sz w:val="21"/>
                 <w:szCs w:val="21"/>
               </w:rPr>
-              <w:t xml:space="preserve">15개</w:t>
+              <w:t xml:space="preserve">18개</w:t>
             </w:r>
           </w:p>
         </w:tc>
@@ -13956,7 +16378,7 @@
                 <w:sz w:val="21"/>
                 <w:szCs w:val="21"/>
               </w:rPr>
-              <w:t xml:space="preserve">15개 (무중단 배포)</w:t>
+              <w:t xml:space="preserve">16개 (무중단 배포)</w:t>
             </w:r>
           </w:p>
         </w:tc>
@@ -13993,7 +16415,7 @@
                 <w:sz w:val="21"/>
                 <w:szCs w:val="21"/>
               </w:rPr>
-              <w:t xml:space="preserve">4,000+ 추가/수정</w:t>
+              <w:t xml:space="preserve">5,000+ 추가/수정</w:t>
             </w:r>
           </w:p>
         </w:tc>
@@ -14030,7 +16452,7 @@
                 <w:sz w:val="21"/>
                 <w:szCs w:val="21"/>
               </w:rPr>
-              <w:t xml:space="preserve">20+ 신규 (회귀 0개)</w:t>
+              <w:t xml:space="preserve">32+ 신규 (회귀 0개)</w:t>
             </w:r>
           </w:p>
         </w:tc>
@@ -14089,6 +16511,43 @@
                 <w:sz w:val="21"/>
                 <w:szCs w:val="21"/>
               </w:rPr>
+              <w:t xml:space="preserve">신규 API 엔드포인트</w:t>
+            </w:r>
+          </w:p>
+        </w:tc>
+        <w:tc>
+          <w:tcPr>
+            <w:tcW w:type="dxa" w:w="4500"/>
+          </w:tcPr>
+          <w:p>
+            <w:r>
+              <w:rPr>
+                <w:rFonts w:ascii="Malgun Gothic" w:cs="Malgun Gothic" w:eastAsia="Malgun Gothic" w:hAnsi="Malgun Gothic"/>
+                <w:sz w:val="21"/>
+                <w:szCs w:val="21"/>
+              </w:rPr>
+              <w:t xml:space="preserve">4개 (습관 이유 피드백, 식단 이유 피드백, 운동 카탈로그, 운동 AI MET 추정)</w:t>
+            </w:r>
+          </w:p>
+        </w:tc>
+      </w:tr>
+      <w:tr>
+        <w:trPr>
+          <w:tblHeader w:val="false"/>
+        </w:trPr>
+        <w:tc>
+          <w:tcPr>
+            <w:tcW w:type="dxa" w:w="4500"/>
+          </w:tcPr>
+          <w:p>
+            <w:r>
+              <w:rPr>
+                <w:rFonts w:ascii="Malgun Gothic" w:cs="Malgun Gothic" w:eastAsia="Malgun Gothic" w:hAnsi="Malgun Gothic"/>
+                <w:b/>
+                <w:bCs/>
+                <w:sz w:val="21"/>
+                <w:szCs w:val="21"/>
+              </w:rPr>
               <w:t xml:space="preserve">기능</w:t>
             </w:r>
           </w:p>
@@ -14104,7 +16563,7 @@
                 <w:sz w:val="21"/>
                 <w:szCs w:val="21"/>
               </w:rPr>
-              <w:t xml:space="preserve">알림 6개 + 개인화 9개 + UI 1개 + 유지보수 1개</w:t>
+              <w:t xml:space="preserve">알림 6개 + 개인화 12개 + UI 1개 + 유지보수 1개</w:t>
             </w:r>
           </w:p>
         </w:tc>
@@ -14215,15 +16674,15 @@
           <w:sz w:val="21"/>
           <w:szCs w:val="21"/>
         </w:rPr>
-        <w:t xml:space="preserve">슬라이드 9-20</w:t>
-      </w:r>
-      <w:r>
-        <w:rPr>
-          <w:rFonts w:ascii="Malgun Gothic" w:cs="Malgun Gothic" w:eastAsia="Malgun Gothic" w:hAnsi="Malgun Gothic"/>
-          <w:sz w:val="21"/>
-          <w:szCs w:val="21"/>
-        </w:rPr>
-        <w:t xml:space="preserve">: 각 기능 상세 (선택적 축약 가능)</w:t>
+        <w:t xml:space="preserve">슬라이드 9-23</w:t>
+      </w:r>
+      <w:r>
+        <w:rPr>
+          <w:rFonts w:ascii="Malgun Gothic" w:cs="Malgun Gothic" w:eastAsia="Malgun Gothic" w:hAnsi="Malgun Gothic"/>
+          <w:sz w:val="21"/>
+          <w:szCs w:val="21"/>
+        </w:rPr>
+        <w:t xml:space="preserve">: 각 기능 상세 (선택적 축약 가능, 19-21이 이번에 새로 추가된 슬라이드)</w:t>
       </w:r>
     </w:p>
     <w:p>
@@ -14243,7 +16702,7 @@
           <w:sz w:val="21"/>
           <w:szCs w:val="21"/>
         </w:rPr>
-        <w:t xml:space="preserve">슬라이드 21</w:t>
+        <w:t xml:space="preserve">슬라이드 24</w:t>
       </w:r>
       <w:r>
         <w:rPr>
@@ -14271,7 +16730,7 @@
           <w:sz w:val="21"/>
           <w:szCs w:val="21"/>
         </w:rPr>
-        <w:t xml:space="preserve">슬라이드 22</w:t>
+        <w:t xml:space="preserve">슬라이드 25</w:t>
       </w:r>
       <w:r>
         <w:rPr>
@@ -14299,7 +16758,7 @@
           <w:sz w:val="21"/>
           <w:szCs w:val="21"/>
         </w:rPr>
-        <w:t xml:space="preserve">슬라이드 23</w:t>
+        <w:t xml:space="preserve">슬라이드 26</w:t>
       </w:r>
       <w:r>
         <w:rPr>
@@ -14327,7 +16786,7 @@
           <w:sz w:val="21"/>
           <w:szCs w:val="21"/>
         </w:rPr>
-        <w:t xml:space="preserve">슬라이드 24</w:t>
+        <w:t xml:space="preserve">슬라이드 27</w:t>
       </w:r>
       <w:r>
         <w:rPr>
@@ -14348,7 +16807,7 @@
           <w:sz w:val="21"/>
           <w:szCs w:val="21"/>
         </w:rPr>
-        <w:t xml:space="preserve">발표 시간에 맞춰 슬라이드 9-20 중 핵심만 선택해서 진행하면 됩니다. 상세 내용은 구글 프레젠테이션 발표자 노트에 넣으면 좋습니다.</w:t>
+        <w:t xml:space="preserve">발표 시간에 맞춰 슬라이드 9-23 중 핵심만 선택해서 진행하면 됩니다. 상세 내용은 구글 프레젠테이션 발표자 노트에 넣으면 좋습니다.</w:t>
       </w:r>
     </w:p>
     <w:sectPr>
